--- a/DOKUMEN PELENGKAP/DAFTAR ISI SUMBER DAYA MANUSIA.docx
+++ b/DOKUMEN PELENGKAP/DAFTAR ISI SUMBER DAYA MANUSIA.docx
@@ -66,7 +66,7 @@
           <w:r>
             <w:fldChar w:fldCharType="separate"/>
           </w:r>
-          <w:hyperlink w:anchor="_Toc216876030" w:history="1">
+          <w:hyperlink w:anchor="_Toc218598194" w:history="1">
             <w:r>
               <w:rPr>
                 <w:rStyle w:val="Hyperlink"/>
@@ -112,7 +112,7 @@
                 <w:noProof/>
                 <w:webHidden/>
               </w:rPr>
-              <w:instrText xml:space="preserve"> PAGEREF _Toc216876030 \h </w:instrText>
+              <w:instrText xml:space="preserve"> PAGEREF _Toc218598194 \h </w:instrText>
             </w:r>
             <w:r>
               <w:rPr>
@@ -159,7 +159,7 @@
               <w14:ligatures w14:val="standardContextual"/>
             </w:rPr>
           </w:pPr>
-          <w:hyperlink w:anchor="_Toc216876031" w:history="1">
+          <w:hyperlink w:anchor="_Toc218598195" w:history="1">
             <w:r>
               <w:rPr>
                 <w:rStyle w:val="Hyperlink"/>
@@ -205,7 +205,7 @@
                 <w:noProof/>
                 <w:webHidden/>
               </w:rPr>
-              <w:instrText xml:space="preserve"> PAGEREF _Toc216876031 \h </w:instrText>
+              <w:instrText xml:space="preserve"> PAGEREF _Toc218598195 \h </w:instrText>
             </w:r>
             <w:r>
               <w:rPr>
@@ -252,7 +252,7 @@
               <w14:ligatures w14:val="standardContextual"/>
             </w:rPr>
           </w:pPr>
-          <w:hyperlink w:anchor="_Toc216876032" w:history="1">
+          <w:hyperlink w:anchor="_Toc218598196" w:history="1">
             <w:r>
               <w:rPr>
                 <w:rStyle w:val="Hyperlink"/>
@@ -298,7 +298,7 @@
                 <w:noProof/>
                 <w:webHidden/>
               </w:rPr>
-              <w:instrText xml:space="preserve"> PAGEREF _Toc216876032 \h </w:instrText>
+              <w:instrText xml:space="preserve"> PAGEREF _Toc218598196 \h </w:instrText>
             </w:r>
             <w:r>
               <w:rPr>
@@ -345,7 +345,7 @@
               <w14:ligatures w14:val="standardContextual"/>
             </w:rPr>
           </w:pPr>
-          <w:hyperlink w:anchor="_Toc216876046" w:history="1">
+          <w:hyperlink w:anchor="_Toc218598210" w:history="1">
             <w:r>
               <w:rPr>
                 <w:rStyle w:val="Hyperlink"/>
@@ -391,7 +391,7 @@
                 <w:noProof/>
                 <w:webHidden/>
               </w:rPr>
-              <w:instrText xml:space="preserve"> PAGEREF _Toc216876046 \h </w:instrText>
+              <w:instrText xml:space="preserve"> PAGEREF _Toc218598210 \h </w:instrText>
             </w:r>
             <w:r>
               <w:rPr>
@@ -438,7 +438,7 @@
               <w14:ligatures w14:val="standardContextual"/>
             </w:rPr>
           </w:pPr>
-          <w:hyperlink w:anchor="_Toc216876047" w:history="1">
+          <w:hyperlink w:anchor="_Toc218598211" w:history="1">
             <w:r>
               <w:rPr>
                 <w:rStyle w:val="Hyperlink"/>
@@ -461,6 +461,8 @@
             <w:r>
               <w:rPr>
                 <w:rStyle w:val="Hyperlink"/>
+                <w:b/>
+                <w:bCs/>
                 <w:noProof/>
               </w:rPr>
               <w:t>LAMPIRAN SIPA APOTEKER</w:t>
@@ -484,7 +486,7 @@
                 <w:noProof/>
                 <w:webHidden/>
               </w:rPr>
-              <w:instrText xml:space="preserve"> PAGEREF _Toc216876047 \h </w:instrText>
+              <w:instrText xml:space="preserve"> PAGEREF _Toc218598211 \h </w:instrText>
             </w:r>
             <w:r>
               <w:rPr>
@@ -531,7 +533,7 @@
               <w14:ligatures w14:val="standardContextual"/>
             </w:rPr>
           </w:pPr>
-          <w:hyperlink w:anchor="_Toc216876048" w:history="1">
+          <w:hyperlink w:anchor="_Toc218598212" w:history="1">
             <w:r>
               <w:rPr>
                 <w:rStyle w:val="Hyperlink"/>
@@ -577,7 +579,7 @@
                 <w:noProof/>
                 <w:webHidden/>
               </w:rPr>
-              <w:instrText xml:space="preserve"> PAGEREF _Toc216876048 \h </w:instrText>
+              <w:instrText xml:space="preserve"> PAGEREF _Toc218598212 \h </w:instrText>
             </w:r>
             <w:r>
               <w:rPr>
@@ -624,7 +626,7 @@
               <w14:ligatures w14:val="standardContextual"/>
             </w:rPr>
           </w:pPr>
-          <w:hyperlink w:anchor="_Toc216876049" w:history="1">
+          <w:hyperlink w:anchor="_Toc218598213" w:history="1">
             <w:r>
               <w:rPr>
                 <w:rStyle w:val="Hyperlink"/>
@@ -670,7 +672,7 @@
                 <w:noProof/>
                 <w:webHidden/>
               </w:rPr>
-              <w:instrText xml:space="preserve"> PAGEREF _Toc216876049 \h </w:instrText>
+              <w:instrText xml:space="preserve"> PAGEREF _Toc218598213 \h </w:instrText>
             </w:r>
             <w:r>
               <w:rPr>
@@ -691,6 +693,285 @@
                 <w:webHidden/>
               </w:rPr>
               <w:t>11</w:t>
+            </w:r>
+            <w:r>
+              <w:rPr>
+                <w:noProof/>
+                <w:webHidden/>
+              </w:rPr>
+              <w:fldChar w:fldCharType="end"/>
+            </w:r>
+          </w:hyperlink>
+        </w:p>
+        <w:p>
+          <w:pPr>
+            <w:pStyle w:val="TOC1"/>
+            <w:tabs>
+              <w:tab w:val="left" w:pos="480"/>
+              <w:tab w:val="right" w:leader="dot" w:pos="9016"/>
+            </w:tabs>
+            <w:rPr>
+              <w:rFonts w:cstheme="minorBidi"/>
+              <w:noProof/>
+              <w:kern w:val="2"/>
+              <w:sz w:val="24"/>
+              <w:szCs w:val="24"/>
+              <w14:ligatures w14:val="standardContextual"/>
+            </w:rPr>
+          </w:pPr>
+          <w:hyperlink w:anchor="_Toc218598214" w:history="1">
+            <w:r>
+              <w:rPr>
+                <w:rStyle w:val="Hyperlink"/>
+                <w:rFonts w:ascii="Arial" w:eastAsia="Arial" w:hAnsi="Arial" w:cs="Arial"/>
+                <w:noProof/>
+              </w:rPr>
+              <w:t>8.</w:t>
+            </w:r>
+            <w:r>
+              <w:rPr>
+                <w:rFonts w:cstheme="minorBidi"/>
+                <w:noProof/>
+                <w:kern w:val="2"/>
+                <w:sz w:val="24"/>
+                <w:szCs w:val="24"/>
+                <w14:ligatures w14:val="standardContextual"/>
+              </w:rPr>
+              <w:tab/>
+            </w:r>
+            <w:r>
+              <w:rPr>
+                <w:rStyle w:val="Hyperlink"/>
+                <w:noProof/>
+              </w:rPr>
+              <w:t>Surat Packlaring Apoteker</w:t>
+            </w:r>
+            <w:r>
+              <w:rPr>
+                <w:noProof/>
+                <w:webHidden/>
+              </w:rPr>
+              <w:tab/>
+            </w:r>
+            <w:r>
+              <w:rPr>
+                <w:noProof/>
+                <w:webHidden/>
+              </w:rPr>
+              <w:fldChar w:fldCharType="begin"/>
+            </w:r>
+            <w:r>
+              <w:rPr>
+                <w:noProof/>
+                <w:webHidden/>
+              </w:rPr>
+              <w:instrText xml:space="preserve"> PAGEREF _Toc218598214 \h </w:instrText>
+            </w:r>
+            <w:r>
+              <w:rPr>
+                <w:noProof/>
+                <w:webHidden/>
+              </w:rPr>
+            </w:r>
+            <w:r>
+              <w:rPr>
+                <w:noProof/>
+                <w:webHidden/>
+              </w:rPr>
+              <w:fldChar w:fldCharType="separate"/>
+            </w:r>
+            <w:r>
+              <w:rPr>
+                <w:noProof/>
+                <w:webHidden/>
+              </w:rPr>
+              <w:t>12</w:t>
+            </w:r>
+            <w:r>
+              <w:rPr>
+                <w:noProof/>
+                <w:webHidden/>
+              </w:rPr>
+              <w:fldChar w:fldCharType="end"/>
+            </w:r>
+          </w:hyperlink>
+        </w:p>
+        <w:p>
+          <w:pPr>
+            <w:pStyle w:val="TOC1"/>
+            <w:tabs>
+              <w:tab w:val="left" w:pos="480"/>
+              <w:tab w:val="right" w:leader="dot" w:pos="9016"/>
+            </w:tabs>
+            <w:rPr>
+              <w:rFonts w:cstheme="minorBidi"/>
+              <w:noProof/>
+              <w:kern w:val="2"/>
+              <w:sz w:val="24"/>
+              <w:szCs w:val="24"/>
+              <w14:ligatures w14:val="standardContextual"/>
+            </w:rPr>
+          </w:pPr>
+          <w:hyperlink w:anchor="_Toc218598215" w:history="1">
+            <w:r>
+              <w:rPr>
+                <w:rStyle w:val="Hyperlink"/>
+                <w:rFonts w:ascii="Arial" w:eastAsia="Arial" w:hAnsi="Arial" w:cs="Arial"/>
+                <w:noProof/>
+              </w:rPr>
+              <w:t>9.</w:t>
+            </w:r>
+            <w:r>
+              <w:rPr>
+                <w:rFonts w:cstheme="minorBidi"/>
+                <w:noProof/>
+                <w:kern w:val="2"/>
+                <w:sz w:val="24"/>
+                <w:szCs w:val="24"/>
+                <w14:ligatures w14:val="standardContextual"/>
+              </w:rPr>
+              <w:tab/>
+            </w:r>
+            <w:r>
+              <w:rPr>
+                <w:rStyle w:val="Hyperlink"/>
+                <w:noProof/>
+              </w:rPr>
+              <w:t>IJAZAH APOTEKER</w:t>
+            </w:r>
+            <w:r>
+              <w:rPr>
+                <w:noProof/>
+                <w:webHidden/>
+              </w:rPr>
+              <w:tab/>
+            </w:r>
+            <w:r>
+              <w:rPr>
+                <w:noProof/>
+                <w:webHidden/>
+              </w:rPr>
+              <w:fldChar w:fldCharType="begin"/>
+            </w:r>
+            <w:r>
+              <w:rPr>
+                <w:noProof/>
+                <w:webHidden/>
+              </w:rPr>
+              <w:instrText xml:space="preserve"> PAGEREF _Toc218598215 \h </w:instrText>
+            </w:r>
+            <w:r>
+              <w:rPr>
+                <w:noProof/>
+                <w:webHidden/>
+              </w:rPr>
+            </w:r>
+            <w:r>
+              <w:rPr>
+                <w:noProof/>
+                <w:webHidden/>
+              </w:rPr>
+              <w:fldChar w:fldCharType="separate"/>
+            </w:r>
+            <w:r>
+              <w:rPr>
+                <w:noProof/>
+                <w:webHidden/>
+              </w:rPr>
+              <w:t>13</w:t>
+            </w:r>
+            <w:r>
+              <w:rPr>
+                <w:noProof/>
+                <w:webHidden/>
+              </w:rPr>
+              <w:fldChar w:fldCharType="end"/>
+            </w:r>
+          </w:hyperlink>
+        </w:p>
+        <w:p>
+          <w:pPr>
+            <w:pStyle w:val="TOC1"/>
+            <w:tabs>
+              <w:tab w:val="left" w:pos="720"/>
+              <w:tab w:val="right" w:leader="dot" w:pos="9016"/>
+            </w:tabs>
+            <w:rPr>
+              <w:rFonts w:cstheme="minorBidi"/>
+              <w:noProof/>
+              <w:kern w:val="2"/>
+              <w:sz w:val="24"/>
+              <w:szCs w:val="24"/>
+              <w14:ligatures w14:val="standardContextual"/>
+            </w:rPr>
+          </w:pPr>
+          <w:hyperlink w:anchor="_Toc218598216" w:history="1">
+            <w:r>
+              <w:rPr>
+                <w:rStyle w:val="Hyperlink"/>
+                <w:rFonts w:ascii="Arial" w:eastAsia="Arial" w:hAnsi="Arial" w:cs="Arial"/>
+                <w:noProof/>
+              </w:rPr>
+              <w:t>10.</w:t>
+            </w:r>
+            <w:r>
+              <w:rPr>
+                <w:rFonts w:cstheme="minorBidi"/>
+                <w:noProof/>
+                <w:kern w:val="2"/>
+                <w:sz w:val="24"/>
+                <w:szCs w:val="24"/>
+                <w14:ligatures w14:val="standardContextual"/>
+              </w:rPr>
+              <w:tab/>
+            </w:r>
+            <w:r>
+              <w:rPr>
+                <w:rStyle w:val="Hyperlink"/>
+                <w:noProof/>
+              </w:rPr>
+              <w:t>IJAZAH TENAGA VOKASI FARMASI</w:t>
+            </w:r>
+            <w:r>
+              <w:rPr>
+                <w:noProof/>
+                <w:webHidden/>
+              </w:rPr>
+              <w:tab/>
+            </w:r>
+            <w:r>
+              <w:rPr>
+                <w:noProof/>
+                <w:webHidden/>
+              </w:rPr>
+              <w:fldChar w:fldCharType="begin"/>
+            </w:r>
+            <w:r>
+              <w:rPr>
+                <w:noProof/>
+                <w:webHidden/>
+              </w:rPr>
+              <w:instrText xml:space="preserve"> PAGEREF _Toc218598216 \h </w:instrText>
+            </w:r>
+            <w:r>
+              <w:rPr>
+                <w:noProof/>
+                <w:webHidden/>
+              </w:rPr>
+            </w:r>
+            <w:r>
+              <w:rPr>
+                <w:noProof/>
+                <w:webHidden/>
+              </w:rPr>
+              <w:fldChar w:fldCharType="separate"/>
+            </w:r>
+            <w:r>
+              <w:rPr>
+                <w:noProof/>
+                <w:webHidden/>
+              </w:rPr>
+              <w:t>14</w:t>
             </w:r>
             <w:r>
               <w:rPr>
@@ -730,7 +1011,6 @@
     <w:p/>
     <w:p/>
     <w:p/>
-    <w:p/>
     <w:p>
       <w:pPr>
         <w:sectPr>
@@ -752,7 +1032,7 @@
         <w:ind w:left="426"/>
       </w:pPr>
       <w:bookmarkStart w:id="0" w:name="_Toc216875367"/>
-      <w:bookmarkStart w:id="1" w:name="_Toc216876030"/>
+      <w:bookmarkStart w:id="1" w:name="_Toc218598194"/>
       <w:r>
         <w:rPr>
           <w:rStyle w:val="Judul1KAR"/>
@@ -810,7 +1090,7 @@
         <w:pStyle w:val="Judul1"/>
       </w:pPr>
       <w:bookmarkStart w:id="2" w:name="_Toc216875368"/>
-      <w:bookmarkStart w:id="3" w:name="_Toc216876031"/>
+      <w:bookmarkStart w:id="3" w:name="_Toc218598195"/>
       <w:r>
         <w:t xml:space="preserve">Tabel SDM </w:t>
       </w:r>
@@ -2699,7 +2979,7 @@
         <w:pStyle w:val="Judul1"/>
       </w:pPr>
       <w:bookmarkStart w:id="4" w:name="_Toc216875369"/>
-      <w:bookmarkStart w:id="5" w:name="_Toc216876032"/>
+      <w:bookmarkStart w:id="5" w:name="_Toc218598196"/>
       <w:r>
         <w:lastRenderedPageBreak/>
         <w:t xml:space="preserve">TUPOKSI </w:t>
@@ -3590,6 +3870,7 @@
       <w:bookmarkStart w:id="7" w:name="_Toc216875370"/>
       <w:bookmarkStart w:id="8" w:name="_Toc216875732"/>
       <w:bookmarkStart w:id="9" w:name="_Toc216876033"/>
+      <w:bookmarkStart w:id="10" w:name="_Toc218598197"/>
       <w:r>
         <w:rPr>
           <w:rFonts w:ascii="Times New Roman" w:hAnsi="Times New Roman" w:cs="Times New Roman"/>
@@ -3613,6 +3894,7 @@
       <w:bookmarkEnd w:id="7"/>
       <w:bookmarkEnd w:id="8"/>
       <w:bookmarkEnd w:id="9"/>
+      <w:bookmarkEnd w:id="10"/>
       <w:proofErr w:type="spellEnd"/>
       <w:r>
         <w:rPr>
@@ -4025,10 +4307,11 @@
           <w:szCs w:val="24"/>
         </w:rPr>
       </w:pPr>
-      <w:bookmarkStart w:id="10" w:name="_Toc216874847"/>
-      <w:bookmarkStart w:id="11" w:name="_Toc216875371"/>
-      <w:bookmarkStart w:id="12" w:name="_Toc216875733"/>
-      <w:bookmarkStart w:id="13" w:name="_Toc216876034"/>
+      <w:bookmarkStart w:id="11" w:name="_Toc216874847"/>
+      <w:bookmarkStart w:id="12" w:name="_Toc216875371"/>
+      <w:bookmarkStart w:id="13" w:name="_Toc216875733"/>
+      <w:bookmarkStart w:id="14" w:name="_Toc216876034"/>
+      <w:bookmarkStart w:id="15" w:name="_Toc218598198"/>
       <w:r>
         <w:rPr>
           <w:rFonts w:ascii="Times New Roman" w:hAnsi="Times New Roman" w:cs="Times New Roman"/>
@@ -4048,10 +4331,11 @@
         </w:rPr>
         <w:t>Penerimaan</w:t>
       </w:r>
-      <w:bookmarkEnd w:id="10"/>
       <w:bookmarkEnd w:id="11"/>
       <w:bookmarkEnd w:id="12"/>
       <w:bookmarkEnd w:id="13"/>
+      <w:bookmarkEnd w:id="14"/>
+      <w:bookmarkEnd w:id="15"/>
       <w:proofErr w:type="spellEnd"/>
       <w:r>
         <w:rPr>
@@ -4406,10 +4690,11 @@
           <w:szCs w:val="24"/>
         </w:rPr>
       </w:pPr>
-      <w:bookmarkStart w:id="14" w:name="_Toc216874848"/>
-      <w:bookmarkStart w:id="15" w:name="_Toc216875372"/>
-      <w:bookmarkStart w:id="16" w:name="_Toc216875734"/>
-      <w:bookmarkStart w:id="17" w:name="_Toc216876035"/>
+      <w:bookmarkStart w:id="16" w:name="_Toc216874848"/>
+      <w:bookmarkStart w:id="17" w:name="_Toc216875372"/>
+      <w:bookmarkStart w:id="18" w:name="_Toc216875734"/>
+      <w:bookmarkStart w:id="19" w:name="_Toc216876035"/>
+      <w:bookmarkStart w:id="20" w:name="_Toc218598199"/>
       <w:r>
         <w:rPr>
           <w:rFonts w:ascii="Times New Roman" w:hAnsi="Times New Roman" w:cs="Times New Roman"/>
@@ -4429,10 +4714,11 @@
         </w:rPr>
         <w:t>Penyimpanan</w:t>
       </w:r>
-      <w:bookmarkEnd w:id="14"/>
-      <w:bookmarkEnd w:id="15"/>
       <w:bookmarkEnd w:id="16"/>
       <w:bookmarkEnd w:id="17"/>
+      <w:bookmarkEnd w:id="18"/>
+      <w:bookmarkEnd w:id="19"/>
+      <w:bookmarkEnd w:id="20"/>
       <w:proofErr w:type="spellEnd"/>
       <w:r>
         <w:rPr>
@@ -5538,10 +5824,11 @@
           <w:szCs w:val="24"/>
         </w:rPr>
       </w:pPr>
-      <w:bookmarkStart w:id="18" w:name="_Toc216874849"/>
-      <w:bookmarkStart w:id="19" w:name="_Toc216875373"/>
-      <w:bookmarkStart w:id="20" w:name="_Toc216875735"/>
-      <w:bookmarkStart w:id="21" w:name="_Toc216876036"/>
+      <w:bookmarkStart w:id="21" w:name="_Toc216874849"/>
+      <w:bookmarkStart w:id="22" w:name="_Toc216875373"/>
+      <w:bookmarkStart w:id="23" w:name="_Toc216875735"/>
+      <w:bookmarkStart w:id="24" w:name="_Toc216876036"/>
+      <w:bookmarkStart w:id="25" w:name="_Toc218598200"/>
       <w:r>
         <w:rPr>
           <w:rFonts w:ascii="Times New Roman" w:hAnsi="Times New Roman" w:cs="Times New Roman"/>
@@ -5561,556 +5848,7 @@
         </w:rPr>
         <w:t>Pemusnahan</w:t>
       </w:r>
-      <w:bookmarkEnd w:id="18"/>
-      <w:bookmarkEnd w:id="19"/>
-      <w:bookmarkEnd w:id="20"/>
       <w:bookmarkEnd w:id="21"/>
-      <w:proofErr w:type="spellEnd"/>
-      <w:r>
-        <w:rPr>
-          <w:rFonts w:ascii="Times New Roman" w:hAnsi="Times New Roman" w:cs="Times New Roman"/>
-          <w:color w:val="auto"/>
-          <w:sz w:val="24"/>
-          <w:szCs w:val="24"/>
-        </w:rPr>
-        <w:t xml:space="preserve"> </w:t>
-      </w:r>
-    </w:p>
-    <w:p>
-      <w:pPr>
-        <w:ind w:left="709" w:right="510"/>
-        <w:jc w:val="both"/>
-        <w:rPr>
-          <w:rFonts w:ascii="Times New Roman" w:hAnsi="Times New Roman" w:cs="Times New Roman"/>
-        </w:rPr>
-      </w:pPr>
-      <w:proofErr w:type="spellStart"/>
-      <w:r>
-        <w:rPr>
-          <w:rFonts w:ascii="Times New Roman" w:hAnsi="Times New Roman" w:cs="Times New Roman"/>
-        </w:rPr>
-        <w:t>Apoteker</w:t>
-      </w:r>
-      <w:proofErr w:type="spellEnd"/>
-      <w:r>
-        <w:rPr>
-          <w:rFonts w:ascii="Times New Roman" w:hAnsi="Times New Roman" w:cs="Times New Roman"/>
-        </w:rPr>
-        <w:t xml:space="preserve"> </w:t>
-      </w:r>
-      <w:proofErr w:type="spellStart"/>
-      <w:r>
-        <w:rPr>
-          <w:rFonts w:ascii="Times New Roman" w:hAnsi="Times New Roman" w:cs="Times New Roman"/>
-        </w:rPr>
-        <w:t>bersama</w:t>
-      </w:r>
-      <w:proofErr w:type="spellEnd"/>
-      <w:r>
-        <w:rPr>
-          <w:rFonts w:ascii="Times New Roman" w:hAnsi="Times New Roman" w:cs="Times New Roman"/>
-        </w:rPr>
-        <w:t xml:space="preserve"> </w:t>
-      </w:r>
-      <w:proofErr w:type="spellStart"/>
-      <w:r>
-        <w:rPr>
-          <w:rFonts w:ascii="Times New Roman" w:hAnsi="Times New Roman" w:cs="Times New Roman"/>
-        </w:rPr>
-        <w:t>dengan</w:t>
-      </w:r>
-      <w:proofErr w:type="spellEnd"/>
-      <w:r>
-        <w:rPr>
-          <w:rFonts w:ascii="Times New Roman" w:hAnsi="Times New Roman" w:cs="Times New Roman"/>
-        </w:rPr>
-        <w:t xml:space="preserve"> TTK </w:t>
-      </w:r>
-      <w:proofErr w:type="spellStart"/>
-      <w:r>
-        <w:rPr>
-          <w:rFonts w:ascii="Times New Roman" w:hAnsi="Times New Roman" w:cs="Times New Roman"/>
-        </w:rPr>
-        <w:t>memilih</w:t>
-      </w:r>
-      <w:proofErr w:type="spellEnd"/>
-      <w:r>
-        <w:rPr>
-          <w:rFonts w:ascii="Times New Roman" w:hAnsi="Times New Roman" w:cs="Times New Roman"/>
-        </w:rPr>
-        <w:t xml:space="preserve"> </w:t>
-      </w:r>
-      <w:proofErr w:type="spellStart"/>
-      <w:r>
-        <w:rPr>
-          <w:rFonts w:ascii="Times New Roman" w:hAnsi="Times New Roman" w:cs="Times New Roman"/>
-        </w:rPr>
-        <w:t>obat</w:t>
-      </w:r>
-      <w:proofErr w:type="spellEnd"/>
-      <w:r>
-        <w:rPr>
-          <w:rFonts w:ascii="Times New Roman" w:hAnsi="Times New Roman" w:cs="Times New Roman"/>
-        </w:rPr>
-        <w:t xml:space="preserve">, </w:t>
-      </w:r>
-      <w:proofErr w:type="spellStart"/>
-      <w:r>
-        <w:rPr>
-          <w:rFonts w:ascii="Times New Roman" w:hAnsi="Times New Roman" w:cs="Times New Roman"/>
-        </w:rPr>
-        <w:t>alkes</w:t>
-      </w:r>
-      <w:proofErr w:type="spellEnd"/>
-      <w:r>
-        <w:rPr>
-          <w:rFonts w:ascii="Times New Roman" w:hAnsi="Times New Roman" w:cs="Times New Roman"/>
-        </w:rPr>
-        <w:t xml:space="preserve"> dan BMHP yang </w:t>
-      </w:r>
-      <w:proofErr w:type="spellStart"/>
-      <w:r>
-        <w:rPr>
-          <w:rFonts w:ascii="Times New Roman" w:hAnsi="Times New Roman" w:cs="Times New Roman"/>
-        </w:rPr>
-        <w:t>sudah</w:t>
-      </w:r>
-      <w:proofErr w:type="spellEnd"/>
-      <w:r>
-        <w:rPr>
-          <w:rFonts w:ascii="Times New Roman" w:hAnsi="Times New Roman" w:cs="Times New Roman"/>
-        </w:rPr>
-        <w:t xml:space="preserve"> </w:t>
-      </w:r>
-      <w:proofErr w:type="spellStart"/>
-      <w:r>
-        <w:rPr>
-          <w:rFonts w:ascii="Times New Roman" w:hAnsi="Times New Roman" w:cs="Times New Roman"/>
-        </w:rPr>
-        <w:t>tidak</w:t>
-      </w:r>
-      <w:proofErr w:type="spellEnd"/>
-      <w:r>
-        <w:rPr>
-          <w:rFonts w:ascii="Times New Roman" w:hAnsi="Times New Roman" w:cs="Times New Roman"/>
-        </w:rPr>
-        <w:t xml:space="preserve"> </w:t>
-      </w:r>
-      <w:proofErr w:type="spellStart"/>
-      <w:r>
-        <w:rPr>
-          <w:rFonts w:ascii="Times New Roman" w:hAnsi="Times New Roman" w:cs="Times New Roman"/>
-        </w:rPr>
-        <w:t>dapat</w:t>
-      </w:r>
-      <w:proofErr w:type="spellEnd"/>
-      <w:r>
-        <w:rPr>
-          <w:rFonts w:ascii="Times New Roman" w:hAnsi="Times New Roman" w:cs="Times New Roman"/>
-        </w:rPr>
-        <w:t xml:space="preserve"> </w:t>
-      </w:r>
-      <w:proofErr w:type="spellStart"/>
-      <w:r>
-        <w:rPr>
-          <w:rFonts w:ascii="Times New Roman" w:hAnsi="Times New Roman" w:cs="Times New Roman"/>
-        </w:rPr>
-        <w:t>digunakan</w:t>
-      </w:r>
-      <w:proofErr w:type="spellEnd"/>
-      <w:r>
-        <w:rPr>
-          <w:rFonts w:ascii="Times New Roman" w:hAnsi="Times New Roman" w:cs="Times New Roman"/>
-        </w:rPr>
-        <w:t xml:space="preserve"> </w:t>
-      </w:r>
-      <w:proofErr w:type="spellStart"/>
-      <w:r>
-        <w:rPr>
-          <w:rFonts w:ascii="Times New Roman" w:hAnsi="Times New Roman" w:cs="Times New Roman"/>
-        </w:rPr>
-        <w:t>lagi</w:t>
-      </w:r>
-      <w:proofErr w:type="spellEnd"/>
-      <w:r>
-        <w:rPr>
-          <w:rFonts w:ascii="Times New Roman" w:hAnsi="Times New Roman" w:cs="Times New Roman"/>
-        </w:rPr>
-        <w:t xml:space="preserve"> </w:t>
-      </w:r>
-      <w:proofErr w:type="spellStart"/>
-      <w:r>
-        <w:rPr>
-          <w:rFonts w:ascii="Times New Roman" w:hAnsi="Times New Roman" w:cs="Times New Roman"/>
-        </w:rPr>
-        <w:t>dikarenakan</w:t>
-      </w:r>
-      <w:proofErr w:type="spellEnd"/>
-      <w:r>
-        <w:rPr>
-          <w:rFonts w:ascii="Times New Roman" w:hAnsi="Times New Roman" w:cs="Times New Roman"/>
-        </w:rPr>
-        <w:t xml:space="preserve"> </w:t>
-      </w:r>
-      <w:proofErr w:type="spellStart"/>
-      <w:r>
-        <w:rPr>
-          <w:rFonts w:ascii="Times New Roman" w:hAnsi="Times New Roman" w:cs="Times New Roman"/>
-        </w:rPr>
-        <w:t>secara</w:t>
-      </w:r>
-      <w:proofErr w:type="spellEnd"/>
-      <w:r>
-        <w:rPr>
-          <w:rFonts w:ascii="Times New Roman" w:hAnsi="Times New Roman" w:cs="Times New Roman"/>
-        </w:rPr>
-        <w:t xml:space="preserve"> </w:t>
-      </w:r>
-      <w:proofErr w:type="spellStart"/>
-      <w:r>
-        <w:rPr>
-          <w:rFonts w:ascii="Times New Roman" w:hAnsi="Times New Roman" w:cs="Times New Roman"/>
-        </w:rPr>
-        <w:t>fisik</w:t>
-      </w:r>
-      <w:proofErr w:type="spellEnd"/>
-      <w:r>
-        <w:rPr>
-          <w:rFonts w:ascii="Times New Roman" w:hAnsi="Times New Roman" w:cs="Times New Roman"/>
-        </w:rPr>
-        <w:t xml:space="preserve"> </w:t>
-      </w:r>
-      <w:proofErr w:type="spellStart"/>
-      <w:r>
-        <w:rPr>
-          <w:rFonts w:ascii="Times New Roman" w:hAnsi="Times New Roman" w:cs="Times New Roman"/>
-        </w:rPr>
-        <w:t>mengalami</w:t>
-      </w:r>
-      <w:proofErr w:type="spellEnd"/>
-      <w:r>
-        <w:rPr>
-          <w:rFonts w:ascii="Times New Roman" w:hAnsi="Times New Roman" w:cs="Times New Roman"/>
-        </w:rPr>
-        <w:t xml:space="preserve"> </w:t>
-      </w:r>
-      <w:proofErr w:type="spellStart"/>
-      <w:r>
-        <w:rPr>
-          <w:rFonts w:ascii="Times New Roman" w:hAnsi="Times New Roman" w:cs="Times New Roman"/>
-        </w:rPr>
-        <w:t>kerusakan</w:t>
-      </w:r>
-      <w:proofErr w:type="spellEnd"/>
-      <w:r>
-        <w:rPr>
-          <w:rFonts w:ascii="Times New Roman" w:hAnsi="Times New Roman" w:cs="Times New Roman"/>
-        </w:rPr>
-        <w:t xml:space="preserve"> dan </w:t>
-      </w:r>
-      <w:proofErr w:type="spellStart"/>
-      <w:r>
-        <w:rPr>
-          <w:rFonts w:ascii="Times New Roman" w:hAnsi="Times New Roman" w:cs="Times New Roman"/>
-        </w:rPr>
-        <w:t>atau</w:t>
-      </w:r>
-      <w:proofErr w:type="spellEnd"/>
-      <w:r>
-        <w:rPr>
-          <w:rFonts w:ascii="Times New Roman" w:hAnsi="Times New Roman" w:cs="Times New Roman"/>
-        </w:rPr>
-        <w:t xml:space="preserve"> </w:t>
-      </w:r>
-      <w:proofErr w:type="spellStart"/>
-      <w:r>
-        <w:rPr>
-          <w:rFonts w:ascii="Times New Roman" w:hAnsi="Times New Roman" w:cs="Times New Roman"/>
-        </w:rPr>
-        <w:t>sudah</w:t>
-      </w:r>
-      <w:proofErr w:type="spellEnd"/>
-      <w:r>
-        <w:rPr>
-          <w:rFonts w:ascii="Times New Roman" w:hAnsi="Times New Roman" w:cs="Times New Roman"/>
-        </w:rPr>
-        <w:t xml:space="preserve"> </w:t>
-      </w:r>
-      <w:proofErr w:type="spellStart"/>
-      <w:r>
-        <w:rPr>
-          <w:rFonts w:ascii="Times New Roman" w:hAnsi="Times New Roman" w:cs="Times New Roman"/>
-        </w:rPr>
-        <w:t>kadaluarsa</w:t>
-      </w:r>
-      <w:proofErr w:type="spellEnd"/>
-      <w:r>
-        <w:rPr>
-          <w:rFonts w:ascii="Times New Roman" w:hAnsi="Times New Roman" w:cs="Times New Roman"/>
-        </w:rPr>
-        <w:t xml:space="preserve">. </w:t>
-      </w:r>
-      <w:proofErr w:type="spellStart"/>
-      <w:r>
-        <w:rPr>
-          <w:rFonts w:ascii="Times New Roman" w:hAnsi="Times New Roman" w:cs="Times New Roman"/>
-        </w:rPr>
-        <w:t>Dibuatkan</w:t>
-      </w:r>
-      <w:proofErr w:type="spellEnd"/>
-      <w:r>
-        <w:rPr>
-          <w:rFonts w:ascii="Times New Roman" w:hAnsi="Times New Roman" w:cs="Times New Roman"/>
-        </w:rPr>
-        <w:t xml:space="preserve"> </w:t>
-      </w:r>
-      <w:proofErr w:type="spellStart"/>
-      <w:r>
-        <w:rPr>
-          <w:rFonts w:ascii="Times New Roman" w:hAnsi="Times New Roman" w:cs="Times New Roman"/>
-        </w:rPr>
-        <w:t>berita</w:t>
-      </w:r>
-      <w:proofErr w:type="spellEnd"/>
-      <w:r>
-        <w:rPr>
-          <w:rFonts w:ascii="Times New Roman" w:hAnsi="Times New Roman" w:cs="Times New Roman"/>
-        </w:rPr>
-        <w:t xml:space="preserve"> acara </w:t>
-      </w:r>
-      <w:proofErr w:type="spellStart"/>
-      <w:r>
-        <w:rPr>
-          <w:rFonts w:ascii="Times New Roman" w:hAnsi="Times New Roman" w:cs="Times New Roman"/>
-        </w:rPr>
-        <w:t>lalu</w:t>
-      </w:r>
-      <w:proofErr w:type="spellEnd"/>
-      <w:r>
-        <w:rPr>
-          <w:rFonts w:ascii="Times New Roman" w:hAnsi="Times New Roman" w:cs="Times New Roman"/>
-        </w:rPr>
-        <w:t xml:space="preserve"> </w:t>
-      </w:r>
-      <w:proofErr w:type="spellStart"/>
-      <w:r>
-        <w:rPr>
-          <w:rFonts w:ascii="Times New Roman" w:hAnsi="Times New Roman" w:cs="Times New Roman"/>
-        </w:rPr>
-        <w:t>didokumentasikan</w:t>
-      </w:r>
-      <w:proofErr w:type="spellEnd"/>
-      <w:r>
-        <w:rPr>
-          <w:rFonts w:ascii="Times New Roman" w:hAnsi="Times New Roman" w:cs="Times New Roman"/>
-        </w:rPr>
-        <w:t xml:space="preserve"> </w:t>
-      </w:r>
-      <w:proofErr w:type="spellStart"/>
-      <w:r>
-        <w:rPr>
-          <w:rFonts w:ascii="Times New Roman" w:hAnsi="Times New Roman" w:cs="Times New Roman"/>
-        </w:rPr>
-        <w:t>ketika</w:t>
-      </w:r>
-      <w:proofErr w:type="spellEnd"/>
-      <w:r>
-        <w:rPr>
-          <w:rFonts w:ascii="Times New Roman" w:hAnsi="Times New Roman" w:cs="Times New Roman"/>
-        </w:rPr>
-        <w:t xml:space="preserve"> </w:t>
-      </w:r>
-      <w:proofErr w:type="spellStart"/>
-      <w:r>
-        <w:rPr>
-          <w:rFonts w:ascii="Times New Roman" w:hAnsi="Times New Roman" w:cs="Times New Roman"/>
-        </w:rPr>
-        <w:t>dilakukan</w:t>
-      </w:r>
-      <w:proofErr w:type="spellEnd"/>
-      <w:r>
-        <w:rPr>
-          <w:rFonts w:ascii="Times New Roman" w:hAnsi="Times New Roman" w:cs="Times New Roman"/>
-        </w:rPr>
-        <w:t xml:space="preserve"> </w:t>
-      </w:r>
-      <w:proofErr w:type="spellStart"/>
-      <w:r>
-        <w:rPr>
-          <w:rFonts w:ascii="Times New Roman" w:hAnsi="Times New Roman" w:cs="Times New Roman"/>
-        </w:rPr>
-        <w:t>pemusnahan</w:t>
-      </w:r>
-      <w:proofErr w:type="spellEnd"/>
-      <w:r>
-        <w:rPr>
-          <w:rFonts w:ascii="Times New Roman" w:hAnsi="Times New Roman" w:cs="Times New Roman"/>
-        </w:rPr>
-        <w:t xml:space="preserve"> </w:t>
-      </w:r>
-      <w:proofErr w:type="spellStart"/>
-      <w:r>
-        <w:rPr>
-          <w:rFonts w:ascii="Times New Roman" w:hAnsi="Times New Roman" w:cs="Times New Roman"/>
-        </w:rPr>
-        <w:t>sesuai</w:t>
-      </w:r>
-      <w:proofErr w:type="spellEnd"/>
-      <w:r>
-        <w:rPr>
-          <w:rFonts w:ascii="Times New Roman" w:hAnsi="Times New Roman" w:cs="Times New Roman"/>
-        </w:rPr>
-        <w:t xml:space="preserve"> </w:t>
-      </w:r>
-      <w:proofErr w:type="spellStart"/>
-      <w:r>
-        <w:rPr>
-          <w:rFonts w:ascii="Times New Roman" w:hAnsi="Times New Roman" w:cs="Times New Roman"/>
-        </w:rPr>
-        <w:t>aturan</w:t>
-      </w:r>
-      <w:proofErr w:type="spellEnd"/>
-      <w:r>
-        <w:rPr>
-          <w:rFonts w:ascii="Times New Roman" w:hAnsi="Times New Roman" w:cs="Times New Roman"/>
-        </w:rPr>
-        <w:t xml:space="preserve"> dan </w:t>
-      </w:r>
-      <w:proofErr w:type="spellStart"/>
-      <w:r>
-        <w:rPr>
-          <w:rFonts w:ascii="Times New Roman" w:hAnsi="Times New Roman" w:cs="Times New Roman"/>
-        </w:rPr>
-        <w:t>diharapkan</w:t>
-      </w:r>
-      <w:proofErr w:type="spellEnd"/>
-      <w:r>
-        <w:rPr>
-          <w:rFonts w:ascii="Times New Roman" w:hAnsi="Times New Roman" w:cs="Times New Roman"/>
-        </w:rPr>
-        <w:t xml:space="preserve"> pula </w:t>
-      </w:r>
-      <w:proofErr w:type="spellStart"/>
-      <w:r>
-        <w:rPr>
-          <w:rFonts w:ascii="Times New Roman" w:hAnsi="Times New Roman" w:cs="Times New Roman"/>
-        </w:rPr>
-        <w:t>tidak</w:t>
-      </w:r>
-      <w:proofErr w:type="spellEnd"/>
-      <w:r>
-        <w:rPr>
-          <w:rFonts w:ascii="Times New Roman" w:hAnsi="Times New Roman" w:cs="Times New Roman"/>
-        </w:rPr>
-        <w:t xml:space="preserve"> </w:t>
-      </w:r>
-      <w:proofErr w:type="spellStart"/>
-      <w:r>
-        <w:rPr>
-          <w:rFonts w:ascii="Times New Roman" w:hAnsi="Times New Roman" w:cs="Times New Roman"/>
-        </w:rPr>
-        <w:t>mencemari</w:t>
-      </w:r>
-      <w:proofErr w:type="spellEnd"/>
-      <w:r>
-        <w:rPr>
-          <w:rFonts w:ascii="Times New Roman" w:hAnsi="Times New Roman" w:cs="Times New Roman"/>
-        </w:rPr>
-        <w:t xml:space="preserve"> </w:t>
-      </w:r>
-      <w:proofErr w:type="spellStart"/>
-      <w:r>
-        <w:rPr>
-          <w:rFonts w:ascii="Times New Roman" w:hAnsi="Times New Roman" w:cs="Times New Roman"/>
-        </w:rPr>
-        <w:t>atau</w:t>
-      </w:r>
-      <w:proofErr w:type="spellEnd"/>
-      <w:r>
-        <w:rPr>
-          <w:rFonts w:ascii="Times New Roman" w:hAnsi="Times New Roman" w:cs="Times New Roman"/>
-        </w:rPr>
-        <w:t xml:space="preserve"> </w:t>
-      </w:r>
-      <w:proofErr w:type="spellStart"/>
-      <w:r>
-        <w:rPr>
-          <w:rFonts w:ascii="Times New Roman" w:hAnsi="Times New Roman" w:cs="Times New Roman"/>
-        </w:rPr>
-        <w:t>disalahgunakan</w:t>
-      </w:r>
-      <w:proofErr w:type="spellEnd"/>
-      <w:r>
-        <w:rPr>
-          <w:rFonts w:ascii="Times New Roman" w:hAnsi="Times New Roman" w:cs="Times New Roman"/>
-        </w:rPr>
-        <w:t xml:space="preserve"> pada </w:t>
-      </w:r>
-      <w:proofErr w:type="spellStart"/>
-      <w:r>
-        <w:rPr>
-          <w:rFonts w:ascii="Times New Roman" w:hAnsi="Times New Roman" w:cs="Times New Roman"/>
-        </w:rPr>
-        <w:t>lingkungan</w:t>
-      </w:r>
-      <w:proofErr w:type="spellEnd"/>
-      <w:r>
-        <w:rPr>
-          <w:rFonts w:ascii="Times New Roman" w:hAnsi="Times New Roman" w:cs="Times New Roman"/>
-        </w:rPr>
-        <w:t xml:space="preserve"> </w:t>
-      </w:r>
-      <w:proofErr w:type="spellStart"/>
-      <w:r>
-        <w:rPr>
-          <w:rFonts w:ascii="Times New Roman" w:hAnsi="Times New Roman" w:cs="Times New Roman"/>
-        </w:rPr>
-        <w:t>sekitar</w:t>
-      </w:r>
-      <w:proofErr w:type="spellEnd"/>
-      <w:r>
-        <w:rPr>
-          <w:rFonts w:ascii="Times New Roman" w:hAnsi="Times New Roman" w:cs="Times New Roman"/>
-        </w:rPr>
-        <w:t xml:space="preserve">. </w:t>
-      </w:r>
-    </w:p>
-    <w:p>
-      <w:pPr>
-        <w:pStyle w:val="Judul3"/>
-        <w:ind w:left="426"/>
-        <w:jc w:val="both"/>
-        <w:rPr>
-          <w:rFonts w:ascii="Times New Roman" w:hAnsi="Times New Roman" w:cs="Times New Roman"/>
-          <w:color w:val="auto"/>
-          <w:sz w:val="24"/>
-          <w:szCs w:val="24"/>
-        </w:rPr>
-      </w:pPr>
-      <w:bookmarkStart w:id="22" w:name="_Toc216874850"/>
-      <w:bookmarkStart w:id="23" w:name="_Toc216875374"/>
-      <w:bookmarkStart w:id="24" w:name="_Toc216875736"/>
-      <w:bookmarkStart w:id="25" w:name="_Toc216876037"/>
-      <w:r>
-        <w:rPr>
-          <w:rFonts w:ascii="Times New Roman" w:hAnsi="Times New Roman" w:cs="Times New Roman"/>
-          <w:color w:val="auto"/>
-          <w:sz w:val="24"/>
-          <w:szCs w:val="24"/>
-        </w:rPr>
-        <w:lastRenderedPageBreak/>
-        <w:t xml:space="preserve">f. </w:t>
-      </w:r>
-      <w:proofErr w:type="spellStart"/>
-      <w:r>
-        <w:rPr>
-          <w:rFonts w:ascii="Times New Roman" w:hAnsi="Times New Roman" w:cs="Times New Roman"/>
-          <w:color w:val="auto"/>
-          <w:sz w:val="24"/>
-          <w:szCs w:val="24"/>
-        </w:rPr>
-        <w:t>Pengendalian</w:t>
-      </w:r>
       <w:bookmarkEnd w:id="22"/>
       <w:bookmarkEnd w:id="23"/>
       <w:bookmarkEnd w:id="24"/>
@@ -6128,7 +5866,7 @@
     </w:p>
     <w:p>
       <w:pPr>
-        <w:ind w:left="567" w:right="510"/>
+        <w:ind w:left="709" w:right="510"/>
         <w:jc w:val="both"/>
         <w:rPr>
           <w:rFonts w:ascii="Times New Roman" w:hAnsi="Times New Roman" w:cs="Times New Roman"/>
@@ -6153,14 +5891,42 @@
         <w:rPr>
           <w:rFonts w:ascii="Times New Roman" w:hAnsi="Times New Roman" w:cs="Times New Roman"/>
         </w:rPr>
-        <w:t>mengawasi</w:t>
-      </w:r>
-      <w:proofErr w:type="spellEnd"/>
-      <w:r>
-        <w:rPr>
-          <w:rFonts w:ascii="Times New Roman" w:hAnsi="Times New Roman" w:cs="Times New Roman"/>
-        </w:rPr>
-        <w:t xml:space="preserve"> supply </w:t>
+        <w:t>bersama</w:t>
+      </w:r>
+      <w:proofErr w:type="spellEnd"/>
+      <w:r>
+        <w:rPr>
+          <w:rFonts w:ascii="Times New Roman" w:hAnsi="Times New Roman" w:cs="Times New Roman"/>
+        </w:rPr>
+        <w:t xml:space="preserve"> </w:t>
+      </w:r>
+      <w:proofErr w:type="spellStart"/>
+      <w:r>
+        <w:rPr>
+          <w:rFonts w:ascii="Times New Roman" w:hAnsi="Times New Roman" w:cs="Times New Roman"/>
+        </w:rPr>
+        <w:t>dengan</w:t>
+      </w:r>
+      <w:proofErr w:type="spellEnd"/>
+      <w:r>
+        <w:rPr>
+          <w:rFonts w:ascii="Times New Roman" w:hAnsi="Times New Roman" w:cs="Times New Roman"/>
+        </w:rPr>
+        <w:t xml:space="preserve"> TTK </w:t>
+      </w:r>
+      <w:proofErr w:type="spellStart"/>
+      <w:r>
+        <w:rPr>
+          <w:rFonts w:ascii="Times New Roman" w:hAnsi="Times New Roman" w:cs="Times New Roman"/>
+        </w:rPr>
+        <w:t>memilih</w:t>
+      </w:r>
+      <w:proofErr w:type="spellEnd"/>
+      <w:r>
+        <w:rPr>
+          <w:rFonts w:ascii="Times New Roman" w:hAnsi="Times New Roman" w:cs="Times New Roman"/>
+        </w:rPr>
+        <w:t xml:space="preserve"> </w:t>
       </w:r>
       <w:proofErr w:type="spellStart"/>
       <w:r>
@@ -6188,84 +5954,28 @@
         <w:rPr>
           <w:rFonts w:ascii="Times New Roman" w:hAnsi="Times New Roman" w:cs="Times New Roman"/>
         </w:rPr>
-        <w:t xml:space="preserve"> dan BMHP </w:t>
-      </w:r>
-      <w:proofErr w:type="spellStart"/>
-      <w:r>
-        <w:rPr>
-          <w:rFonts w:ascii="Times New Roman" w:hAnsi="Times New Roman" w:cs="Times New Roman"/>
-        </w:rPr>
-        <w:t>dengan</w:t>
-      </w:r>
-      <w:proofErr w:type="spellEnd"/>
-      <w:r>
-        <w:rPr>
-          <w:rFonts w:ascii="Times New Roman" w:hAnsi="Times New Roman" w:cs="Times New Roman"/>
-        </w:rPr>
-        <w:t xml:space="preserve"> </w:t>
-      </w:r>
-      <w:proofErr w:type="spellStart"/>
-      <w:r>
-        <w:rPr>
-          <w:rFonts w:ascii="Times New Roman" w:hAnsi="Times New Roman" w:cs="Times New Roman"/>
-        </w:rPr>
-        <w:t>memperhatikan</w:t>
-      </w:r>
-      <w:proofErr w:type="spellEnd"/>
-      <w:r>
-        <w:rPr>
-          <w:rFonts w:ascii="Times New Roman" w:hAnsi="Times New Roman" w:cs="Times New Roman"/>
-        </w:rPr>
-        <w:t xml:space="preserve"> </w:t>
-      </w:r>
-      <w:proofErr w:type="spellStart"/>
-      <w:r>
-        <w:rPr>
-          <w:rFonts w:ascii="Times New Roman" w:hAnsi="Times New Roman" w:cs="Times New Roman"/>
-        </w:rPr>
-        <w:t>stok</w:t>
-      </w:r>
-      <w:proofErr w:type="spellEnd"/>
-      <w:r>
-        <w:rPr>
-          <w:rFonts w:ascii="Times New Roman" w:hAnsi="Times New Roman" w:cs="Times New Roman"/>
-        </w:rPr>
-        <w:t xml:space="preserve"> </w:t>
-      </w:r>
-      <w:proofErr w:type="spellStart"/>
-      <w:r>
-        <w:rPr>
-          <w:rFonts w:ascii="Times New Roman" w:hAnsi="Times New Roman" w:cs="Times New Roman"/>
-        </w:rPr>
-        <w:t>sediaan</w:t>
-      </w:r>
-      <w:proofErr w:type="spellEnd"/>
-      <w:r>
-        <w:rPr>
-          <w:rFonts w:ascii="Times New Roman" w:hAnsi="Times New Roman" w:cs="Times New Roman"/>
-        </w:rPr>
-        <w:t xml:space="preserve"> </w:t>
-      </w:r>
-      <w:proofErr w:type="spellStart"/>
-      <w:r>
-        <w:rPr>
-          <w:rFonts w:ascii="Times New Roman" w:hAnsi="Times New Roman" w:cs="Times New Roman"/>
-        </w:rPr>
-        <w:t>farmasi</w:t>
-      </w:r>
-      <w:proofErr w:type="spellEnd"/>
-      <w:r>
-        <w:rPr>
-          <w:rFonts w:ascii="Times New Roman" w:hAnsi="Times New Roman" w:cs="Times New Roman"/>
-        </w:rPr>
-        <w:t xml:space="preserve"> </w:t>
-      </w:r>
-      <w:proofErr w:type="spellStart"/>
-      <w:r>
-        <w:rPr>
-          <w:rFonts w:ascii="Times New Roman" w:hAnsi="Times New Roman" w:cs="Times New Roman"/>
-        </w:rPr>
-        <w:t>sehingga</w:t>
+        <w:t xml:space="preserve"> dan BMHP yang </w:t>
+      </w:r>
+      <w:proofErr w:type="spellStart"/>
+      <w:r>
+        <w:rPr>
+          <w:rFonts w:ascii="Times New Roman" w:hAnsi="Times New Roman" w:cs="Times New Roman"/>
+        </w:rPr>
+        <w:t>sudah</w:t>
+      </w:r>
+      <w:proofErr w:type="spellEnd"/>
+      <w:r>
+        <w:rPr>
+          <w:rFonts w:ascii="Times New Roman" w:hAnsi="Times New Roman" w:cs="Times New Roman"/>
+        </w:rPr>
+        <w:t xml:space="preserve"> </w:t>
+      </w:r>
+      <w:proofErr w:type="spellStart"/>
+      <w:r>
+        <w:rPr>
+          <w:rFonts w:ascii="Times New Roman" w:hAnsi="Times New Roman" w:cs="Times New Roman"/>
+        </w:rPr>
+        <w:t>tidak</w:t>
       </w:r>
       <w:proofErr w:type="spellEnd"/>
       <w:r>
@@ -6293,126 +6003,98 @@
         <w:rPr>
           <w:rFonts w:ascii="Times New Roman" w:hAnsi="Times New Roman" w:cs="Times New Roman"/>
         </w:rPr>
-        <w:t>diketahui</w:t>
-      </w:r>
-      <w:proofErr w:type="spellEnd"/>
-      <w:r>
-        <w:rPr>
-          <w:rFonts w:ascii="Times New Roman" w:hAnsi="Times New Roman" w:cs="Times New Roman"/>
-        </w:rPr>
-        <w:t xml:space="preserve"> </w:t>
-      </w:r>
-      <w:proofErr w:type="spellStart"/>
-      <w:r>
-        <w:rPr>
-          <w:rFonts w:ascii="Times New Roman" w:hAnsi="Times New Roman" w:cs="Times New Roman"/>
-        </w:rPr>
-        <w:t>sediaan</w:t>
-      </w:r>
-      <w:proofErr w:type="spellEnd"/>
-      <w:r>
-        <w:rPr>
-          <w:rFonts w:ascii="Times New Roman" w:hAnsi="Times New Roman" w:cs="Times New Roman"/>
-        </w:rPr>
-        <w:t xml:space="preserve"> </w:t>
-      </w:r>
-      <w:proofErr w:type="spellStart"/>
-      <w:r>
-        <w:rPr>
-          <w:rFonts w:ascii="Times New Roman" w:hAnsi="Times New Roman" w:cs="Times New Roman"/>
-        </w:rPr>
-        <w:t>farmasi</w:t>
-      </w:r>
-      <w:proofErr w:type="spellEnd"/>
-      <w:r>
-        <w:rPr>
-          <w:rFonts w:ascii="Times New Roman" w:hAnsi="Times New Roman" w:cs="Times New Roman"/>
-        </w:rPr>
-        <w:t xml:space="preserve"> yang </w:t>
-      </w:r>
-      <w:r>
-        <w:rPr>
-          <w:rFonts w:ascii="Times New Roman" w:eastAsia="Arial" w:hAnsi="Times New Roman" w:cs="Times New Roman"/>
-          <w:i/>
-        </w:rPr>
-        <w:t>fast moving</w:t>
-      </w:r>
-      <w:r>
-        <w:rPr>
-          <w:rFonts w:ascii="Times New Roman" w:hAnsi="Times New Roman" w:cs="Times New Roman"/>
-        </w:rPr>
-        <w:t xml:space="preserve"> </w:t>
-      </w:r>
-      <w:proofErr w:type="spellStart"/>
-      <w:r>
-        <w:rPr>
-          <w:rFonts w:ascii="Times New Roman" w:hAnsi="Times New Roman" w:cs="Times New Roman"/>
-        </w:rPr>
-        <w:t>maupun</w:t>
-      </w:r>
-      <w:proofErr w:type="spellEnd"/>
-      <w:r>
-        <w:rPr>
-          <w:rFonts w:ascii="Times New Roman" w:hAnsi="Times New Roman" w:cs="Times New Roman"/>
-        </w:rPr>
-        <w:t xml:space="preserve"> yang </w:t>
-      </w:r>
-      <w:r>
-        <w:rPr>
-          <w:rFonts w:ascii="Times New Roman" w:eastAsia="Arial" w:hAnsi="Times New Roman" w:cs="Times New Roman"/>
-          <w:i/>
-        </w:rPr>
-        <w:t xml:space="preserve">slow moving </w:t>
-      </w:r>
-      <w:r>
-        <w:rPr>
-          <w:rFonts w:ascii="Times New Roman" w:hAnsi="Times New Roman" w:cs="Times New Roman"/>
-        </w:rPr>
-        <w:t xml:space="preserve">agar </w:t>
-      </w:r>
-      <w:proofErr w:type="spellStart"/>
-      <w:proofErr w:type="gramStart"/>
-      <w:r>
-        <w:rPr>
-          <w:rFonts w:ascii="Times New Roman" w:hAnsi="Times New Roman" w:cs="Times New Roman"/>
-        </w:rPr>
-        <w:t>dapat</w:t>
-      </w:r>
-      <w:proofErr w:type="spellEnd"/>
-      <w:r>
-        <w:rPr>
-          <w:rFonts w:ascii="Times New Roman" w:hAnsi="Times New Roman" w:cs="Times New Roman"/>
-        </w:rPr>
-        <w:t xml:space="preserve">  </w:t>
-      </w:r>
-      <w:proofErr w:type="spellStart"/>
-      <w:r>
-        <w:rPr>
-          <w:rFonts w:ascii="Times New Roman" w:hAnsi="Times New Roman" w:cs="Times New Roman"/>
-        </w:rPr>
-        <w:t>menghindari</w:t>
-      </w:r>
-      <w:proofErr w:type="spellEnd"/>
-      <w:proofErr w:type="gramEnd"/>
-      <w:r>
-        <w:rPr>
-          <w:rFonts w:ascii="Times New Roman" w:hAnsi="Times New Roman" w:cs="Times New Roman"/>
-        </w:rPr>
-        <w:t xml:space="preserve"> </w:t>
-      </w:r>
-      <w:proofErr w:type="spellStart"/>
-      <w:r>
-        <w:rPr>
-          <w:rFonts w:ascii="Times New Roman" w:hAnsi="Times New Roman" w:cs="Times New Roman"/>
-        </w:rPr>
-        <w:t>kekosongan</w:t>
-      </w:r>
-      <w:proofErr w:type="spellEnd"/>
-      <w:r>
-        <w:rPr>
-          <w:rFonts w:ascii="Times New Roman" w:hAnsi="Times New Roman" w:cs="Times New Roman"/>
-        </w:rPr>
-        <w:t xml:space="preserve"> </w:t>
+        <w:t>digunakan</w:t>
+      </w:r>
+      <w:proofErr w:type="spellEnd"/>
+      <w:r>
+        <w:rPr>
+          <w:rFonts w:ascii="Times New Roman" w:hAnsi="Times New Roman" w:cs="Times New Roman"/>
+        </w:rPr>
+        <w:t xml:space="preserve"> </w:t>
+      </w:r>
+      <w:proofErr w:type="spellStart"/>
+      <w:r>
+        <w:rPr>
+          <w:rFonts w:ascii="Times New Roman" w:hAnsi="Times New Roman" w:cs="Times New Roman"/>
+        </w:rPr>
+        <w:t>lagi</w:t>
+      </w:r>
+      <w:proofErr w:type="spellEnd"/>
+      <w:r>
+        <w:rPr>
+          <w:rFonts w:ascii="Times New Roman" w:hAnsi="Times New Roman" w:cs="Times New Roman"/>
+        </w:rPr>
+        <w:t xml:space="preserve"> </w:t>
+      </w:r>
+      <w:proofErr w:type="spellStart"/>
+      <w:r>
+        <w:rPr>
+          <w:rFonts w:ascii="Times New Roman" w:hAnsi="Times New Roman" w:cs="Times New Roman"/>
+        </w:rPr>
+        <w:t>dikarenakan</w:t>
+      </w:r>
+      <w:proofErr w:type="spellEnd"/>
+      <w:r>
+        <w:rPr>
+          <w:rFonts w:ascii="Times New Roman" w:hAnsi="Times New Roman" w:cs="Times New Roman"/>
+        </w:rPr>
+        <w:t xml:space="preserve"> </w:t>
+      </w:r>
+      <w:proofErr w:type="spellStart"/>
+      <w:r>
+        <w:rPr>
+          <w:rFonts w:ascii="Times New Roman" w:hAnsi="Times New Roman" w:cs="Times New Roman"/>
+        </w:rPr>
+        <w:t>secara</w:t>
+      </w:r>
+      <w:proofErr w:type="spellEnd"/>
+      <w:r>
+        <w:rPr>
+          <w:rFonts w:ascii="Times New Roman" w:hAnsi="Times New Roman" w:cs="Times New Roman"/>
+        </w:rPr>
+        <w:t xml:space="preserve"> </w:t>
+      </w:r>
+      <w:proofErr w:type="spellStart"/>
+      <w:r>
+        <w:rPr>
+          <w:rFonts w:ascii="Times New Roman" w:hAnsi="Times New Roman" w:cs="Times New Roman"/>
+        </w:rPr>
+        <w:t>fisik</w:t>
+      </w:r>
+      <w:proofErr w:type="spellEnd"/>
+      <w:r>
+        <w:rPr>
+          <w:rFonts w:ascii="Times New Roman" w:hAnsi="Times New Roman" w:cs="Times New Roman"/>
+        </w:rPr>
+        <w:t xml:space="preserve"> </w:t>
+      </w:r>
+      <w:proofErr w:type="spellStart"/>
+      <w:r>
+        <w:rPr>
+          <w:rFonts w:ascii="Times New Roman" w:hAnsi="Times New Roman" w:cs="Times New Roman"/>
+        </w:rPr>
+        <w:t>mengalami</w:t>
+      </w:r>
+      <w:proofErr w:type="spellEnd"/>
+      <w:r>
+        <w:rPr>
+          <w:rFonts w:ascii="Times New Roman" w:hAnsi="Times New Roman" w:cs="Times New Roman"/>
+        </w:rPr>
+        <w:t xml:space="preserve"> </w:t>
+      </w:r>
+      <w:proofErr w:type="spellStart"/>
+      <w:r>
+        <w:rPr>
+          <w:rFonts w:ascii="Times New Roman" w:hAnsi="Times New Roman" w:cs="Times New Roman"/>
+        </w:rPr>
+        <w:t>kerusakan</w:t>
+      </w:r>
+      <w:proofErr w:type="spellEnd"/>
+      <w:r>
+        <w:rPr>
+          <w:rFonts w:ascii="Times New Roman" w:hAnsi="Times New Roman" w:cs="Times New Roman"/>
+        </w:rPr>
+        <w:t xml:space="preserve"> dan </w:t>
       </w:r>
       <w:proofErr w:type="spellStart"/>
       <w:r>
@@ -6433,28 +6115,252 @@
         <w:rPr>
           <w:rFonts w:ascii="Times New Roman" w:hAnsi="Times New Roman" w:cs="Times New Roman"/>
         </w:rPr>
-        <w:t>menumpuknya</w:t>
-      </w:r>
-      <w:proofErr w:type="spellEnd"/>
-      <w:r>
-        <w:rPr>
-          <w:rFonts w:ascii="Times New Roman" w:hAnsi="Times New Roman" w:cs="Times New Roman"/>
-        </w:rPr>
-        <w:t xml:space="preserve"> </w:t>
-      </w:r>
-      <w:proofErr w:type="spellStart"/>
-      <w:r>
-        <w:rPr>
-          <w:rFonts w:ascii="Times New Roman" w:hAnsi="Times New Roman" w:cs="Times New Roman"/>
-        </w:rPr>
-        <w:t>persediaan</w:t>
-      </w:r>
-      <w:proofErr w:type="spellEnd"/>
-      <w:r>
-        <w:rPr>
-          <w:rFonts w:ascii="Times New Roman" w:hAnsi="Times New Roman" w:cs="Times New Roman"/>
-        </w:rPr>
-        <w:t xml:space="preserve">.  </w:t>
+        <w:t>sudah</w:t>
+      </w:r>
+      <w:proofErr w:type="spellEnd"/>
+      <w:r>
+        <w:rPr>
+          <w:rFonts w:ascii="Times New Roman" w:hAnsi="Times New Roman" w:cs="Times New Roman"/>
+        </w:rPr>
+        <w:t xml:space="preserve"> </w:t>
+      </w:r>
+      <w:proofErr w:type="spellStart"/>
+      <w:r>
+        <w:rPr>
+          <w:rFonts w:ascii="Times New Roman" w:hAnsi="Times New Roman" w:cs="Times New Roman"/>
+        </w:rPr>
+        <w:t>kadaluarsa</w:t>
+      </w:r>
+      <w:proofErr w:type="spellEnd"/>
+      <w:r>
+        <w:rPr>
+          <w:rFonts w:ascii="Times New Roman" w:hAnsi="Times New Roman" w:cs="Times New Roman"/>
+        </w:rPr>
+        <w:t xml:space="preserve">. </w:t>
+      </w:r>
+      <w:proofErr w:type="spellStart"/>
+      <w:r>
+        <w:rPr>
+          <w:rFonts w:ascii="Times New Roman" w:hAnsi="Times New Roman" w:cs="Times New Roman"/>
+        </w:rPr>
+        <w:t>Dibuatkan</w:t>
+      </w:r>
+      <w:proofErr w:type="spellEnd"/>
+      <w:r>
+        <w:rPr>
+          <w:rFonts w:ascii="Times New Roman" w:hAnsi="Times New Roman" w:cs="Times New Roman"/>
+        </w:rPr>
+        <w:t xml:space="preserve"> </w:t>
+      </w:r>
+      <w:proofErr w:type="spellStart"/>
+      <w:r>
+        <w:rPr>
+          <w:rFonts w:ascii="Times New Roman" w:hAnsi="Times New Roman" w:cs="Times New Roman"/>
+        </w:rPr>
+        <w:t>berita</w:t>
+      </w:r>
+      <w:proofErr w:type="spellEnd"/>
+      <w:r>
+        <w:rPr>
+          <w:rFonts w:ascii="Times New Roman" w:hAnsi="Times New Roman" w:cs="Times New Roman"/>
+        </w:rPr>
+        <w:t xml:space="preserve"> acara </w:t>
+      </w:r>
+      <w:proofErr w:type="spellStart"/>
+      <w:r>
+        <w:rPr>
+          <w:rFonts w:ascii="Times New Roman" w:hAnsi="Times New Roman" w:cs="Times New Roman"/>
+        </w:rPr>
+        <w:t>lalu</w:t>
+      </w:r>
+      <w:proofErr w:type="spellEnd"/>
+      <w:r>
+        <w:rPr>
+          <w:rFonts w:ascii="Times New Roman" w:hAnsi="Times New Roman" w:cs="Times New Roman"/>
+        </w:rPr>
+        <w:t xml:space="preserve"> </w:t>
+      </w:r>
+      <w:proofErr w:type="spellStart"/>
+      <w:r>
+        <w:rPr>
+          <w:rFonts w:ascii="Times New Roman" w:hAnsi="Times New Roman" w:cs="Times New Roman"/>
+        </w:rPr>
+        <w:t>didokumentasikan</w:t>
+      </w:r>
+      <w:proofErr w:type="spellEnd"/>
+      <w:r>
+        <w:rPr>
+          <w:rFonts w:ascii="Times New Roman" w:hAnsi="Times New Roman" w:cs="Times New Roman"/>
+        </w:rPr>
+        <w:t xml:space="preserve"> </w:t>
+      </w:r>
+      <w:proofErr w:type="spellStart"/>
+      <w:r>
+        <w:rPr>
+          <w:rFonts w:ascii="Times New Roman" w:hAnsi="Times New Roman" w:cs="Times New Roman"/>
+        </w:rPr>
+        <w:t>ketika</w:t>
+      </w:r>
+      <w:proofErr w:type="spellEnd"/>
+      <w:r>
+        <w:rPr>
+          <w:rFonts w:ascii="Times New Roman" w:hAnsi="Times New Roman" w:cs="Times New Roman"/>
+        </w:rPr>
+        <w:t xml:space="preserve"> </w:t>
+      </w:r>
+      <w:proofErr w:type="spellStart"/>
+      <w:r>
+        <w:rPr>
+          <w:rFonts w:ascii="Times New Roman" w:hAnsi="Times New Roman" w:cs="Times New Roman"/>
+        </w:rPr>
+        <w:t>dilakukan</w:t>
+      </w:r>
+      <w:proofErr w:type="spellEnd"/>
+      <w:r>
+        <w:rPr>
+          <w:rFonts w:ascii="Times New Roman" w:hAnsi="Times New Roman" w:cs="Times New Roman"/>
+        </w:rPr>
+        <w:t xml:space="preserve"> </w:t>
+      </w:r>
+      <w:proofErr w:type="spellStart"/>
+      <w:r>
+        <w:rPr>
+          <w:rFonts w:ascii="Times New Roman" w:hAnsi="Times New Roman" w:cs="Times New Roman"/>
+        </w:rPr>
+        <w:t>pemusnahan</w:t>
+      </w:r>
+      <w:proofErr w:type="spellEnd"/>
+      <w:r>
+        <w:rPr>
+          <w:rFonts w:ascii="Times New Roman" w:hAnsi="Times New Roman" w:cs="Times New Roman"/>
+        </w:rPr>
+        <w:t xml:space="preserve"> </w:t>
+      </w:r>
+      <w:proofErr w:type="spellStart"/>
+      <w:r>
+        <w:rPr>
+          <w:rFonts w:ascii="Times New Roman" w:hAnsi="Times New Roman" w:cs="Times New Roman"/>
+        </w:rPr>
+        <w:t>sesuai</w:t>
+      </w:r>
+      <w:proofErr w:type="spellEnd"/>
+      <w:r>
+        <w:rPr>
+          <w:rFonts w:ascii="Times New Roman" w:hAnsi="Times New Roman" w:cs="Times New Roman"/>
+        </w:rPr>
+        <w:t xml:space="preserve"> </w:t>
+      </w:r>
+      <w:proofErr w:type="spellStart"/>
+      <w:r>
+        <w:rPr>
+          <w:rFonts w:ascii="Times New Roman" w:hAnsi="Times New Roman" w:cs="Times New Roman"/>
+        </w:rPr>
+        <w:t>aturan</w:t>
+      </w:r>
+      <w:proofErr w:type="spellEnd"/>
+      <w:r>
+        <w:rPr>
+          <w:rFonts w:ascii="Times New Roman" w:hAnsi="Times New Roman" w:cs="Times New Roman"/>
+        </w:rPr>
+        <w:t xml:space="preserve"> dan </w:t>
+      </w:r>
+      <w:proofErr w:type="spellStart"/>
+      <w:r>
+        <w:rPr>
+          <w:rFonts w:ascii="Times New Roman" w:hAnsi="Times New Roman" w:cs="Times New Roman"/>
+        </w:rPr>
+        <w:t>diharapkan</w:t>
+      </w:r>
+      <w:proofErr w:type="spellEnd"/>
+      <w:r>
+        <w:rPr>
+          <w:rFonts w:ascii="Times New Roman" w:hAnsi="Times New Roman" w:cs="Times New Roman"/>
+        </w:rPr>
+        <w:t xml:space="preserve"> pula </w:t>
+      </w:r>
+      <w:proofErr w:type="spellStart"/>
+      <w:r>
+        <w:rPr>
+          <w:rFonts w:ascii="Times New Roman" w:hAnsi="Times New Roman" w:cs="Times New Roman"/>
+        </w:rPr>
+        <w:t>tidak</w:t>
+      </w:r>
+      <w:proofErr w:type="spellEnd"/>
+      <w:r>
+        <w:rPr>
+          <w:rFonts w:ascii="Times New Roman" w:hAnsi="Times New Roman" w:cs="Times New Roman"/>
+        </w:rPr>
+        <w:t xml:space="preserve"> </w:t>
+      </w:r>
+      <w:proofErr w:type="spellStart"/>
+      <w:r>
+        <w:rPr>
+          <w:rFonts w:ascii="Times New Roman" w:hAnsi="Times New Roman" w:cs="Times New Roman"/>
+        </w:rPr>
+        <w:t>mencemari</w:t>
+      </w:r>
+      <w:proofErr w:type="spellEnd"/>
+      <w:r>
+        <w:rPr>
+          <w:rFonts w:ascii="Times New Roman" w:hAnsi="Times New Roman" w:cs="Times New Roman"/>
+        </w:rPr>
+        <w:t xml:space="preserve"> </w:t>
+      </w:r>
+      <w:proofErr w:type="spellStart"/>
+      <w:r>
+        <w:rPr>
+          <w:rFonts w:ascii="Times New Roman" w:hAnsi="Times New Roman" w:cs="Times New Roman"/>
+        </w:rPr>
+        <w:t>atau</w:t>
+      </w:r>
+      <w:proofErr w:type="spellEnd"/>
+      <w:r>
+        <w:rPr>
+          <w:rFonts w:ascii="Times New Roman" w:hAnsi="Times New Roman" w:cs="Times New Roman"/>
+        </w:rPr>
+        <w:t xml:space="preserve"> </w:t>
+      </w:r>
+      <w:proofErr w:type="spellStart"/>
+      <w:r>
+        <w:rPr>
+          <w:rFonts w:ascii="Times New Roman" w:hAnsi="Times New Roman" w:cs="Times New Roman"/>
+        </w:rPr>
+        <w:t>disalahgunakan</w:t>
+      </w:r>
+      <w:proofErr w:type="spellEnd"/>
+      <w:r>
+        <w:rPr>
+          <w:rFonts w:ascii="Times New Roman" w:hAnsi="Times New Roman" w:cs="Times New Roman"/>
+        </w:rPr>
+        <w:t xml:space="preserve"> pada </w:t>
+      </w:r>
+      <w:proofErr w:type="spellStart"/>
+      <w:r>
+        <w:rPr>
+          <w:rFonts w:ascii="Times New Roman" w:hAnsi="Times New Roman" w:cs="Times New Roman"/>
+        </w:rPr>
+        <w:t>lingkungan</w:t>
+      </w:r>
+      <w:proofErr w:type="spellEnd"/>
+      <w:r>
+        <w:rPr>
+          <w:rFonts w:ascii="Times New Roman" w:hAnsi="Times New Roman" w:cs="Times New Roman"/>
+        </w:rPr>
+        <w:t xml:space="preserve"> </w:t>
+      </w:r>
+      <w:proofErr w:type="spellStart"/>
+      <w:r>
+        <w:rPr>
+          <w:rFonts w:ascii="Times New Roman" w:hAnsi="Times New Roman" w:cs="Times New Roman"/>
+        </w:rPr>
+        <w:t>sekitar</w:t>
+      </w:r>
+      <w:proofErr w:type="spellEnd"/>
+      <w:r>
+        <w:rPr>
+          <w:rFonts w:ascii="Times New Roman" w:hAnsi="Times New Roman" w:cs="Times New Roman"/>
+        </w:rPr>
+        <w:t xml:space="preserve">. </w:t>
       </w:r>
     </w:p>
     <w:p>
@@ -6469,10 +6375,11 @@
           <w:szCs w:val="24"/>
         </w:rPr>
       </w:pPr>
-      <w:bookmarkStart w:id="26" w:name="_Toc216874851"/>
-      <w:bookmarkStart w:id="27" w:name="_Toc216875375"/>
-      <w:bookmarkStart w:id="28" w:name="_Toc216875737"/>
-      <w:bookmarkStart w:id="29" w:name="_Toc216876038"/>
+      <w:bookmarkStart w:id="26" w:name="_Toc216874850"/>
+      <w:bookmarkStart w:id="27" w:name="_Toc216875374"/>
+      <w:bookmarkStart w:id="28" w:name="_Toc216875736"/>
+      <w:bookmarkStart w:id="29" w:name="_Toc216876037"/>
+      <w:bookmarkStart w:id="30" w:name="_Toc218598201"/>
       <w:r>
         <w:rPr>
           <w:rFonts w:ascii="Times New Roman" w:hAnsi="Times New Roman" w:cs="Times New Roman"/>
@@ -6480,7 +6387,8 @@
           <w:sz w:val="24"/>
           <w:szCs w:val="24"/>
         </w:rPr>
-        <w:t xml:space="preserve">g. </w:t>
+        <w:lastRenderedPageBreak/>
+        <w:t xml:space="preserve">f. </w:t>
       </w:r>
       <w:proofErr w:type="spellStart"/>
       <w:r>
@@ -6490,32 +6398,13 @@
           <w:sz w:val="24"/>
           <w:szCs w:val="24"/>
         </w:rPr>
-        <w:t>Pencatatan</w:t>
-      </w:r>
-      <w:proofErr w:type="spellEnd"/>
-      <w:r>
-        <w:rPr>
-          <w:rFonts w:ascii="Times New Roman" w:hAnsi="Times New Roman" w:cs="Times New Roman"/>
-          <w:color w:val="auto"/>
-          <w:sz w:val="24"/>
-          <w:szCs w:val="24"/>
-        </w:rPr>
-        <w:t xml:space="preserve"> dan </w:t>
-      </w:r>
-      <w:proofErr w:type="spellStart"/>
-      <w:r>
-        <w:rPr>
-          <w:rFonts w:ascii="Times New Roman" w:hAnsi="Times New Roman" w:cs="Times New Roman"/>
-          <w:color w:val="auto"/>
-          <w:sz w:val="24"/>
-          <w:szCs w:val="24"/>
-        </w:rPr>
-        <w:t>Pelaporan</w:t>
+        <w:t>Pengendalian</w:t>
       </w:r>
       <w:bookmarkEnd w:id="26"/>
       <w:bookmarkEnd w:id="27"/>
       <w:bookmarkEnd w:id="28"/>
       <w:bookmarkEnd w:id="29"/>
+      <w:bookmarkEnd w:id="30"/>
       <w:proofErr w:type="spellEnd"/>
       <w:r>
         <w:rPr>
@@ -6540,6 +6429,409 @@
         <w:rPr>
           <w:rFonts w:ascii="Times New Roman" w:hAnsi="Times New Roman" w:cs="Times New Roman"/>
         </w:rPr>
+        <w:t>Apoteker</w:t>
+      </w:r>
+      <w:proofErr w:type="spellEnd"/>
+      <w:r>
+        <w:rPr>
+          <w:rFonts w:ascii="Times New Roman" w:hAnsi="Times New Roman" w:cs="Times New Roman"/>
+        </w:rPr>
+        <w:t xml:space="preserve"> </w:t>
+      </w:r>
+      <w:proofErr w:type="spellStart"/>
+      <w:r>
+        <w:rPr>
+          <w:rFonts w:ascii="Times New Roman" w:hAnsi="Times New Roman" w:cs="Times New Roman"/>
+        </w:rPr>
+        <w:t>mengawasi</w:t>
+      </w:r>
+      <w:proofErr w:type="spellEnd"/>
+      <w:r>
+        <w:rPr>
+          <w:rFonts w:ascii="Times New Roman" w:hAnsi="Times New Roman" w:cs="Times New Roman"/>
+        </w:rPr>
+        <w:t xml:space="preserve"> supply </w:t>
+      </w:r>
+      <w:proofErr w:type="spellStart"/>
+      <w:r>
+        <w:rPr>
+          <w:rFonts w:ascii="Times New Roman" w:hAnsi="Times New Roman" w:cs="Times New Roman"/>
+        </w:rPr>
+        <w:t>obat</w:t>
+      </w:r>
+      <w:proofErr w:type="spellEnd"/>
+      <w:r>
+        <w:rPr>
+          <w:rFonts w:ascii="Times New Roman" w:hAnsi="Times New Roman" w:cs="Times New Roman"/>
+        </w:rPr>
+        <w:t xml:space="preserve">, </w:t>
+      </w:r>
+      <w:proofErr w:type="spellStart"/>
+      <w:r>
+        <w:rPr>
+          <w:rFonts w:ascii="Times New Roman" w:hAnsi="Times New Roman" w:cs="Times New Roman"/>
+        </w:rPr>
+        <w:t>alkes</w:t>
+      </w:r>
+      <w:proofErr w:type="spellEnd"/>
+      <w:r>
+        <w:rPr>
+          <w:rFonts w:ascii="Times New Roman" w:hAnsi="Times New Roman" w:cs="Times New Roman"/>
+        </w:rPr>
+        <w:t xml:space="preserve"> dan BMHP </w:t>
+      </w:r>
+      <w:proofErr w:type="spellStart"/>
+      <w:r>
+        <w:rPr>
+          <w:rFonts w:ascii="Times New Roman" w:hAnsi="Times New Roman" w:cs="Times New Roman"/>
+        </w:rPr>
+        <w:t>dengan</w:t>
+      </w:r>
+      <w:proofErr w:type="spellEnd"/>
+      <w:r>
+        <w:rPr>
+          <w:rFonts w:ascii="Times New Roman" w:hAnsi="Times New Roman" w:cs="Times New Roman"/>
+        </w:rPr>
+        <w:t xml:space="preserve"> </w:t>
+      </w:r>
+      <w:proofErr w:type="spellStart"/>
+      <w:r>
+        <w:rPr>
+          <w:rFonts w:ascii="Times New Roman" w:hAnsi="Times New Roman" w:cs="Times New Roman"/>
+        </w:rPr>
+        <w:t>memperhatikan</w:t>
+      </w:r>
+      <w:proofErr w:type="spellEnd"/>
+      <w:r>
+        <w:rPr>
+          <w:rFonts w:ascii="Times New Roman" w:hAnsi="Times New Roman" w:cs="Times New Roman"/>
+        </w:rPr>
+        <w:t xml:space="preserve"> </w:t>
+      </w:r>
+      <w:proofErr w:type="spellStart"/>
+      <w:r>
+        <w:rPr>
+          <w:rFonts w:ascii="Times New Roman" w:hAnsi="Times New Roman" w:cs="Times New Roman"/>
+        </w:rPr>
+        <w:t>stok</w:t>
+      </w:r>
+      <w:proofErr w:type="spellEnd"/>
+      <w:r>
+        <w:rPr>
+          <w:rFonts w:ascii="Times New Roman" w:hAnsi="Times New Roman" w:cs="Times New Roman"/>
+        </w:rPr>
+        <w:t xml:space="preserve"> </w:t>
+      </w:r>
+      <w:proofErr w:type="spellStart"/>
+      <w:r>
+        <w:rPr>
+          <w:rFonts w:ascii="Times New Roman" w:hAnsi="Times New Roman" w:cs="Times New Roman"/>
+        </w:rPr>
+        <w:t>sediaan</w:t>
+      </w:r>
+      <w:proofErr w:type="spellEnd"/>
+      <w:r>
+        <w:rPr>
+          <w:rFonts w:ascii="Times New Roman" w:hAnsi="Times New Roman" w:cs="Times New Roman"/>
+        </w:rPr>
+        <w:t xml:space="preserve"> </w:t>
+      </w:r>
+      <w:proofErr w:type="spellStart"/>
+      <w:r>
+        <w:rPr>
+          <w:rFonts w:ascii="Times New Roman" w:hAnsi="Times New Roman" w:cs="Times New Roman"/>
+        </w:rPr>
+        <w:t>farmasi</w:t>
+      </w:r>
+      <w:proofErr w:type="spellEnd"/>
+      <w:r>
+        <w:rPr>
+          <w:rFonts w:ascii="Times New Roman" w:hAnsi="Times New Roman" w:cs="Times New Roman"/>
+        </w:rPr>
+        <w:t xml:space="preserve"> </w:t>
+      </w:r>
+      <w:proofErr w:type="spellStart"/>
+      <w:r>
+        <w:rPr>
+          <w:rFonts w:ascii="Times New Roman" w:hAnsi="Times New Roman" w:cs="Times New Roman"/>
+        </w:rPr>
+        <w:t>sehingga</w:t>
+      </w:r>
+      <w:proofErr w:type="spellEnd"/>
+      <w:r>
+        <w:rPr>
+          <w:rFonts w:ascii="Times New Roman" w:hAnsi="Times New Roman" w:cs="Times New Roman"/>
+        </w:rPr>
+        <w:t xml:space="preserve"> </w:t>
+      </w:r>
+      <w:proofErr w:type="spellStart"/>
+      <w:r>
+        <w:rPr>
+          <w:rFonts w:ascii="Times New Roman" w:hAnsi="Times New Roman" w:cs="Times New Roman"/>
+        </w:rPr>
+        <w:t>dapat</w:t>
+      </w:r>
+      <w:proofErr w:type="spellEnd"/>
+      <w:r>
+        <w:rPr>
+          <w:rFonts w:ascii="Times New Roman" w:hAnsi="Times New Roman" w:cs="Times New Roman"/>
+        </w:rPr>
+        <w:t xml:space="preserve"> </w:t>
+      </w:r>
+      <w:proofErr w:type="spellStart"/>
+      <w:r>
+        <w:rPr>
+          <w:rFonts w:ascii="Times New Roman" w:hAnsi="Times New Roman" w:cs="Times New Roman"/>
+        </w:rPr>
+        <w:t>diketahui</w:t>
+      </w:r>
+      <w:proofErr w:type="spellEnd"/>
+      <w:r>
+        <w:rPr>
+          <w:rFonts w:ascii="Times New Roman" w:hAnsi="Times New Roman" w:cs="Times New Roman"/>
+        </w:rPr>
+        <w:t xml:space="preserve"> </w:t>
+      </w:r>
+      <w:proofErr w:type="spellStart"/>
+      <w:r>
+        <w:rPr>
+          <w:rFonts w:ascii="Times New Roman" w:hAnsi="Times New Roman" w:cs="Times New Roman"/>
+        </w:rPr>
+        <w:t>sediaan</w:t>
+      </w:r>
+      <w:proofErr w:type="spellEnd"/>
+      <w:r>
+        <w:rPr>
+          <w:rFonts w:ascii="Times New Roman" w:hAnsi="Times New Roman" w:cs="Times New Roman"/>
+        </w:rPr>
+        <w:t xml:space="preserve"> </w:t>
+      </w:r>
+      <w:proofErr w:type="spellStart"/>
+      <w:r>
+        <w:rPr>
+          <w:rFonts w:ascii="Times New Roman" w:hAnsi="Times New Roman" w:cs="Times New Roman"/>
+        </w:rPr>
+        <w:t>farmasi</w:t>
+      </w:r>
+      <w:proofErr w:type="spellEnd"/>
+      <w:r>
+        <w:rPr>
+          <w:rFonts w:ascii="Times New Roman" w:hAnsi="Times New Roman" w:cs="Times New Roman"/>
+        </w:rPr>
+        <w:t xml:space="preserve"> yang </w:t>
+      </w:r>
+      <w:r>
+        <w:rPr>
+          <w:rFonts w:ascii="Times New Roman" w:eastAsia="Arial" w:hAnsi="Times New Roman" w:cs="Times New Roman"/>
+          <w:i/>
+        </w:rPr>
+        <w:t>fast moving</w:t>
+      </w:r>
+      <w:r>
+        <w:rPr>
+          <w:rFonts w:ascii="Times New Roman" w:hAnsi="Times New Roman" w:cs="Times New Roman"/>
+        </w:rPr>
+        <w:t xml:space="preserve"> </w:t>
+      </w:r>
+      <w:proofErr w:type="spellStart"/>
+      <w:r>
+        <w:rPr>
+          <w:rFonts w:ascii="Times New Roman" w:hAnsi="Times New Roman" w:cs="Times New Roman"/>
+        </w:rPr>
+        <w:t>maupun</w:t>
+      </w:r>
+      <w:proofErr w:type="spellEnd"/>
+      <w:r>
+        <w:rPr>
+          <w:rFonts w:ascii="Times New Roman" w:hAnsi="Times New Roman" w:cs="Times New Roman"/>
+        </w:rPr>
+        <w:t xml:space="preserve"> yang </w:t>
+      </w:r>
+      <w:r>
+        <w:rPr>
+          <w:rFonts w:ascii="Times New Roman" w:eastAsia="Arial" w:hAnsi="Times New Roman" w:cs="Times New Roman"/>
+          <w:i/>
+        </w:rPr>
+        <w:t xml:space="preserve">slow moving </w:t>
+      </w:r>
+      <w:r>
+        <w:rPr>
+          <w:rFonts w:ascii="Times New Roman" w:hAnsi="Times New Roman" w:cs="Times New Roman"/>
+        </w:rPr>
+        <w:t xml:space="preserve">agar </w:t>
+      </w:r>
+      <w:proofErr w:type="spellStart"/>
+      <w:proofErr w:type="gramStart"/>
+      <w:r>
+        <w:rPr>
+          <w:rFonts w:ascii="Times New Roman" w:hAnsi="Times New Roman" w:cs="Times New Roman"/>
+        </w:rPr>
+        <w:t>dapat</w:t>
+      </w:r>
+      <w:proofErr w:type="spellEnd"/>
+      <w:r>
+        <w:rPr>
+          <w:rFonts w:ascii="Times New Roman" w:hAnsi="Times New Roman" w:cs="Times New Roman"/>
+        </w:rPr>
+        <w:t xml:space="preserve">  </w:t>
+      </w:r>
+      <w:proofErr w:type="spellStart"/>
+      <w:r>
+        <w:rPr>
+          <w:rFonts w:ascii="Times New Roman" w:hAnsi="Times New Roman" w:cs="Times New Roman"/>
+        </w:rPr>
+        <w:t>menghindari</w:t>
+      </w:r>
+      <w:proofErr w:type="spellEnd"/>
+      <w:proofErr w:type="gramEnd"/>
+      <w:r>
+        <w:rPr>
+          <w:rFonts w:ascii="Times New Roman" w:hAnsi="Times New Roman" w:cs="Times New Roman"/>
+        </w:rPr>
+        <w:t xml:space="preserve"> </w:t>
+      </w:r>
+      <w:proofErr w:type="spellStart"/>
+      <w:r>
+        <w:rPr>
+          <w:rFonts w:ascii="Times New Roman" w:hAnsi="Times New Roman" w:cs="Times New Roman"/>
+        </w:rPr>
+        <w:t>kekosongan</w:t>
+      </w:r>
+      <w:proofErr w:type="spellEnd"/>
+      <w:r>
+        <w:rPr>
+          <w:rFonts w:ascii="Times New Roman" w:hAnsi="Times New Roman" w:cs="Times New Roman"/>
+        </w:rPr>
+        <w:t xml:space="preserve"> </w:t>
+      </w:r>
+      <w:proofErr w:type="spellStart"/>
+      <w:r>
+        <w:rPr>
+          <w:rFonts w:ascii="Times New Roman" w:hAnsi="Times New Roman" w:cs="Times New Roman"/>
+        </w:rPr>
+        <w:t>atau</w:t>
+      </w:r>
+      <w:proofErr w:type="spellEnd"/>
+      <w:r>
+        <w:rPr>
+          <w:rFonts w:ascii="Times New Roman" w:hAnsi="Times New Roman" w:cs="Times New Roman"/>
+        </w:rPr>
+        <w:t xml:space="preserve"> </w:t>
+      </w:r>
+      <w:proofErr w:type="spellStart"/>
+      <w:r>
+        <w:rPr>
+          <w:rFonts w:ascii="Times New Roman" w:hAnsi="Times New Roman" w:cs="Times New Roman"/>
+        </w:rPr>
+        <w:t>menumpuknya</w:t>
+      </w:r>
+      <w:proofErr w:type="spellEnd"/>
+      <w:r>
+        <w:rPr>
+          <w:rFonts w:ascii="Times New Roman" w:hAnsi="Times New Roman" w:cs="Times New Roman"/>
+        </w:rPr>
+        <w:t xml:space="preserve"> </w:t>
+      </w:r>
+      <w:proofErr w:type="spellStart"/>
+      <w:r>
+        <w:rPr>
+          <w:rFonts w:ascii="Times New Roman" w:hAnsi="Times New Roman" w:cs="Times New Roman"/>
+        </w:rPr>
+        <w:t>persediaan</w:t>
+      </w:r>
+      <w:proofErr w:type="spellEnd"/>
+      <w:r>
+        <w:rPr>
+          <w:rFonts w:ascii="Times New Roman" w:hAnsi="Times New Roman" w:cs="Times New Roman"/>
+        </w:rPr>
+        <w:t xml:space="preserve">.  </w:t>
+      </w:r>
+    </w:p>
+    <w:p>
+      <w:pPr>
+        <w:pStyle w:val="Judul3"/>
+        <w:ind w:left="426"/>
+        <w:jc w:val="both"/>
+        <w:rPr>
+          <w:rFonts w:ascii="Times New Roman" w:hAnsi="Times New Roman" w:cs="Times New Roman"/>
+          <w:color w:val="auto"/>
+          <w:sz w:val="24"/>
+          <w:szCs w:val="24"/>
+        </w:rPr>
+      </w:pPr>
+      <w:bookmarkStart w:id="31" w:name="_Toc216874851"/>
+      <w:bookmarkStart w:id="32" w:name="_Toc216875375"/>
+      <w:bookmarkStart w:id="33" w:name="_Toc216875737"/>
+      <w:bookmarkStart w:id="34" w:name="_Toc216876038"/>
+      <w:bookmarkStart w:id="35" w:name="_Toc218598202"/>
+      <w:r>
+        <w:rPr>
+          <w:rFonts w:ascii="Times New Roman" w:hAnsi="Times New Roman" w:cs="Times New Roman"/>
+          <w:color w:val="auto"/>
+          <w:sz w:val="24"/>
+          <w:szCs w:val="24"/>
+        </w:rPr>
+        <w:t xml:space="preserve">g. </w:t>
+      </w:r>
+      <w:proofErr w:type="spellStart"/>
+      <w:r>
+        <w:rPr>
+          <w:rFonts w:ascii="Times New Roman" w:hAnsi="Times New Roman" w:cs="Times New Roman"/>
+          <w:color w:val="auto"/>
+          <w:sz w:val="24"/>
+          <w:szCs w:val="24"/>
+        </w:rPr>
+        <w:t>Pencatatan</w:t>
+      </w:r>
+      <w:proofErr w:type="spellEnd"/>
+      <w:r>
+        <w:rPr>
+          <w:rFonts w:ascii="Times New Roman" w:hAnsi="Times New Roman" w:cs="Times New Roman"/>
+          <w:color w:val="auto"/>
+          <w:sz w:val="24"/>
+          <w:szCs w:val="24"/>
+        </w:rPr>
+        <w:t xml:space="preserve"> dan </w:t>
+      </w:r>
+      <w:proofErr w:type="spellStart"/>
+      <w:r>
+        <w:rPr>
+          <w:rFonts w:ascii="Times New Roman" w:hAnsi="Times New Roman" w:cs="Times New Roman"/>
+          <w:color w:val="auto"/>
+          <w:sz w:val="24"/>
+          <w:szCs w:val="24"/>
+        </w:rPr>
+        <w:t>Pelaporan</w:t>
+      </w:r>
+      <w:bookmarkEnd w:id="31"/>
+      <w:bookmarkEnd w:id="32"/>
+      <w:bookmarkEnd w:id="33"/>
+      <w:bookmarkEnd w:id="34"/>
+      <w:bookmarkEnd w:id="35"/>
+      <w:proofErr w:type="spellEnd"/>
+      <w:r>
+        <w:rPr>
+          <w:rFonts w:ascii="Times New Roman" w:hAnsi="Times New Roman" w:cs="Times New Roman"/>
+          <w:color w:val="auto"/>
+          <w:sz w:val="24"/>
+          <w:szCs w:val="24"/>
+        </w:rPr>
+        <w:t xml:space="preserve"> </w:t>
+      </w:r>
+    </w:p>
+    <w:p>
+      <w:pPr>
+        <w:ind w:left="567" w:right="510"/>
+        <w:jc w:val="both"/>
+        <w:rPr>
+          <w:rFonts w:ascii="Times New Roman" w:hAnsi="Times New Roman" w:cs="Times New Roman"/>
+        </w:rPr>
+      </w:pPr>
+      <w:proofErr w:type="spellStart"/>
+      <w:r>
+        <w:rPr>
+          <w:rFonts w:ascii="Times New Roman" w:hAnsi="Times New Roman" w:cs="Times New Roman"/>
+        </w:rPr>
         <w:t>Pencatatan</w:t>
       </w:r>
       <w:proofErr w:type="spellEnd"/>
@@ -7284,10 +7576,11 @@
           <w:szCs w:val="24"/>
         </w:rPr>
       </w:pPr>
-      <w:bookmarkStart w:id="30" w:name="_Toc216874852"/>
-      <w:bookmarkStart w:id="31" w:name="_Toc216875376"/>
-      <w:bookmarkStart w:id="32" w:name="_Toc216875738"/>
-      <w:bookmarkStart w:id="33" w:name="_Toc216876039"/>
+      <w:bookmarkStart w:id="36" w:name="_Toc216874852"/>
+      <w:bookmarkStart w:id="37" w:name="_Toc216875376"/>
+      <w:bookmarkStart w:id="38" w:name="_Toc216875738"/>
+      <w:bookmarkStart w:id="39" w:name="_Toc216876039"/>
+      <w:bookmarkStart w:id="40" w:name="_Toc218598203"/>
       <w:r>
         <w:rPr>
           <w:rFonts w:ascii="Times New Roman" w:hAnsi="Times New Roman" w:cs="Times New Roman"/>
@@ -7327,10 +7620,11 @@
         </w:rPr>
         <w:t>resep</w:t>
       </w:r>
-      <w:bookmarkEnd w:id="30"/>
-      <w:bookmarkEnd w:id="31"/>
-      <w:bookmarkEnd w:id="32"/>
-      <w:bookmarkEnd w:id="33"/>
+      <w:bookmarkEnd w:id="36"/>
+      <w:bookmarkEnd w:id="37"/>
+      <w:bookmarkEnd w:id="38"/>
+      <w:bookmarkEnd w:id="39"/>
+      <w:bookmarkEnd w:id="40"/>
       <w:proofErr w:type="spellEnd"/>
       <w:r>
         <w:rPr>
@@ -7503,10 +7797,11 @@
           <w:szCs w:val="24"/>
         </w:rPr>
       </w:pPr>
-      <w:bookmarkStart w:id="34" w:name="_Toc216874853"/>
-      <w:bookmarkStart w:id="35" w:name="_Toc216875377"/>
-      <w:bookmarkStart w:id="36" w:name="_Toc216875739"/>
-      <w:bookmarkStart w:id="37" w:name="_Toc216876040"/>
+      <w:bookmarkStart w:id="41" w:name="_Toc216874853"/>
+      <w:bookmarkStart w:id="42" w:name="_Toc216875377"/>
+      <w:bookmarkStart w:id="43" w:name="_Toc216875739"/>
+      <w:bookmarkStart w:id="44" w:name="_Toc216876040"/>
+      <w:bookmarkStart w:id="45" w:name="_Toc218598204"/>
       <w:r>
         <w:rPr>
           <w:rFonts w:ascii="Times New Roman" w:hAnsi="Times New Roman" w:cs="Times New Roman"/>
@@ -7516,969 +7811,11 @@
         </w:rPr>
         <w:t>b. Dispensing</w:t>
       </w:r>
-      <w:bookmarkEnd w:id="34"/>
-      <w:bookmarkEnd w:id="35"/>
-      <w:bookmarkEnd w:id="36"/>
-      <w:bookmarkEnd w:id="37"/>
-      <w:r>
-        <w:rPr>
-          <w:rFonts w:ascii="Times New Roman" w:hAnsi="Times New Roman" w:cs="Times New Roman"/>
-          <w:color w:val="auto"/>
-          <w:sz w:val="24"/>
-          <w:szCs w:val="24"/>
-        </w:rPr>
-        <w:t xml:space="preserve"> </w:t>
-      </w:r>
-    </w:p>
-    <w:p>
-      <w:pPr>
-        <w:ind w:left="851" w:right="510"/>
-        <w:jc w:val="both"/>
-        <w:rPr>
-          <w:rFonts w:ascii="Times New Roman" w:hAnsi="Times New Roman" w:cs="Times New Roman"/>
-        </w:rPr>
-      </w:pPr>
-      <w:proofErr w:type="spellStart"/>
-      <w:r>
-        <w:rPr>
-          <w:rFonts w:ascii="Times New Roman" w:hAnsi="Times New Roman" w:cs="Times New Roman"/>
-        </w:rPr>
-        <w:t>Apoteker</w:t>
-      </w:r>
-      <w:proofErr w:type="spellEnd"/>
-      <w:r>
-        <w:rPr>
-          <w:rFonts w:ascii="Times New Roman" w:hAnsi="Times New Roman" w:cs="Times New Roman"/>
-        </w:rPr>
-        <w:t xml:space="preserve"> </w:t>
-      </w:r>
-      <w:proofErr w:type="spellStart"/>
-      <w:r>
-        <w:rPr>
-          <w:rFonts w:ascii="Times New Roman" w:hAnsi="Times New Roman" w:cs="Times New Roman"/>
-        </w:rPr>
-        <w:t>dibantu</w:t>
-      </w:r>
-      <w:proofErr w:type="spellEnd"/>
-      <w:r>
-        <w:rPr>
-          <w:rFonts w:ascii="Times New Roman" w:hAnsi="Times New Roman" w:cs="Times New Roman"/>
-        </w:rPr>
-        <w:t xml:space="preserve"> TTK </w:t>
-      </w:r>
-      <w:proofErr w:type="spellStart"/>
-      <w:r>
-        <w:rPr>
-          <w:rFonts w:ascii="Times New Roman" w:hAnsi="Times New Roman" w:cs="Times New Roman"/>
-        </w:rPr>
-        <w:t>melakukan</w:t>
-      </w:r>
-      <w:proofErr w:type="spellEnd"/>
-      <w:r>
-        <w:rPr>
-          <w:rFonts w:ascii="Times New Roman" w:hAnsi="Times New Roman" w:cs="Times New Roman"/>
-        </w:rPr>
-        <w:t xml:space="preserve"> dispensing yang </w:t>
-      </w:r>
-      <w:proofErr w:type="spellStart"/>
-      <w:r>
-        <w:rPr>
-          <w:rFonts w:ascii="Times New Roman" w:hAnsi="Times New Roman" w:cs="Times New Roman"/>
-        </w:rPr>
-        <w:t>meliputi</w:t>
-      </w:r>
-      <w:proofErr w:type="spellEnd"/>
-      <w:r>
-        <w:rPr>
-          <w:rFonts w:ascii="Times New Roman" w:hAnsi="Times New Roman" w:cs="Times New Roman"/>
-        </w:rPr>
-        <w:t xml:space="preserve"> </w:t>
-      </w:r>
-      <w:proofErr w:type="spellStart"/>
-      <w:r>
-        <w:rPr>
-          <w:rFonts w:ascii="Times New Roman" w:hAnsi="Times New Roman" w:cs="Times New Roman"/>
-        </w:rPr>
-        <w:t>penyiapan</w:t>
-      </w:r>
-      <w:proofErr w:type="spellEnd"/>
-      <w:r>
-        <w:rPr>
-          <w:rFonts w:ascii="Times New Roman" w:hAnsi="Times New Roman" w:cs="Times New Roman"/>
-        </w:rPr>
-        <w:t xml:space="preserve"> dan </w:t>
-      </w:r>
-      <w:proofErr w:type="spellStart"/>
-      <w:r>
-        <w:rPr>
-          <w:rFonts w:ascii="Times New Roman" w:hAnsi="Times New Roman" w:cs="Times New Roman"/>
-        </w:rPr>
-        <w:t>penyerahan</w:t>
-      </w:r>
-      <w:proofErr w:type="spellEnd"/>
-      <w:r>
-        <w:rPr>
-          <w:rFonts w:ascii="Times New Roman" w:hAnsi="Times New Roman" w:cs="Times New Roman"/>
-        </w:rPr>
-        <w:t xml:space="preserve"> </w:t>
-      </w:r>
-      <w:proofErr w:type="spellStart"/>
-      <w:r>
-        <w:rPr>
-          <w:rFonts w:ascii="Times New Roman" w:hAnsi="Times New Roman" w:cs="Times New Roman"/>
-        </w:rPr>
-        <w:t>obat</w:t>
-      </w:r>
-      <w:proofErr w:type="spellEnd"/>
-      <w:r>
-        <w:rPr>
-          <w:rFonts w:ascii="Times New Roman" w:hAnsi="Times New Roman" w:cs="Times New Roman"/>
-        </w:rPr>
-        <w:t xml:space="preserve"> </w:t>
-      </w:r>
-      <w:proofErr w:type="spellStart"/>
-      <w:r>
-        <w:rPr>
-          <w:rFonts w:ascii="Times New Roman" w:hAnsi="Times New Roman" w:cs="Times New Roman"/>
-        </w:rPr>
-        <w:t>baik</w:t>
-      </w:r>
-      <w:proofErr w:type="spellEnd"/>
-      <w:r>
-        <w:rPr>
-          <w:rFonts w:ascii="Times New Roman" w:hAnsi="Times New Roman" w:cs="Times New Roman"/>
-        </w:rPr>
-        <w:t xml:space="preserve"> </w:t>
-      </w:r>
-      <w:proofErr w:type="spellStart"/>
-      <w:r>
-        <w:rPr>
-          <w:rFonts w:ascii="Times New Roman" w:hAnsi="Times New Roman" w:cs="Times New Roman"/>
-        </w:rPr>
-        <w:t>obat</w:t>
-      </w:r>
-      <w:proofErr w:type="spellEnd"/>
-      <w:r>
-        <w:rPr>
-          <w:rFonts w:ascii="Times New Roman" w:hAnsi="Times New Roman" w:cs="Times New Roman"/>
-        </w:rPr>
-        <w:t xml:space="preserve"> </w:t>
-      </w:r>
-      <w:proofErr w:type="spellStart"/>
-      <w:r>
-        <w:rPr>
-          <w:rFonts w:ascii="Times New Roman" w:hAnsi="Times New Roman" w:cs="Times New Roman"/>
-        </w:rPr>
-        <w:t>resep</w:t>
-      </w:r>
-      <w:proofErr w:type="spellEnd"/>
-      <w:r>
-        <w:rPr>
-          <w:rFonts w:ascii="Times New Roman" w:hAnsi="Times New Roman" w:cs="Times New Roman"/>
-        </w:rPr>
-        <w:t xml:space="preserve"> </w:t>
-      </w:r>
-      <w:proofErr w:type="spellStart"/>
-      <w:r>
-        <w:rPr>
-          <w:rFonts w:ascii="Times New Roman" w:hAnsi="Times New Roman" w:cs="Times New Roman"/>
-        </w:rPr>
-        <w:t>maupun</w:t>
-      </w:r>
-      <w:proofErr w:type="spellEnd"/>
-      <w:r>
-        <w:rPr>
-          <w:rFonts w:ascii="Times New Roman" w:hAnsi="Times New Roman" w:cs="Times New Roman"/>
-        </w:rPr>
-        <w:t xml:space="preserve"> non </w:t>
-      </w:r>
-      <w:proofErr w:type="spellStart"/>
-      <w:r>
-        <w:rPr>
-          <w:rFonts w:ascii="Times New Roman" w:hAnsi="Times New Roman" w:cs="Times New Roman"/>
-        </w:rPr>
-        <w:t>resep</w:t>
-      </w:r>
-      <w:proofErr w:type="spellEnd"/>
-      <w:r>
-        <w:rPr>
-          <w:rFonts w:ascii="Times New Roman" w:hAnsi="Times New Roman" w:cs="Times New Roman"/>
-        </w:rPr>
-        <w:t xml:space="preserve"> </w:t>
-      </w:r>
-      <w:proofErr w:type="spellStart"/>
-      <w:r>
-        <w:rPr>
-          <w:rFonts w:ascii="Times New Roman" w:hAnsi="Times New Roman" w:cs="Times New Roman"/>
-        </w:rPr>
-        <w:t>termasuk</w:t>
-      </w:r>
-      <w:proofErr w:type="spellEnd"/>
-      <w:r>
-        <w:rPr>
-          <w:rFonts w:ascii="Times New Roman" w:hAnsi="Times New Roman" w:cs="Times New Roman"/>
-        </w:rPr>
-        <w:t xml:space="preserve"> </w:t>
-      </w:r>
-      <w:proofErr w:type="spellStart"/>
-      <w:r>
-        <w:rPr>
-          <w:rFonts w:ascii="Times New Roman" w:hAnsi="Times New Roman" w:cs="Times New Roman"/>
-        </w:rPr>
-        <w:t>pelayanan</w:t>
-      </w:r>
-      <w:proofErr w:type="spellEnd"/>
-      <w:r>
-        <w:rPr>
-          <w:rFonts w:ascii="Times New Roman" w:hAnsi="Times New Roman" w:cs="Times New Roman"/>
-        </w:rPr>
-        <w:t xml:space="preserve"> </w:t>
-      </w:r>
-      <w:proofErr w:type="spellStart"/>
-      <w:r>
-        <w:rPr>
-          <w:rFonts w:ascii="Times New Roman" w:hAnsi="Times New Roman" w:cs="Times New Roman"/>
-        </w:rPr>
-        <w:t>swamedikasi</w:t>
-      </w:r>
-      <w:proofErr w:type="spellEnd"/>
-      <w:r>
-        <w:rPr>
-          <w:rFonts w:ascii="Times New Roman" w:hAnsi="Times New Roman" w:cs="Times New Roman"/>
-        </w:rPr>
-        <w:t xml:space="preserve"> </w:t>
-      </w:r>
-      <w:proofErr w:type="spellStart"/>
-      <w:r>
-        <w:rPr>
-          <w:rFonts w:ascii="Times New Roman" w:hAnsi="Times New Roman" w:cs="Times New Roman"/>
-        </w:rPr>
-        <w:t>obat</w:t>
-      </w:r>
-      <w:proofErr w:type="spellEnd"/>
-      <w:r>
-        <w:rPr>
-          <w:rFonts w:ascii="Times New Roman" w:hAnsi="Times New Roman" w:cs="Times New Roman"/>
-        </w:rPr>
-        <w:t xml:space="preserve"> yang </w:t>
-      </w:r>
-      <w:proofErr w:type="spellStart"/>
-      <w:r>
-        <w:rPr>
-          <w:rFonts w:ascii="Times New Roman" w:hAnsi="Times New Roman" w:cs="Times New Roman"/>
-        </w:rPr>
-        <w:t>disertai</w:t>
-      </w:r>
-      <w:proofErr w:type="spellEnd"/>
-      <w:r>
-        <w:rPr>
-          <w:rFonts w:ascii="Times New Roman" w:hAnsi="Times New Roman" w:cs="Times New Roman"/>
-        </w:rPr>
-        <w:t xml:space="preserve"> </w:t>
-      </w:r>
-      <w:proofErr w:type="spellStart"/>
-      <w:r>
-        <w:rPr>
-          <w:rFonts w:ascii="Times New Roman" w:hAnsi="Times New Roman" w:cs="Times New Roman"/>
-        </w:rPr>
-        <w:t>pemberian</w:t>
-      </w:r>
-      <w:proofErr w:type="spellEnd"/>
-      <w:r>
-        <w:rPr>
-          <w:rFonts w:ascii="Times New Roman" w:hAnsi="Times New Roman" w:cs="Times New Roman"/>
-        </w:rPr>
-        <w:t xml:space="preserve"> </w:t>
-      </w:r>
-      <w:proofErr w:type="spellStart"/>
-      <w:r>
-        <w:rPr>
-          <w:rFonts w:ascii="Times New Roman" w:hAnsi="Times New Roman" w:cs="Times New Roman"/>
-        </w:rPr>
-        <w:t>informasi</w:t>
-      </w:r>
-      <w:proofErr w:type="spellEnd"/>
-      <w:r>
-        <w:rPr>
-          <w:rFonts w:ascii="Times New Roman" w:hAnsi="Times New Roman" w:cs="Times New Roman"/>
-        </w:rPr>
-        <w:t xml:space="preserve"> </w:t>
-      </w:r>
-      <w:proofErr w:type="spellStart"/>
-      <w:r>
-        <w:rPr>
-          <w:rFonts w:ascii="Times New Roman" w:hAnsi="Times New Roman" w:cs="Times New Roman"/>
-        </w:rPr>
-        <w:t>obat</w:t>
-      </w:r>
-      <w:proofErr w:type="spellEnd"/>
-      <w:r>
-        <w:rPr>
-          <w:rFonts w:ascii="Times New Roman" w:hAnsi="Times New Roman" w:cs="Times New Roman"/>
-        </w:rPr>
-        <w:t xml:space="preserve">. </w:t>
-      </w:r>
-    </w:p>
-    <w:p>
-      <w:pPr>
-        <w:pStyle w:val="Judul3"/>
-        <w:ind w:left="567"/>
-        <w:jc w:val="both"/>
-        <w:rPr>
-          <w:rFonts w:ascii="Times New Roman" w:hAnsi="Times New Roman" w:cs="Times New Roman"/>
-          <w:color w:val="auto"/>
-          <w:sz w:val="24"/>
-          <w:szCs w:val="24"/>
-        </w:rPr>
-      </w:pPr>
-      <w:bookmarkStart w:id="38" w:name="_Toc216874854"/>
-      <w:bookmarkStart w:id="39" w:name="_Toc216875378"/>
-      <w:bookmarkStart w:id="40" w:name="_Toc216875740"/>
-      <w:bookmarkStart w:id="41" w:name="_Toc216876041"/>
-      <w:r>
-        <w:rPr>
-          <w:rFonts w:ascii="Times New Roman" w:hAnsi="Times New Roman" w:cs="Times New Roman"/>
-          <w:color w:val="auto"/>
-          <w:sz w:val="24"/>
-          <w:szCs w:val="24"/>
-        </w:rPr>
-        <w:t xml:space="preserve">c. </w:t>
-      </w:r>
-      <w:proofErr w:type="spellStart"/>
-      <w:r>
-        <w:rPr>
-          <w:rFonts w:ascii="Times New Roman" w:hAnsi="Times New Roman" w:cs="Times New Roman"/>
-          <w:color w:val="auto"/>
-          <w:sz w:val="24"/>
-          <w:szCs w:val="24"/>
-        </w:rPr>
-        <w:t>Pelayanan</w:t>
-      </w:r>
-      <w:proofErr w:type="spellEnd"/>
-      <w:r>
-        <w:rPr>
-          <w:rFonts w:ascii="Times New Roman" w:hAnsi="Times New Roman" w:cs="Times New Roman"/>
-          <w:color w:val="auto"/>
-          <w:sz w:val="24"/>
-          <w:szCs w:val="24"/>
-        </w:rPr>
-        <w:t xml:space="preserve"> </w:t>
-      </w:r>
-      <w:proofErr w:type="spellStart"/>
-      <w:r>
-        <w:rPr>
-          <w:rFonts w:ascii="Times New Roman" w:hAnsi="Times New Roman" w:cs="Times New Roman"/>
-          <w:color w:val="auto"/>
-          <w:sz w:val="24"/>
-          <w:szCs w:val="24"/>
-        </w:rPr>
-        <w:t>Informasi</w:t>
-      </w:r>
-      <w:proofErr w:type="spellEnd"/>
-      <w:r>
-        <w:rPr>
-          <w:rFonts w:ascii="Times New Roman" w:hAnsi="Times New Roman" w:cs="Times New Roman"/>
-          <w:color w:val="auto"/>
-          <w:sz w:val="24"/>
-          <w:szCs w:val="24"/>
-        </w:rPr>
-        <w:t xml:space="preserve"> Obat (PIO)</w:t>
-      </w:r>
-      <w:bookmarkEnd w:id="38"/>
-      <w:bookmarkEnd w:id="39"/>
-      <w:bookmarkEnd w:id="40"/>
       <w:bookmarkEnd w:id="41"/>
-      <w:r>
-        <w:rPr>
-          <w:rFonts w:ascii="Times New Roman" w:hAnsi="Times New Roman" w:cs="Times New Roman"/>
-          <w:color w:val="auto"/>
-          <w:sz w:val="24"/>
-          <w:szCs w:val="24"/>
-        </w:rPr>
-        <w:t xml:space="preserve"> </w:t>
-      </w:r>
-    </w:p>
-    <w:p>
-      <w:pPr>
-        <w:ind w:left="851" w:right="510"/>
-        <w:jc w:val="both"/>
-        <w:rPr>
-          <w:rFonts w:ascii="Times New Roman" w:hAnsi="Times New Roman" w:cs="Times New Roman"/>
-        </w:rPr>
-      </w:pPr>
-      <w:proofErr w:type="spellStart"/>
-      <w:r>
-        <w:rPr>
-          <w:rFonts w:ascii="Times New Roman" w:hAnsi="Times New Roman" w:cs="Times New Roman"/>
-        </w:rPr>
-        <w:t>Apoteker</w:t>
-      </w:r>
-      <w:proofErr w:type="spellEnd"/>
-      <w:r>
-        <w:rPr>
-          <w:rFonts w:ascii="Times New Roman" w:hAnsi="Times New Roman" w:cs="Times New Roman"/>
-        </w:rPr>
-        <w:t xml:space="preserve"> </w:t>
-      </w:r>
-      <w:proofErr w:type="spellStart"/>
-      <w:r>
-        <w:rPr>
-          <w:rFonts w:ascii="Times New Roman" w:hAnsi="Times New Roman" w:cs="Times New Roman"/>
-        </w:rPr>
-        <w:t>memberikan</w:t>
-      </w:r>
-      <w:proofErr w:type="spellEnd"/>
-      <w:r>
-        <w:rPr>
-          <w:rFonts w:ascii="Times New Roman" w:hAnsi="Times New Roman" w:cs="Times New Roman"/>
-        </w:rPr>
-        <w:t xml:space="preserve"> </w:t>
-      </w:r>
-      <w:proofErr w:type="spellStart"/>
-      <w:r>
-        <w:rPr>
-          <w:rFonts w:ascii="Times New Roman" w:hAnsi="Times New Roman" w:cs="Times New Roman"/>
-        </w:rPr>
-        <w:t>informasi</w:t>
-      </w:r>
-      <w:proofErr w:type="spellEnd"/>
-      <w:r>
-        <w:rPr>
-          <w:rFonts w:ascii="Times New Roman" w:hAnsi="Times New Roman" w:cs="Times New Roman"/>
-        </w:rPr>
-        <w:t xml:space="preserve"> </w:t>
-      </w:r>
-      <w:proofErr w:type="spellStart"/>
-      <w:r>
-        <w:rPr>
-          <w:rFonts w:ascii="Times New Roman" w:hAnsi="Times New Roman" w:cs="Times New Roman"/>
-        </w:rPr>
-        <w:t>obat</w:t>
-      </w:r>
-      <w:proofErr w:type="spellEnd"/>
-      <w:r>
-        <w:rPr>
-          <w:rFonts w:ascii="Times New Roman" w:hAnsi="Times New Roman" w:cs="Times New Roman"/>
-        </w:rPr>
-        <w:t xml:space="preserve"> </w:t>
-      </w:r>
-      <w:proofErr w:type="spellStart"/>
-      <w:r>
-        <w:rPr>
-          <w:rFonts w:ascii="Times New Roman" w:hAnsi="Times New Roman" w:cs="Times New Roman"/>
-        </w:rPr>
-        <w:t>saat</w:t>
-      </w:r>
-      <w:proofErr w:type="spellEnd"/>
-      <w:r>
-        <w:rPr>
-          <w:rFonts w:ascii="Times New Roman" w:hAnsi="Times New Roman" w:cs="Times New Roman"/>
-        </w:rPr>
-        <w:t xml:space="preserve"> </w:t>
-      </w:r>
-      <w:proofErr w:type="spellStart"/>
-      <w:r>
-        <w:rPr>
-          <w:rFonts w:ascii="Times New Roman" w:hAnsi="Times New Roman" w:cs="Times New Roman"/>
-        </w:rPr>
-        <w:t>penyerahan</w:t>
-      </w:r>
-      <w:proofErr w:type="spellEnd"/>
-      <w:r>
-        <w:rPr>
-          <w:rFonts w:ascii="Times New Roman" w:hAnsi="Times New Roman" w:cs="Times New Roman"/>
-        </w:rPr>
-        <w:t xml:space="preserve"> </w:t>
-      </w:r>
-      <w:proofErr w:type="spellStart"/>
-      <w:r>
-        <w:rPr>
-          <w:rFonts w:ascii="Times New Roman" w:hAnsi="Times New Roman" w:cs="Times New Roman"/>
-        </w:rPr>
-        <w:t>obat</w:t>
-      </w:r>
-      <w:proofErr w:type="spellEnd"/>
-      <w:r>
-        <w:rPr>
-          <w:rFonts w:ascii="Times New Roman" w:hAnsi="Times New Roman" w:cs="Times New Roman"/>
-        </w:rPr>
-        <w:t xml:space="preserve"> </w:t>
-      </w:r>
-      <w:proofErr w:type="spellStart"/>
-      <w:r>
-        <w:rPr>
-          <w:rFonts w:ascii="Times New Roman" w:hAnsi="Times New Roman" w:cs="Times New Roman"/>
-        </w:rPr>
-        <w:t>resep</w:t>
-      </w:r>
-      <w:proofErr w:type="spellEnd"/>
-      <w:r>
-        <w:rPr>
-          <w:rFonts w:ascii="Times New Roman" w:hAnsi="Times New Roman" w:cs="Times New Roman"/>
-        </w:rPr>
-        <w:t xml:space="preserve"> dan non </w:t>
-      </w:r>
-      <w:proofErr w:type="spellStart"/>
-      <w:r>
-        <w:rPr>
-          <w:rFonts w:ascii="Times New Roman" w:hAnsi="Times New Roman" w:cs="Times New Roman"/>
-        </w:rPr>
-        <w:t>resep</w:t>
-      </w:r>
-      <w:proofErr w:type="spellEnd"/>
-      <w:r>
-        <w:rPr>
-          <w:rFonts w:ascii="Times New Roman" w:hAnsi="Times New Roman" w:cs="Times New Roman"/>
-        </w:rPr>
-        <w:t xml:space="preserve"> </w:t>
-      </w:r>
-      <w:proofErr w:type="spellStart"/>
-      <w:r>
-        <w:rPr>
-          <w:rFonts w:ascii="Times New Roman" w:hAnsi="Times New Roman" w:cs="Times New Roman"/>
-        </w:rPr>
-        <w:t>termasuk</w:t>
-      </w:r>
-      <w:proofErr w:type="spellEnd"/>
-      <w:r>
-        <w:rPr>
-          <w:rFonts w:ascii="Times New Roman" w:hAnsi="Times New Roman" w:cs="Times New Roman"/>
-        </w:rPr>
-        <w:t xml:space="preserve"> </w:t>
-      </w:r>
-      <w:proofErr w:type="spellStart"/>
-      <w:r>
-        <w:rPr>
-          <w:rFonts w:ascii="Times New Roman" w:hAnsi="Times New Roman" w:cs="Times New Roman"/>
-        </w:rPr>
-        <w:t>swamedikasi</w:t>
-      </w:r>
-      <w:proofErr w:type="spellEnd"/>
-      <w:r>
-        <w:rPr>
-          <w:rFonts w:ascii="Times New Roman" w:hAnsi="Times New Roman" w:cs="Times New Roman"/>
-        </w:rPr>
-        <w:t xml:space="preserve">, </w:t>
-      </w:r>
-      <w:proofErr w:type="spellStart"/>
-      <w:r>
-        <w:rPr>
-          <w:rFonts w:ascii="Times New Roman" w:hAnsi="Times New Roman" w:cs="Times New Roman"/>
-        </w:rPr>
-        <w:t>terkait</w:t>
-      </w:r>
-      <w:proofErr w:type="spellEnd"/>
-      <w:r>
-        <w:rPr>
-          <w:rFonts w:ascii="Times New Roman" w:hAnsi="Times New Roman" w:cs="Times New Roman"/>
-        </w:rPr>
-        <w:t xml:space="preserve"> </w:t>
-      </w:r>
-      <w:proofErr w:type="spellStart"/>
-      <w:r>
-        <w:rPr>
-          <w:rFonts w:ascii="Times New Roman" w:hAnsi="Times New Roman" w:cs="Times New Roman"/>
-        </w:rPr>
-        <w:t>khasiat</w:t>
-      </w:r>
-      <w:proofErr w:type="spellEnd"/>
-      <w:r>
-        <w:rPr>
-          <w:rFonts w:ascii="Times New Roman" w:hAnsi="Times New Roman" w:cs="Times New Roman"/>
-        </w:rPr>
-        <w:t xml:space="preserve"> dan </w:t>
-      </w:r>
-      <w:proofErr w:type="spellStart"/>
-      <w:r>
-        <w:rPr>
-          <w:rFonts w:ascii="Times New Roman" w:hAnsi="Times New Roman" w:cs="Times New Roman"/>
-        </w:rPr>
-        <w:t>keamanan</w:t>
-      </w:r>
-      <w:proofErr w:type="spellEnd"/>
-      <w:r>
-        <w:rPr>
-          <w:rFonts w:ascii="Times New Roman" w:hAnsi="Times New Roman" w:cs="Times New Roman"/>
-        </w:rPr>
-        <w:t xml:space="preserve"> </w:t>
-      </w:r>
-      <w:proofErr w:type="spellStart"/>
-      <w:r>
-        <w:rPr>
-          <w:rFonts w:ascii="Times New Roman" w:hAnsi="Times New Roman" w:cs="Times New Roman"/>
-        </w:rPr>
-        <w:t>obat</w:t>
-      </w:r>
-      <w:proofErr w:type="spellEnd"/>
-      <w:r>
-        <w:rPr>
-          <w:rFonts w:ascii="Times New Roman" w:hAnsi="Times New Roman" w:cs="Times New Roman"/>
-        </w:rPr>
-        <w:t xml:space="preserve">, </w:t>
-      </w:r>
-      <w:proofErr w:type="spellStart"/>
-      <w:r>
-        <w:rPr>
-          <w:rFonts w:ascii="Times New Roman" w:hAnsi="Times New Roman" w:cs="Times New Roman"/>
-        </w:rPr>
-        <w:t>aturan</w:t>
-      </w:r>
-      <w:proofErr w:type="spellEnd"/>
-      <w:r>
-        <w:rPr>
-          <w:rFonts w:ascii="Times New Roman" w:hAnsi="Times New Roman" w:cs="Times New Roman"/>
-        </w:rPr>
-        <w:t xml:space="preserve"> </w:t>
-      </w:r>
-      <w:proofErr w:type="spellStart"/>
-      <w:r>
-        <w:rPr>
-          <w:rFonts w:ascii="Times New Roman" w:hAnsi="Times New Roman" w:cs="Times New Roman"/>
-        </w:rPr>
-        <w:t>pakai</w:t>
-      </w:r>
-      <w:proofErr w:type="spellEnd"/>
-      <w:r>
-        <w:rPr>
-          <w:rFonts w:ascii="Times New Roman" w:hAnsi="Times New Roman" w:cs="Times New Roman"/>
-        </w:rPr>
-        <w:t xml:space="preserve">, </w:t>
-      </w:r>
-      <w:proofErr w:type="spellStart"/>
-      <w:r>
-        <w:rPr>
-          <w:rFonts w:ascii="Times New Roman" w:hAnsi="Times New Roman" w:cs="Times New Roman"/>
-        </w:rPr>
-        <w:t>penyimpanan</w:t>
-      </w:r>
-      <w:proofErr w:type="spellEnd"/>
-      <w:r>
-        <w:rPr>
-          <w:rFonts w:ascii="Times New Roman" w:hAnsi="Times New Roman" w:cs="Times New Roman"/>
-        </w:rPr>
-        <w:t xml:space="preserve"> </w:t>
-      </w:r>
-      <w:proofErr w:type="spellStart"/>
-      <w:r>
-        <w:rPr>
-          <w:rFonts w:ascii="Times New Roman" w:hAnsi="Times New Roman" w:cs="Times New Roman"/>
-        </w:rPr>
-        <w:t>obat</w:t>
-      </w:r>
-      <w:proofErr w:type="spellEnd"/>
-      <w:r>
-        <w:rPr>
-          <w:rFonts w:ascii="Times New Roman" w:hAnsi="Times New Roman" w:cs="Times New Roman"/>
-        </w:rPr>
-        <w:t xml:space="preserve"> </w:t>
-      </w:r>
-      <w:proofErr w:type="spellStart"/>
-      <w:r>
-        <w:rPr>
-          <w:rFonts w:ascii="Times New Roman" w:hAnsi="Times New Roman" w:cs="Times New Roman"/>
-        </w:rPr>
-        <w:t>serta</w:t>
-      </w:r>
-      <w:proofErr w:type="spellEnd"/>
-      <w:r>
-        <w:rPr>
-          <w:rFonts w:ascii="Times New Roman" w:hAnsi="Times New Roman" w:cs="Times New Roman"/>
-        </w:rPr>
-        <w:t xml:space="preserve"> </w:t>
-      </w:r>
-      <w:proofErr w:type="spellStart"/>
-      <w:r>
-        <w:rPr>
-          <w:rFonts w:ascii="Times New Roman" w:hAnsi="Times New Roman" w:cs="Times New Roman"/>
-        </w:rPr>
-        <w:t>efek</w:t>
-      </w:r>
-      <w:proofErr w:type="spellEnd"/>
-      <w:r>
-        <w:rPr>
-          <w:rFonts w:ascii="Times New Roman" w:hAnsi="Times New Roman" w:cs="Times New Roman"/>
-        </w:rPr>
-        <w:t xml:space="preserve"> </w:t>
-      </w:r>
-      <w:proofErr w:type="spellStart"/>
-      <w:r>
-        <w:rPr>
-          <w:rFonts w:ascii="Times New Roman" w:hAnsi="Times New Roman" w:cs="Times New Roman"/>
-        </w:rPr>
-        <w:t>samping</w:t>
-      </w:r>
-      <w:proofErr w:type="spellEnd"/>
-      <w:r>
-        <w:rPr>
-          <w:rFonts w:ascii="Times New Roman" w:hAnsi="Times New Roman" w:cs="Times New Roman"/>
-        </w:rPr>
-        <w:t xml:space="preserve"> dan </w:t>
-      </w:r>
-      <w:proofErr w:type="spellStart"/>
-      <w:r>
-        <w:rPr>
-          <w:rFonts w:ascii="Times New Roman" w:hAnsi="Times New Roman" w:cs="Times New Roman"/>
-        </w:rPr>
-        <w:t>interaksi</w:t>
-      </w:r>
-      <w:proofErr w:type="spellEnd"/>
-      <w:r>
-        <w:rPr>
-          <w:rFonts w:ascii="Times New Roman" w:hAnsi="Times New Roman" w:cs="Times New Roman"/>
-        </w:rPr>
-        <w:t xml:space="preserve"> </w:t>
-      </w:r>
-      <w:proofErr w:type="spellStart"/>
-      <w:r>
-        <w:rPr>
-          <w:rFonts w:ascii="Times New Roman" w:hAnsi="Times New Roman" w:cs="Times New Roman"/>
-        </w:rPr>
-        <w:t>obat</w:t>
-      </w:r>
-      <w:proofErr w:type="spellEnd"/>
-      <w:r>
-        <w:rPr>
-          <w:rFonts w:ascii="Times New Roman" w:hAnsi="Times New Roman" w:cs="Times New Roman"/>
-        </w:rPr>
-        <w:t xml:space="preserve"> yang </w:t>
-      </w:r>
-      <w:proofErr w:type="spellStart"/>
-      <w:r>
-        <w:rPr>
-          <w:rFonts w:ascii="Times New Roman" w:hAnsi="Times New Roman" w:cs="Times New Roman"/>
-        </w:rPr>
-        <w:t>dapat</w:t>
-      </w:r>
-      <w:proofErr w:type="spellEnd"/>
-      <w:r>
-        <w:rPr>
-          <w:rFonts w:ascii="Times New Roman" w:hAnsi="Times New Roman" w:cs="Times New Roman"/>
-        </w:rPr>
-        <w:t xml:space="preserve"> </w:t>
-      </w:r>
-      <w:proofErr w:type="spellStart"/>
-      <w:r>
-        <w:rPr>
-          <w:rFonts w:ascii="Times New Roman" w:hAnsi="Times New Roman" w:cs="Times New Roman"/>
-        </w:rPr>
-        <w:t>terjadi</w:t>
-      </w:r>
-      <w:proofErr w:type="spellEnd"/>
-      <w:r>
-        <w:rPr>
-          <w:rFonts w:ascii="Times New Roman" w:hAnsi="Times New Roman" w:cs="Times New Roman"/>
-        </w:rPr>
-        <w:t xml:space="preserve"> </w:t>
-      </w:r>
-      <w:proofErr w:type="spellStart"/>
-      <w:r>
-        <w:rPr>
-          <w:rFonts w:ascii="Times New Roman" w:hAnsi="Times New Roman" w:cs="Times New Roman"/>
-        </w:rPr>
-        <w:t>jika</w:t>
-      </w:r>
-      <w:proofErr w:type="spellEnd"/>
-      <w:r>
-        <w:rPr>
-          <w:rFonts w:ascii="Times New Roman" w:hAnsi="Times New Roman" w:cs="Times New Roman"/>
-        </w:rPr>
-        <w:t xml:space="preserve"> </w:t>
-      </w:r>
-      <w:proofErr w:type="spellStart"/>
-      <w:r>
-        <w:rPr>
-          <w:rFonts w:ascii="Times New Roman" w:hAnsi="Times New Roman" w:cs="Times New Roman"/>
-        </w:rPr>
-        <w:t>dikonsumsi</w:t>
-      </w:r>
-      <w:proofErr w:type="spellEnd"/>
-      <w:r>
-        <w:rPr>
-          <w:rFonts w:ascii="Times New Roman" w:hAnsi="Times New Roman" w:cs="Times New Roman"/>
-        </w:rPr>
-        <w:t xml:space="preserve"> </w:t>
-      </w:r>
-      <w:proofErr w:type="spellStart"/>
-      <w:r>
-        <w:rPr>
-          <w:rFonts w:ascii="Times New Roman" w:hAnsi="Times New Roman" w:cs="Times New Roman"/>
-        </w:rPr>
-        <w:t>dengan</w:t>
-      </w:r>
-      <w:proofErr w:type="spellEnd"/>
-      <w:r>
-        <w:rPr>
-          <w:rFonts w:ascii="Times New Roman" w:hAnsi="Times New Roman" w:cs="Times New Roman"/>
-        </w:rPr>
-        <w:t xml:space="preserve"> </w:t>
-      </w:r>
-      <w:proofErr w:type="spellStart"/>
-      <w:r>
-        <w:rPr>
-          <w:rFonts w:ascii="Times New Roman" w:hAnsi="Times New Roman" w:cs="Times New Roman"/>
-        </w:rPr>
-        <w:t>waktu</w:t>
-      </w:r>
-      <w:proofErr w:type="spellEnd"/>
-      <w:r>
-        <w:rPr>
-          <w:rFonts w:ascii="Times New Roman" w:hAnsi="Times New Roman" w:cs="Times New Roman"/>
-        </w:rPr>
-        <w:t xml:space="preserve"> yang </w:t>
-      </w:r>
-      <w:proofErr w:type="spellStart"/>
-      <w:r>
-        <w:rPr>
-          <w:rFonts w:ascii="Times New Roman" w:hAnsi="Times New Roman" w:cs="Times New Roman"/>
-        </w:rPr>
-        <w:t>berdekatan</w:t>
-      </w:r>
-      <w:proofErr w:type="spellEnd"/>
-      <w:r>
-        <w:rPr>
-          <w:rFonts w:ascii="Times New Roman" w:hAnsi="Times New Roman" w:cs="Times New Roman"/>
-        </w:rPr>
-        <w:t xml:space="preserve"> </w:t>
-      </w:r>
-      <w:proofErr w:type="spellStart"/>
-      <w:r>
-        <w:rPr>
-          <w:rFonts w:ascii="Times New Roman" w:hAnsi="Times New Roman" w:cs="Times New Roman"/>
-        </w:rPr>
-        <w:t>dengan</w:t>
-      </w:r>
-      <w:proofErr w:type="spellEnd"/>
-      <w:r>
-        <w:rPr>
-          <w:rFonts w:ascii="Times New Roman" w:hAnsi="Times New Roman" w:cs="Times New Roman"/>
-        </w:rPr>
-        <w:t xml:space="preserve"> </w:t>
-      </w:r>
-      <w:proofErr w:type="spellStart"/>
-      <w:r>
-        <w:rPr>
-          <w:rFonts w:ascii="Times New Roman" w:hAnsi="Times New Roman" w:cs="Times New Roman"/>
-        </w:rPr>
-        <w:t>obatobat</w:t>
-      </w:r>
-      <w:proofErr w:type="spellEnd"/>
-      <w:r>
-        <w:rPr>
-          <w:rFonts w:ascii="Times New Roman" w:hAnsi="Times New Roman" w:cs="Times New Roman"/>
-        </w:rPr>
-        <w:t xml:space="preserve"> lain </w:t>
-      </w:r>
-      <w:proofErr w:type="spellStart"/>
-      <w:r>
-        <w:rPr>
-          <w:rFonts w:ascii="Times New Roman" w:hAnsi="Times New Roman" w:cs="Times New Roman"/>
-        </w:rPr>
-        <w:t>atau</w:t>
-      </w:r>
-      <w:proofErr w:type="spellEnd"/>
-      <w:r>
-        <w:rPr>
-          <w:rFonts w:ascii="Times New Roman" w:hAnsi="Times New Roman" w:cs="Times New Roman"/>
-        </w:rPr>
-        <w:t xml:space="preserve"> </w:t>
-      </w:r>
-      <w:proofErr w:type="spellStart"/>
-      <w:r>
-        <w:rPr>
-          <w:rFonts w:ascii="Times New Roman" w:hAnsi="Times New Roman" w:cs="Times New Roman"/>
-        </w:rPr>
-        <w:t>makanan</w:t>
-      </w:r>
-      <w:proofErr w:type="spellEnd"/>
-      <w:r>
-        <w:rPr>
-          <w:rFonts w:ascii="Times New Roman" w:hAnsi="Times New Roman" w:cs="Times New Roman"/>
-        </w:rPr>
-        <w:t xml:space="preserve"> </w:t>
-      </w:r>
-      <w:proofErr w:type="spellStart"/>
-      <w:r>
-        <w:rPr>
-          <w:rFonts w:ascii="Times New Roman" w:hAnsi="Times New Roman" w:cs="Times New Roman"/>
-        </w:rPr>
-        <w:t>minuman</w:t>
-      </w:r>
-      <w:proofErr w:type="spellEnd"/>
-      <w:r>
-        <w:rPr>
-          <w:rFonts w:ascii="Times New Roman" w:hAnsi="Times New Roman" w:cs="Times New Roman"/>
-        </w:rPr>
-        <w:t xml:space="preserve"> yang </w:t>
-      </w:r>
-      <w:proofErr w:type="spellStart"/>
-      <w:r>
-        <w:rPr>
-          <w:rFonts w:ascii="Times New Roman" w:hAnsi="Times New Roman" w:cs="Times New Roman"/>
-        </w:rPr>
-        <w:t>dikonsumsi</w:t>
-      </w:r>
-      <w:proofErr w:type="spellEnd"/>
-      <w:r>
-        <w:rPr>
-          <w:rFonts w:ascii="Times New Roman" w:hAnsi="Times New Roman" w:cs="Times New Roman"/>
-        </w:rPr>
-        <w:t xml:space="preserve"> oleh </w:t>
-      </w:r>
-      <w:proofErr w:type="spellStart"/>
-      <w:r>
-        <w:rPr>
-          <w:rFonts w:ascii="Times New Roman" w:hAnsi="Times New Roman" w:cs="Times New Roman"/>
-        </w:rPr>
-        <w:t>pasien</w:t>
-      </w:r>
-      <w:proofErr w:type="spellEnd"/>
-      <w:r>
-        <w:rPr>
-          <w:rFonts w:ascii="Times New Roman" w:hAnsi="Times New Roman" w:cs="Times New Roman"/>
-        </w:rPr>
-        <w:t xml:space="preserve"> </w:t>
-      </w:r>
-    </w:p>
-    <w:p>
-      <w:pPr>
-        <w:pStyle w:val="Judul3"/>
-        <w:ind w:left="567"/>
-        <w:jc w:val="both"/>
-        <w:rPr>
-          <w:rFonts w:ascii="Times New Roman" w:hAnsi="Times New Roman" w:cs="Times New Roman"/>
-          <w:color w:val="auto"/>
-          <w:sz w:val="24"/>
-          <w:szCs w:val="24"/>
-        </w:rPr>
-      </w:pPr>
-      <w:bookmarkStart w:id="42" w:name="_Toc216874855"/>
-      <w:bookmarkStart w:id="43" w:name="_Toc216875379"/>
-      <w:bookmarkStart w:id="44" w:name="_Toc216875741"/>
-      <w:bookmarkStart w:id="45" w:name="_Toc216876042"/>
-      <w:r>
-        <w:rPr>
-          <w:rFonts w:ascii="Times New Roman" w:hAnsi="Times New Roman" w:cs="Times New Roman"/>
-          <w:color w:val="auto"/>
-          <w:sz w:val="24"/>
-          <w:szCs w:val="24"/>
-        </w:rPr>
-        <w:t xml:space="preserve">d. </w:t>
-      </w:r>
-      <w:proofErr w:type="spellStart"/>
-      <w:r>
-        <w:rPr>
-          <w:rFonts w:ascii="Times New Roman" w:hAnsi="Times New Roman" w:cs="Times New Roman"/>
-          <w:color w:val="auto"/>
-          <w:sz w:val="24"/>
-          <w:szCs w:val="24"/>
-        </w:rPr>
-        <w:t>Konseling</w:t>
-      </w:r>
       <w:bookmarkEnd w:id="42"/>
       <w:bookmarkEnd w:id="43"/>
       <w:bookmarkEnd w:id="44"/>
       <w:bookmarkEnd w:id="45"/>
-      <w:proofErr w:type="spellEnd"/>
       <w:r>
         <w:rPr>
           <w:rFonts w:ascii="Times New Roman" w:hAnsi="Times New Roman" w:cs="Times New Roman"/>
@@ -8516,6 +7853,20 @@
         <w:rPr>
           <w:rFonts w:ascii="Times New Roman" w:hAnsi="Times New Roman" w:cs="Times New Roman"/>
         </w:rPr>
+        <w:t>dibantu</w:t>
+      </w:r>
+      <w:proofErr w:type="spellEnd"/>
+      <w:r>
+        <w:rPr>
+          <w:rFonts w:ascii="Times New Roman" w:hAnsi="Times New Roman" w:cs="Times New Roman"/>
+        </w:rPr>
+        <w:t xml:space="preserve"> TTK </w:t>
+      </w:r>
+      <w:proofErr w:type="spellStart"/>
+      <w:r>
+        <w:rPr>
+          <w:rFonts w:ascii="Times New Roman" w:hAnsi="Times New Roman" w:cs="Times New Roman"/>
+        </w:rPr>
         <w:t>melakukan</w:t>
       </w:r>
       <w:proofErr w:type="spellEnd"/>
@@ -8523,112 +7874,42 @@
         <w:rPr>
           <w:rFonts w:ascii="Times New Roman" w:hAnsi="Times New Roman" w:cs="Times New Roman"/>
         </w:rPr>
-        <w:t xml:space="preserve"> </w:t>
-      </w:r>
-      <w:proofErr w:type="spellStart"/>
-      <w:r>
-        <w:rPr>
-          <w:rFonts w:ascii="Times New Roman" w:hAnsi="Times New Roman" w:cs="Times New Roman"/>
-        </w:rPr>
-        <w:t>komunikasi</w:t>
-      </w:r>
-      <w:proofErr w:type="spellEnd"/>
-      <w:r>
-        <w:rPr>
-          <w:rFonts w:ascii="Times New Roman" w:hAnsi="Times New Roman" w:cs="Times New Roman"/>
-        </w:rPr>
-        <w:t xml:space="preserve"> </w:t>
-      </w:r>
-      <w:proofErr w:type="spellStart"/>
-      <w:r>
-        <w:rPr>
-          <w:rFonts w:ascii="Times New Roman" w:hAnsi="Times New Roman" w:cs="Times New Roman"/>
-        </w:rPr>
-        <w:t>interaktif</w:t>
-      </w:r>
-      <w:proofErr w:type="spellEnd"/>
-      <w:r>
-        <w:rPr>
-          <w:rFonts w:ascii="Times New Roman" w:hAnsi="Times New Roman" w:cs="Times New Roman"/>
-        </w:rPr>
-        <w:t xml:space="preserve"> </w:t>
-      </w:r>
-      <w:proofErr w:type="spellStart"/>
-      <w:r>
-        <w:rPr>
-          <w:rFonts w:ascii="Times New Roman" w:hAnsi="Times New Roman" w:cs="Times New Roman"/>
-        </w:rPr>
-        <w:t>dengan</w:t>
-      </w:r>
-      <w:proofErr w:type="spellEnd"/>
-      <w:r>
-        <w:rPr>
-          <w:rFonts w:ascii="Times New Roman" w:hAnsi="Times New Roman" w:cs="Times New Roman"/>
-        </w:rPr>
-        <w:t xml:space="preserve"> </w:t>
-      </w:r>
-      <w:proofErr w:type="spellStart"/>
-      <w:r>
-        <w:rPr>
-          <w:rFonts w:ascii="Times New Roman" w:hAnsi="Times New Roman" w:cs="Times New Roman"/>
-        </w:rPr>
-        <w:t>pasien</w:t>
-      </w:r>
-      <w:proofErr w:type="spellEnd"/>
-      <w:r>
-        <w:rPr>
-          <w:rFonts w:ascii="Times New Roman" w:hAnsi="Times New Roman" w:cs="Times New Roman"/>
-        </w:rPr>
-        <w:t xml:space="preserve"> </w:t>
-      </w:r>
-      <w:proofErr w:type="spellStart"/>
-      <w:r>
-        <w:rPr>
-          <w:rFonts w:ascii="Times New Roman" w:hAnsi="Times New Roman" w:cs="Times New Roman"/>
-        </w:rPr>
-        <w:t>terkait</w:t>
-      </w:r>
-      <w:proofErr w:type="spellEnd"/>
-      <w:r>
-        <w:rPr>
-          <w:rFonts w:ascii="Times New Roman" w:hAnsi="Times New Roman" w:cs="Times New Roman"/>
-        </w:rPr>
-        <w:t xml:space="preserve"> </w:t>
-      </w:r>
-      <w:proofErr w:type="spellStart"/>
-      <w:r>
-        <w:rPr>
-          <w:rFonts w:ascii="Times New Roman" w:hAnsi="Times New Roman" w:cs="Times New Roman"/>
-        </w:rPr>
-        <w:t>hal-hal</w:t>
-      </w:r>
-      <w:proofErr w:type="spellEnd"/>
-      <w:r>
-        <w:rPr>
-          <w:rFonts w:ascii="Times New Roman" w:hAnsi="Times New Roman" w:cs="Times New Roman"/>
-        </w:rPr>
-        <w:t xml:space="preserve"> </w:t>
-      </w:r>
-      <w:proofErr w:type="spellStart"/>
-      <w:r>
-        <w:rPr>
-          <w:rFonts w:ascii="Times New Roman" w:hAnsi="Times New Roman" w:cs="Times New Roman"/>
-        </w:rPr>
-        <w:t>klinis</w:t>
-      </w:r>
-      <w:proofErr w:type="spellEnd"/>
-      <w:r>
-        <w:rPr>
-          <w:rFonts w:ascii="Times New Roman" w:hAnsi="Times New Roman" w:cs="Times New Roman"/>
-        </w:rPr>
-        <w:t xml:space="preserve"> </w:t>
-      </w:r>
-      <w:proofErr w:type="spellStart"/>
-      <w:r>
-        <w:rPr>
-          <w:rFonts w:ascii="Times New Roman" w:hAnsi="Times New Roman" w:cs="Times New Roman"/>
-        </w:rPr>
-        <w:t>seputar</w:t>
+        <w:t xml:space="preserve"> dispensing yang </w:t>
+      </w:r>
+      <w:proofErr w:type="spellStart"/>
+      <w:r>
+        <w:rPr>
+          <w:rFonts w:ascii="Times New Roman" w:hAnsi="Times New Roman" w:cs="Times New Roman"/>
+        </w:rPr>
+        <w:t>meliputi</w:t>
+      </w:r>
+      <w:proofErr w:type="spellEnd"/>
+      <w:r>
+        <w:rPr>
+          <w:rFonts w:ascii="Times New Roman" w:hAnsi="Times New Roman" w:cs="Times New Roman"/>
+        </w:rPr>
+        <w:t xml:space="preserve"> </w:t>
+      </w:r>
+      <w:proofErr w:type="spellStart"/>
+      <w:r>
+        <w:rPr>
+          <w:rFonts w:ascii="Times New Roman" w:hAnsi="Times New Roman" w:cs="Times New Roman"/>
+        </w:rPr>
+        <w:t>penyiapan</w:t>
+      </w:r>
+      <w:proofErr w:type="spellEnd"/>
+      <w:r>
+        <w:rPr>
+          <w:rFonts w:ascii="Times New Roman" w:hAnsi="Times New Roman" w:cs="Times New Roman"/>
+        </w:rPr>
+        <w:t xml:space="preserve"> dan </w:t>
+      </w:r>
+      <w:proofErr w:type="spellStart"/>
+      <w:r>
+        <w:rPr>
+          <w:rFonts w:ascii="Times New Roman" w:hAnsi="Times New Roman" w:cs="Times New Roman"/>
+        </w:rPr>
+        <w:t>penyerahan</w:t>
       </w:r>
       <w:proofErr w:type="spellEnd"/>
       <w:r>
@@ -8649,6 +7930,132 @@
         <w:rPr>
           <w:rFonts w:ascii="Times New Roman" w:hAnsi="Times New Roman" w:cs="Times New Roman"/>
         </w:rPr>
+        <w:t xml:space="preserve"> </w:t>
+      </w:r>
+      <w:proofErr w:type="spellStart"/>
+      <w:r>
+        <w:rPr>
+          <w:rFonts w:ascii="Times New Roman" w:hAnsi="Times New Roman" w:cs="Times New Roman"/>
+        </w:rPr>
+        <w:t>baik</w:t>
+      </w:r>
+      <w:proofErr w:type="spellEnd"/>
+      <w:r>
+        <w:rPr>
+          <w:rFonts w:ascii="Times New Roman" w:hAnsi="Times New Roman" w:cs="Times New Roman"/>
+        </w:rPr>
+        <w:t xml:space="preserve"> </w:t>
+      </w:r>
+      <w:proofErr w:type="spellStart"/>
+      <w:r>
+        <w:rPr>
+          <w:rFonts w:ascii="Times New Roman" w:hAnsi="Times New Roman" w:cs="Times New Roman"/>
+        </w:rPr>
+        <w:t>obat</w:t>
+      </w:r>
+      <w:proofErr w:type="spellEnd"/>
+      <w:r>
+        <w:rPr>
+          <w:rFonts w:ascii="Times New Roman" w:hAnsi="Times New Roman" w:cs="Times New Roman"/>
+        </w:rPr>
+        <w:t xml:space="preserve"> </w:t>
+      </w:r>
+      <w:proofErr w:type="spellStart"/>
+      <w:r>
+        <w:rPr>
+          <w:rFonts w:ascii="Times New Roman" w:hAnsi="Times New Roman" w:cs="Times New Roman"/>
+        </w:rPr>
+        <w:t>resep</w:t>
+      </w:r>
+      <w:proofErr w:type="spellEnd"/>
+      <w:r>
+        <w:rPr>
+          <w:rFonts w:ascii="Times New Roman" w:hAnsi="Times New Roman" w:cs="Times New Roman"/>
+        </w:rPr>
+        <w:t xml:space="preserve"> </w:t>
+      </w:r>
+      <w:proofErr w:type="spellStart"/>
+      <w:r>
+        <w:rPr>
+          <w:rFonts w:ascii="Times New Roman" w:hAnsi="Times New Roman" w:cs="Times New Roman"/>
+        </w:rPr>
+        <w:t>maupun</w:t>
+      </w:r>
+      <w:proofErr w:type="spellEnd"/>
+      <w:r>
+        <w:rPr>
+          <w:rFonts w:ascii="Times New Roman" w:hAnsi="Times New Roman" w:cs="Times New Roman"/>
+        </w:rPr>
+        <w:t xml:space="preserve"> non </w:t>
+      </w:r>
+      <w:proofErr w:type="spellStart"/>
+      <w:r>
+        <w:rPr>
+          <w:rFonts w:ascii="Times New Roman" w:hAnsi="Times New Roman" w:cs="Times New Roman"/>
+        </w:rPr>
+        <w:t>resep</w:t>
+      </w:r>
+      <w:proofErr w:type="spellEnd"/>
+      <w:r>
+        <w:rPr>
+          <w:rFonts w:ascii="Times New Roman" w:hAnsi="Times New Roman" w:cs="Times New Roman"/>
+        </w:rPr>
+        <w:t xml:space="preserve"> </w:t>
+      </w:r>
+      <w:proofErr w:type="spellStart"/>
+      <w:r>
+        <w:rPr>
+          <w:rFonts w:ascii="Times New Roman" w:hAnsi="Times New Roman" w:cs="Times New Roman"/>
+        </w:rPr>
+        <w:t>termasuk</w:t>
+      </w:r>
+      <w:proofErr w:type="spellEnd"/>
+      <w:r>
+        <w:rPr>
+          <w:rFonts w:ascii="Times New Roman" w:hAnsi="Times New Roman" w:cs="Times New Roman"/>
+        </w:rPr>
+        <w:t xml:space="preserve"> </w:t>
+      </w:r>
+      <w:proofErr w:type="spellStart"/>
+      <w:r>
+        <w:rPr>
+          <w:rFonts w:ascii="Times New Roman" w:hAnsi="Times New Roman" w:cs="Times New Roman"/>
+        </w:rPr>
+        <w:t>pelayanan</w:t>
+      </w:r>
+      <w:proofErr w:type="spellEnd"/>
+      <w:r>
+        <w:rPr>
+          <w:rFonts w:ascii="Times New Roman" w:hAnsi="Times New Roman" w:cs="Times New Roman"/>
+        </w:rPr>
+        <w:t xml:space="preserve"> </w:t>
+      </w:r>
+      <w:proofErr w:type="spellStart"/>
+      <w:r>
+        <w:rPr>
+          <w:rFonts w:ascii="Times New Roman" w:hAnsi="Times New Roman" w:cs="Times New Roman"/>
+        </w:rPr>
+        <w:t>swamedikasi</w:t>
+      </w:r>
+      <w:proofErr w:type="spellEnd"/>
+      <w:r>
+        <w:rPr>
+          <w:rFonts w:ascii="Times New Roman" w:hAnsi="Times New Roman" w:cs="Times New Roman"/>
+        </w:rPr>
+        <w:t xml:space="preserve"> </w:t>
+      </w:r>
+      <w:proofErr w:type="spellStart"/>
+      <w:r>
+        <w:rPr>
+          <w:rFonts w:ascii="Times New Roman" w:hAnsi="Times New Roman" w:cs="Times New Roman"/>
+        </w:rPr>
+        <w:t>obat</w:t>
+      </w:r>
+      <w:proofErr w:type="spellEnd"/>
+      <w:r>
+        <w:rPr>
+          <w:rFonts w:ascii="Times New Roman" w:hAnsi="Times New Roman" w:cs="Times New Roman"/>
+        </w:rPr>
         <w:t xml:space="preserve"> yang </w:t>
       </w:r>
       <w:proofErr w:type="spellStart"/>
@@ -8656,49 +8063,35 @@
         <w:rPr>
           <w:rFonts w:ascii="Times New Roman" w:hAnsi="Times New Roman" w:cs="Times New Roman"/>
         </w:rPr>
-        <w:t>akan</w:t>
-      </w:r>
-      <w:proofErr w:type="spellEnd"/>
-      <w:r>
-        <w:rPr>
-          <w:rFonts w:ascii="Times New Roman" w:hAnsi="Times New Roman" w:cs="Times New Roman"/>
-        </w:rPr>
-        <w:t xml:space="preserve"> </w:t>
-      </w:r>
-      <w:proofErr w:type="spellStart"/>
-      <w:r>
-        <w:rPr>
-          <w:rFonts w:ascii="Times New Roman" w:hAnsi="Times New Roman" w:cs="Times New Roman"/>
-        </w:rPr>
-        <w:t>dikonsumsi</w:t>
-      </w:r>
-      <w:proofErr w:type="spellEnd"/>
-      <w:r>
-        <w:rPr>
-          <w:rFonts w:ascii="Times New Roman" w:hAnsi="Times New Roman" w:cs="Times New Roman"/>
-        </w:rPr>
-        <w:t xml:space="preserve"> oleh </w:t>
-      </w:r>
-      <w:proofErr w:type="spellStart"/>
-      <w:r>
-        <w:rPr>
-          <w:rFonts w:ascii="Times New Roman" w:hAnsi="Times New Roman" w:cs="Times New Roman"/>
-        </w:rPr>
-        <w:t>pasien</w:t>
-      </w:r>
-      <w:proofErr w:type="spellEnd"/>
-      <w:r>
-        <w:rPr>
-          <w:rFonts w:ascii="Times New Roman" w:hAnsi="Times New Roman" w:cs="Times New Roman"/>
-        </w:rPr>
-        <w:t xml:space="preserve"> </w:t>
-      </w:r>
-      <w:proofErr w:type="spellStart"/>
-      <w:r>
-        <w:rPr>
-          <w:rFonts w:ascii="Times New Roman" w:hAnsi="Times New Roman" w:cs="Times New Roman"/>
-        </w:rPr>
-        <w:t>baik</w:t>
+        <w:t>disertai</w:t>
+      </w:r>
+      <w:proofErr w:type="spellEnd"/>
+      <w:r>
+        <w:rPr>
+          <w:rFonts w:ascii="Times New Roman" w:hAnsi="Times New Roman" w:cs="Times New Roman"/>
+        </w:rPr>
+        <w:t xml:space="preserve"> </w:t>
+      </w:r>
+      <w:proofErr w:type="spellStart"/>
+      <w:r>
+        <w:rPr>
+          <w:rFonts w:ascii="Times New Roman" w:hAnsi="Times New Roman" w:cs="Times New Roman"/>
+        </w:rPr>
+        <w:t>pemberian</w:t>
+      </w:r>
+      <w:proofErr w:type="spellEnd"/>
+      <w:r>
+        <w:rPr>
+          <w:rFonts w:ascii="Times New Roman" w:hAnsi="Times New Roman" w:cs="Times New Roman"/>
+        </w:rPr>
+        <w:t xml:space="preserve"> </w:t>
+      </w:r>
+      <w:proofErr w:type="spellStart"/>
+      <w:r>
+        <w:rPr>
+          <w:rFonts w:ascii="Times New Roman" w:hAnsi="Times New Roman" w:cs="Times New Roman"/>
+        </w:rPr>
+        <w:t>informasi</w:t>
       </w:r>
       <w:proofErr w:type="spellEnd"/>
       <w:r>
@@ -8713,258 +8106,6 @@
           <w:rFonts w:ascii="Times New Roman" w:hAnsi="Times New Roman" w:cs="Times New Roman"/>
         </w:rPr>
         <w:t>obat</w:t>
-      </w:r>
-      <w:proofErr w:type="spellEnd"/>
-      <w:r>
-        <w:rPr>
-          <w:rFonts w:ascii="Times New Roman" w:hAnsi="Times New Roman" w:cs="Times New Roman"/>
-        </w:rPr>
-        <w:t xml:space="preserve"> </w:t>
-      </w:r>
-      <w:proofErr w:type="spellStart"/>
-      <w:r>
-        <w:rPr>
-          <w:rFonts w:ascii="Times New Roman" w:hAnsi="Times New Roman" w:cs="Times New Roman"/>
-        </w:rPr>
-        <w:t>resep</w:t>
-      </w:r>
-      <w:proofErr w:type="spellEnd"/>
-      <w:r>
-        <w:rPr>
-          <w:rFonts w:ascii="Times New Roman" w:hAnsi="Times New Roman" w:cs="Times New Roman"/>
-        </w:rPr>
-        <w:t xml:space="preserve"> </w:t>
-      </w:r>
-      <w:proofErr w:type="spellStart"/>
-      <w:r>
-        <w:rPr>
-          <w:rFonts w:ascii="Times New Roman" w:hAnsi="Times New Roman" w:cs="Times New Roman"/>
-        </w:rPr>
-        <w:t>maupun</w:t>
-      </w:r>
-      <w:proofErr w:type="spellEnd"/>
-      <w:r>
-        <w:rPr>
-          <w:rFonts w:ascii="Times New Roman" w:hAnsi="Times New Roman" w:cs="Times New Roman"/>
-        </w:rPr>
-        <w:t xml:space="preserve"> </w:t>
-      </w:r>
-      <w:proofErr w:type="spellStart"/>
-      <w:r>
-        <w:rPr>
-          <w:rFonts w:ascii="Times New Roman" w:hAnsi="Times New Roman" w:cs="Times New Roman"/>
-        </w:rPr>
-        <w:t>nonresep</w:t>
-      </w:r>
-      <w:proofErr w:type="spellEnd"/>
-      <w:r>
-        <w:rPr>
-          <w:rFonts w:ascii="Times New Roman" w:hAnsi="Times New Roman" w:cs="Times New Roman"/>
-        </w:rPr>
-        <w:t xml:space="preserve"> </w:t>
-      </w:r>
-      <w:proofErr w:type="spellStart"/>
-      <w:r>
-        <w:rPr>
-          <w:rFonts w:ascii="Times New Roman" w:hAnsi="Times New Roman" w:cs="Times New Roman"/>
-        </w:rPr>
-        <w:t>serta</w:t>
-      </w:r>
-      <w:proofErr w:type="spellEnd"/>
-      <w:r>
-        <w:rPr>
-          <w:rFonts w:ascii="Times New Roman" w:hAnsi="Times New Roman" w:cs="Times New Roman"/>
-        </w:rPr>
-        <w:t xml:space="preserve"> </w:t>
-      </w:r>
-      <w:proofErr w:type="spellStart"/>
-      <w:r>
-        <w:rPr>
-          <w:rFonts w:ascii="Times New Roman" w:hAnsi="Times New Roman" w:cs="Times New Roman"/>
-        </w:rPr>
-        <w:t>swamedikasi</w:t>
-      </w:r>
-      <w:proofErr w:type="spellEnd"/>
-      <w:r>
-        <w:rPr>
-          <w:rFonts w:ascii="Times New Roman" w:hAnsi="Times New Roman" w:cs="Times New Roman"/>
-        </w:rPr>
-        <w:t xml:space="preserve">, yang </w:t>
-      </w:r>
-      <w:proofErr w:type="spellStart"/>
-      <w:r>
-        <w:rPr>
-          <w:rFonts w:ascii="Times New Roman" w:hAnsi="Times New Roman" w:cs="Times New Roman"/>
-        </w:rPr>
-        <w:t>diharapkan</w:t>
-      </w:r>
-      <w:proofErr w:type="spellEnd"/>
-      <w:r>
-        <w:rPr>
-          <w:rFonts w:ascii="Times New Roman" w:hAnsi="Times New Roman" w:cs="Times New Roman"/>
-        </w:rPr>
-        <w:t xml:space="preserve"> </w:t>
-      </w:r>
-      <w:proofErr w:type="spellStart"/>
-      <w:r>
-        <w:rPr>
-          <w:rFonts w:ascii="Times New Roman" w:hAnsi="Times New Roman" w:cs="Times New Roman"/>
-        </w:rPr>
-        <w:t>dapat</w:t>
-      </w:r>
-      <w:proofErr w:type="spellEnd"/>
-      <w:r>
-        <w:rPr>
-          <w:rFonts w:ascii="Times New Roman" w:hAnsi="Times New Roman" w:cs="Times New Roman"/>
-        </w:rPr>
-        <w:t xml:space="preserve"> </w:t>
-      </w:r>
-      <w:proofErr w:type="spellStart"/>
-      <w:r>
-        <w:rPr>
-          <w:rFonts w:ascii="Times New Roman" w:hAnsi="Times New Roman" w:cs="Times New Roman"/>
-        </w:rPr>
-        <w:t>mengedukasi</w:t>
-      </w:r>
-      <w:proofErr w:type="spellEnd"/>
-      <w:r>
-        <w:rPr>
-          <w:rFonts w:ascii="Times New Roman" w:hAnsi="Times New Roman" w:cs="Times New Roman"/>
-        </w:rPr>
-        <w:t xml:space="preserve"> </w:t>
-      </w:r>
-      <w:proofErr w:type="spellStart"/>
-      <w:r>
-        <w:rPr>
-          <w:rFonts w:ascii="Times New Roman" w:hAnsi="Times New Roman" w:cs="Times New Roman"/>
-        </w:rPr>
-        <w:t>oasien</w:t>
-      </w:r>
-      <w:proofErr w:type="spellEnd"/>
-      <w:r>
-        <w:rPr>
-          <w:rFonts w:ascii="Times New Roman" w:hAnsi="Times New Roman" w:cs="Times New Roman"/>
-        </w:rPr>
-        <w:t xml:space="preserve"> agar </w:t>
-      </w:r>
-      <w:proofErr w:type="spellStart"/>
-      <w:r>
-        <w:rPr>
-          <w:rFonts w:ascii="Times New Roman" w:hAnsi="Times New Roman" w:cs="Times New Roman"/>
-        </w:rPr>
-        <w:t>mengkonsumsi</w:t>
-      </w:r>
-      <w:proofErr w:type="spellEnd"/>
-      <w:r>
-        <w:rPr>
-          <w:rFonts w:ascii="Times New Roman" w:hAnsi="Times New Roman" w:cs="Times New Roman"/>
-        </w:rPr>
-        <w:t xml:space="preserve"> </w:t>
-      </w:r>
-      <w:proofErr w:type="spellStart"/>
-      <w:r>
-        <w:rPr>
-          <w:rFonts w:ascii="Times New Roman" w:hAnsi="Times New Roman" w:cs="Times New Roman"/>
-        </w:rPr>
-        <w:t>obat</w:t>
-      </w:r>
-      <w:proofErr w:type="spellEnd"/>
-      <w:r>
-        <w:rPr>
-          <w:rFonts w:ascii="Times New Roman" w:hAnsi="Times New Roman" w:cs="Times New Roman"/>
-        </w:rPr>
-        <w:t xml:space="preserve"> </w:t>
-      </w:r>
-      <w:proofErr w:type="spellStart"/>
-      <w:r>
-        <w:rPr>
-          <w:rFonts w:ascii="Times New Roman" w:hAnsi="Times New Roman" w:cs="Times New Roman"/>
-        </w:rPr>
-        <w:t>dengan</w:t>
-      </w:r>
-      <w:proofErr w:type="spellEnd"/>
-      <w:r>
-        <w:rPr>
-          <w:rFonts w:ascii="Times New Roman" w:hAnsi="Times New Roman" w:cs="Times New Roman"/>
-        </w:rPr>
-        <w:t xml:space="preserve"> </w:t>
-      </w:r>
-      <w:proofErr w:type="spellStart"/>
-      <w:r>
-        <w:rPr>
-          <w:rFonts w:ascii="Times New Roman" w:hAnsi="Times New Roman" w:cs="Times New Roman"/>
-        </w:rPr>
-        <w:t>rasional</w:t>
-      </w:r>
-      <w:proofErr w:type="spellEnd"/>
-      <w:r>
-        <w:rPr>
-          <w:rFonts w:ascii="Times New Roman" w:hAnsi="Times New Roman" w:cs="Times New Roman"/>
-        </w:rPr>
-        <w:t xml:space="preserve"> </w:t>
-      </w:r>
-      <w:proofErr w:type="spellStart"/>
-      <w:r>
-        <w:rPr>
-          <w:rFonts w:ascii="Times New Roman" w:hAnsi="Times New Roman" w:cs="Times New Roman"/>
-        </w:rPr>
-        <w:t>serta</w:t>
-      </w:r>
-      <w:proofErr w:type="spellEnd"/>
-      <w:r>
-        <w:rPr>
-          <w:rFonts w:ascii="Times New Roman" w:hAnsi="Times New Roman" w:cs="Times New Roman"/>
-        </w:rPr>
-        <w:t xml:space="preserve"> </w:t>
-      </w:r>
-      <w:proofErr w:type="spellStart"/>
-      <w:r>
-        <w:rPr>
-          <w:rFonts w:ascii="Times New Roman" w:hAnsi="Times New Roman" w:cs="Times New Roman"/>
-        </w:rPr>
-        <w:t>meningkatkan</w:t>
-      </w:r>
-      <w:proofErr w:type="spellEnd"/>
-      <w:r>
-        <w:rPr>
-          <w:rFonts w:ascii="Times New Roman" w:hAnsi="Times New Roman" w:cs="Times New Roman"/>
-        </w:rPr>
-        <w:t xml:space="preserve"> </w:t>
-      </w:r>
-      <w:proofErr w:type="spellStart"/>
-      <w:r>
-        <w:rPr>
-          <w:rFonts w:ascii="Times New Roman" w:hAnsi="Times New Roman" w:cs="Times New Roman"/>
-        </w:rPr>
-        <w:t>kepatuhan</w:t>
-      </w:r>
-      <w:proofErr w:type="spellEnd"/>
-      <w:r>
-        <w:rPr>
-          <w:rFonts w:ascii="Times New Roman" w:hAnsi="Times New Roman" w:cs="Times New Roman"/>
-        </w:rPr>
-        <w:t xml:space="preserve"> </w:t>
-      </w:r>
-      <w:proofErr w:type="spellStart"/>
-      <w:r>
-        <w:rPr>
-          <w:rFonts w:ascii="Times New Roman" w:hAnsi="Times New Roman" w:cs="Times New Roman"/>
-        </w:rPr>
-        <w:t>minum</w:t>
-      </w:r>
-      <w:proofErr w:type="spellEnd"/>
-      <w:r>
-        <w:rPr>
-          <w:rFonts w:ascii="Times New Roman" w:hAnsi="Times New Roman" w:cs="Times New Roman"/>
-        </w:rPr>
-        <w:t xml:space="preserve"> </w:t>
-      </w:r>
-      <w:proofErr w:type="spellStart"/>
-      <w:r>
-        <w:rPr>
-          <w:rFonts w:ascii="Times New Roman" w:hAnsi="Times New Roman" w:cs="Times New Roman"/>
-        </w:rPr>
-        <w:t>obatnya</w:t>
       </w:r>
       <w:proofErr w:type="spellEnd"/>
       <w:r>
@@ -8986,10 +8127,1170 @@
           <w:szCs w:val="24"/>
         </w:rPr>
       </w:pPr>
-      <w:bookmarkStart w:id="46" w:name="_Toc216874856"/>
-      <w:bookmarkStart w:id="47" w:name="_Toc216875380"/>
-      <w:bookmarkStart w:id="48" w:name="_Toc216875742"/>
-      <w:bookmarkStart w:id="49" w:name="_Toc216876043"/>
+      <w:bookmarkStart w:id="46" w:name="_Toc216874854"/>
+      <w:bookmarkStart w:id="47" w:name="_Toc216875378"/>
+      <w:bookmarkStart w:id="48" w:name="_Toc216875740"/>
+      <w:bookmarkStart w:id="49" w:name="_Toc216876041"/>
+      <w:bookmarkStart w:id="50" w:name="_Toc218598205"/>
+      <w:r>
+        <w:rPr>
+          <w:rFonts w:ascii="Times New Roman" w:hAnsi="Times New Roman" w:cs="Times New Roman"/>
+          <w:color w:val="auto"/>
+          <w:sz w:val="24"/>
+          <w:szCs w:val="24"/>
+        </w:rPr>
+        <w:t xml:space="preserve">c. </w:t>
+      </w:r>
+      <w:proofErr w:type="spellStart"/>
+      <w:r>
+        <w:rPr>
+          <w:rFonts w:ascii="Times New Roman" w:hAnsi="Times New Roman" w:cs="Times New Roman"/>
+          <w:color w:val="auto"/>
+          <w:sz w:val="24"/>
+          <w:szCs w:val="24"/>
+        </w:rPr>
+        <w:t>Pelayanan</w:t>
+      </w:r>
+      <w:proofErr w:type="spellEnd"/>
+      <w:r>
+        <w:rPr>
+          <w:rFonts w:ascii="Times New Roman" w:hAnsi="Times New Roman" w:cs="Times New Roman"/>
+          <w:color w:val="auto"/>
+          <w:sz w:val="24"/>
+          <w:szCs w:val="24"/>
+        </w:rPr>
+        <w:t xml:space="preserve"> </w:t>
+      </w:r>
+      <w:proofErr w:type="spellStart"/>
+      <w:r>
+        <w:rPr>
+          <w:rFonts w:ascii="Times New Roman" w:hAnsi="Times New Roman" w:cs="Times New Roman"/>
+          <w:color w:val="auto"/>
+          <w:sz w:val="24"/>
+          <w:szCs w:val="24"/>
+        </w:rPr>
+        <w:t>Informasi</w:t>
+      </w:r>
+      <w:proofErr w:type="spellEnd"/>
+      <w:r>
+        <w:rPr>
+          <w:rFonts w:ascii="Times New Roman" w:hAnsi="Times New Roman" w:cs="Times New Roman"/>
+          <w:color w:val="auto"/>
+          <w:sz w:val="24"/>
+          <w:szCs w:val="24"/>
+        </w:rPr>
+        <w:t xml:space="preserve"> Obat (PIO)</w:t>
+      </w:r>
+      <w:bookmarkEnd w:id="46"/>
+      <w:bookmarkEnd w:id="47"/>
+      <w:bookmarkEnd w:id="48"/>
+      <w:bookmarkEnd w:id="49"/>
+      <w:bookmarkEnd w:id="50"/>
+      <w:r>
+        <w:rPr>
+          <w:rFonts w:ascii="Times New Roman" w:hAnsi="Times New Roman" w:cs="Times New Roman"/>
+          <w:color w:val="auto"/>
+          <w:sz w:val="24"/>
+          <w:szCs w:val="24"/>
+        </w:rPr>
+        <w:t xml:space="preserve"> </w:t>
+      </w:r>
+    </w:p>
+    <w:p>
+      <w:pPr>
+        <w:ind w:left="851" w:right="510"/>
+        <w:jc w:val="both"/>
+        <w:rPr>
+          <w:rFonts w:ascii="Times New Roman" w:hAnsi="Times New Roman" w:cs="Times New Roman"/>
+        </w:rPr>
+      </w:pPr>
+      <w:proofErr w:type="spellStart"/>
+      <w:r>
+        <w:rPr>
+          <w:rFonts w:ascii="Times New Roman" w:hAnsi="Times New Roman" w:cs="Times New Roman"/>
+        </w:rPr>
+        <w:t>Apoteker</w:t>
+      </w:r>
+      <w:proofErr w:type="spellEnd"/>
+      <w:r>
+        <w:rPr>
+          <w:rFonts w:ascii="Times New Roman" w:hAnsi="Times New Roman" w:cs="Times New Roman"/>
+        </w:rPr>
+        <w:t xml:space="preserve"> </w:t>
+      </w:r>
+      <w:proofErr w:type="spellStart"/>
+      <w:r>
+        <w:rPr>
+          <w:rFonts w:ascii="Times New Roman" w:hAnsi="Times New Roman" w:cs="Times New Roman"/>
+        </w:rPr>
+        <w:t>memberikan</w:t>
+      </w:r>
+      <w:proofErr w:type="spellEnd"/>
+      <w:r>
+        <w:rPr>
+          <w:rFonts w:ascii="Times New Roman" w:hAnsi="Times New Roman" w:cs="Times New Roman"/>
+        </w:rPr>
+        <w:t xml:space="preserve"> </w:t>
+      </w:r>
+      <w:proofErr w:type="spellStart"/>
+      <w:r>
+        <w:rPr>
+          <w:rFonts w:ascii="Times New Roman" w:hAnsi="Times New Roman" w:cs="Times New Roman"/>
+        </w:rPr>
+        <w:t>informasi</w:t>
+      </w:r>
+      <w:proofErr w:type="spellEnd"/>
+      <w:r>
+        <w:rPr>
+          <w:rFonts w:ascii="Times New Roman" w:hAnsi="Times New Roman" w:cs="Times New Roman"/>
+        </w:rPr>
+        <w:t xml:space="preserve"> </w:t>
+      </w:r>
+      <w:proofErr w:type="spellStart"/>
+      <w:r>
+        <w:rPr>
+          <w:rFonts w:ascii="Times New Roman" w:hAnsi="Times New Roman" w:cs="Times New Roman"/>
+        </w:rPr>
+        <w:t>obat</w:t>
+      </w:r>
+      <w:proofErr w:type="spellEnd"/>
+      <w:r>
+        <w:rPr>
+          <w:rFonts w:ascii="Times New Roman" w:hAnsi="Times New Roman" w:cs="Times New Roman"/>
+        </w:rPr>
+        <w:t xml:space="preserve"> </w:t>
+      </w:r>
+      <w:proofErr w:type="spellStart"/>
+      <w:r>
+        <w:rPr>
+          <w:rFonts w:ascii="Times New Roman" w:hAnsi="Times New Roman" w:cs="Times New Roman"/>
+        </w:rPr>
+        <w:t>saat</w:t>
+      </w:r>
+      <w:proofErr w:type="spellEnd"/>
+      <w:r>
+        <w:rPr>
+          <w:rFonts w:ascii="Times New Roman" w:hAnsi="Times New Roman" w:cs="Times New Roman"/>
+        </w:rPr>
+        <w:t xml:space="preserve"> </w:t>
+      </w:r>
+      <w:proofErr w:type="spellStart"/>
+      <w:r>
+        <w:rPr>
+          <w:rFonts w:ascii="Times New Roman" w:hAnsi="Times New Roman" w:cs="Times New Roman"/>
+        </w:rPr>
+        <w:t>penyerahan</w:t>
+      </w:r>
+      <w:proofErr w:type="spellEnd"/>
+      <w:r>
+        <w:rPr>
+          <w:rFonts w:ascii="Times New Roman" w:hAnsi="Times New Roman" w:cs="Times New Roman"/>
+        </w:rPr>
+        <w:t xml:space="preserve"> </w:t>
+      </w:r>
+      <w:proofErr w:type="spellStart"/>
+      <w:r>
+        <w:rPr>
+          <w:rFonts w:ascii="Times New Roman" w:hAnsi="Times New Roman" w:cs="Times New Roman"/>
+        </w:rPr>
+        <w:t>obat</w:t>
+      </w:r>
+      <w:proofErr w:type="spellEnd"/>
+      <w:r>
+        <w:rPr>
+          <w:rFonts w:ascii="Times New Roman" w:hAnsi="Times New Roman" w:cs="Times New Roman"/>
+        </w:rPr>
+        <w:t xml:space="preserve"> </w:t>
+      </w:r>
+      <w:proofErr w:type="spellStart"/>
+      <w:r>
+        <w:rPr>
+          <w:rFonts w:ascii="Times New Roman" w:hAnsi="Times New Roman" w:cs="Times New Roman"/>
+        </w:rPr>
+        <w:t>resep</w:t>
+      </w:r>
+      <w:proofErr w:type="spellEnd"/>
+      <w:r>
+        <w:rPr>
+          <w:rFonts w:ascii="Times New Roman" w:hAnsi="Times New Roman" w:cs="Times New Roman"/>
+        </w:rPr>
+        <w:t xml:space="preserve"> dan non </w:t>
+      </w:r>
+      <w:proofErr w:type="spellStart"/>
+      <w:r>
+        <w:rPr>
+          <w:rFonts w:ascii="Times New Roman" w:hAnsi="Times New Roman" w:cs="Times New Roman"/>
+        </w:rPr>
+        <w:t>resep</w:t>
+      </w:r>
+      <w:proofErr w:type="spellEnd"/>
+      <w:r>
+        <w:rPr>
+          <w:rFonts w:ascii="Times New Roman" w:hAnsi="Times New Roman" w:cs="Times New Roman"/>
+        </w:rPr>
+        <w:t xml:space="preserve"> </w:t>
+      </w:r>
+      <w:proofErr w:type="spellStart"/>
+      <w:r>
+        <w:rPr>
+          <w:rFonts w:ascii="Times New Roman" w:hAnsi="Times New Roman" w:cs="Times New Roman"/>
+        </w:rPr>
+        <w:t>termasuk</w:t>
+      </w:r>
+      <w:proofErr w:type="spellEnd"/>
+      <w:r>
+        <w:rPr>
+          <w:rFonts w:ascii="Times New Roman" w:hAnsi="Times New Roman" w:cs="Times New Roman"/>
+        </w:rPr>
+        <w:t xml:space="preserve"> </w:t>
+      </w:r>
+      <w:proofErr w:type="spellStart"/>
+      <w:r>
+        <w:rPr>
+          <w:rFonts w:ascii="Times New Roman" w:hAnsi="Times New Roman" w:cs="Times New Roman"/>
+        </w:rPr>
+        <w:t>swamedikasi</w:t>
+      </w:r>
+      <w:proofErr w:type="spellEnd"/>
+      <w:r>
+        <w:rPr>
+          <w:rFonts w:ascii="Times New Roman" w:hAnsi="Times New Roman" w:cs="Times New Roman"/>
+        </w:rPr>
+        <w:t xml:space="preserve">, </w:t>
+      </w:r>
+      <w:proofErr w:type="spellStart"/>
+      <w:r>
+        <w:rPr>
+          <w:rFonts w:ascii="Times New Roman" w:hAnsi="Times New Roman" w:cs="Times New Roman"/>
+        </w:rPr>
+        <w:t>terkait</w:t>
+      </w:r>
+      <w:proofErr w:type="spellEnd"/>
+      <w:r>
+        <w:rPr>
+          <w:rFonts w:ascii="Times New Roman" w:hAnsi="Times New Roman" w:cs="Times New Roman"/>
+        </w:rPr>
+        <w:t xml:space="preserve"> </w:t>
+      </w:r>
+      <w:proofErr w:type="spellStart"/>
+      <w:r>
+        <w:rPr>
+          <w:rFonts w:ascii="Times New Roman" w:hAnsi="Times New Roman" w:cs="Times New Roman"/>
+        </w:rPr>
+        <w:t>khasiat</w:t>
+      </w:r>
+      <w:proofErr w:type="spellEnd"/>
+      <w:r>
+        <w:rPr>
+          <w:rFonts w:ascii="Times New Roman" w:hAnsi="Times New Roman" w:cs="Times New Roman"/>
+        </w:rPr>
+        <w:t xml:space="preserve"> dan </w:t>
+      </w:r>
+      <w:proofErr w:type="spellStart"/>
+      <w:r>
+        <w:rPr>
+          <w:rFonts w:ascii="Times New Roman" w:hAnsi="Times New Roman" w:cs="Times New Roman"/>
+        </w:rPr>
+        <w:t>keamanan</w:t>
+      </w:r>
+      <w:proofErr w:type="spellEnd"/>
+      <w:r>
+        <w:rPr>
+          <w:rFonts w:ascii="Times New Roman" w:hAnsi="Times New Roman" w:cs="Times New Roman"/>
+        </w:rPr>
+        <w:t xml:space="preserve"> </w:t>
+      </w:r>
+      <w:proofErr w:type="spellStart"/>
+      <w:r>
+        <w:rPr>
+          <w:rFonts w:ascii="Times New Roman" w:hAnsi="Times New Roman" w:cs="Times New Roman"/>
+        </w:rPr>
+        <w:t>obat</w:t>
+      </w:r>
+      <w:proofErr w:type="spellEnd"/>
+      <w:r>
+        <w:rPr>
+          <w:rFonts w:ascii="Times New Roman" w:hAnsi="Times New Roman" w:cs="Times New Roman"/>
+        </w:rPr>
+        <w:t xml:space="preserve">, </w:t>
+      </w:r>
+      <w:proofErr w:type="spellStart"/>
+      <w:r>
+        <w:rPr>
+          <w:rFonts w:ascii="Times New Roman" w:hAnsi="Times New Roman" w:cs="Times New Roman"/>
+        </w:rPr>
+        <w:t>aturan</w:t>
+      </w:r>
+      <w:proofErr w:type="spellEnd"/>
+      <w:r>
+        <w:rPr>
+          <w:rFonts w:ascii="Times New Roman" w:hAnsi="Times New Roman" w:cs="Times New Roman"/>
+        </w:rPr>
+        <w:t xml:space="preserve"> </w:t>
+      </w:r>
+      <w:proofErr w:type="spellStart"/>
+      <w:r>
+        <w:rPr>
+          <w:rFonts w:ascii="Times New Roman" w:hAnsi="Times New Roman" w:cs="Times New Roman"/>
+        </w:rPr>
+        <w:t>pakai</w:t>
+      </w:r>
+      <w:proofErr w:type="spellEnd"/>
+      <w:r>
+        <w:rPr>
+          <w:rFonts w:ascii="Times New Roman" w:hAnsi="Times New Roman" w:cs="Times New Roman"/>
+        </w:rPr>
+        <w:t xml:space="preserve">, </w:t>
+      </w:r>
+      <w:proofErr w:type="spellStart"/>
+      <w:r>
+        <w:rPr>
+          <w:rFonts w:ascii="Times New Roman" w:hAnsi="Times New Roman" w:cs="Times New Roman"/>
+        </w:rPr>
+        <w:t>penyimpanan</w:t>
+      </w:r>
+      <w:proofErr w:type="spellEnd"/>
+      <w:r>
+        <w:rPr>
+          <w:rFonts w:ascii="Times New Roman" w:hAnsi="Times New Roman" w:cs="Times New Roman"/>
+        </w:rPr>
+        <w:t xml:space="preserve"> </w:t>
+      </w:r>
+      <w:proofErr w:type="spellStart"/>
+      <w:r>
+        <w:rPr>
+          <w:rFonts w:ascii="Times New Roman" w:hAnsi="Times New Roman" w:cs="Times New Roman"/>
+        </w:rPr>
+        <w:t>obat</w:t>
+      </w:r>
+      <w:proofErr w:type="spellEnd"/>
+      <w:r>
+        <w:rPr>
+          <w:rFonts w:ascii="Times New Roman" w:hAnsi="Times New Roman" w:cs="Times New Roman"/>
+        </w:rPr>
+        <w:t xml:space="preserve"> </w:t>
+      </w:r>
+      <w:proofErr w:type="spellStart"/>
+      <w:r>
+        <w:rPr>
+          <w:rFonts w:ascii="Times New Roman" w:hAnsi="Times New Roman" w:cs="Times New Roman"/>
+        </w:rPr>
+        <w:t>serta</w:t>
+      </w:r>
+      <w:proofErr w:type="spellEnd"/>
+      <w:r>
+        <w:rPr>
+          <w:rFonts w:ascii="Times New Roman" w:hAnsi="Times New Roman" w:cs="Times New Roman"/>
+        </w:rPr>
+        <w:t xml:space="preserve"> </w:t>
+      </w:r>
+      <w:proofErr w:type="spellStart"/>
+      <w:r>
+        <w:rPr>
+          <w:rFonts w:ascii="Times New Roman" w:hAnsi="Times New Roman" w:cs="Times New Roman"/>
+        </w:rPr>
+        <w:t>efek</w:t>
+      </w:r>
+      <w:proofErr w:type="spellEnd"/>
+      <w:r>
+        <w:rPr>
+          <w:rFonts w:ascii="Times New Roman" w:hAnsi="Times New Roman" w:cs="Times New Roman"/>
+        </w:rPr>
+        <w:t xml:space="preserve"> </w:t>
+      </w:r>
+      <w:proofErr w:type="spellStart"/>
+      <w:r>
+        <w:rPr>
+          <w:rFonts w:ascii="Times New Roman" w:hAnsi="Times New Roman" w:cs="Times New Roman"/>
+        </w:rPr>
+        <w:t>samping</w:t>
+      </w:r>
+      <w:proofErr w:type="spellEnd"/>
+      <w:r>
+        <w:rPr>
+          <w:rFonts w:ascii="Times New Roman" w:hAnsi="Times New Roman" w:cs="Times New Roman"/>
+        </w:rPr>
+        <w:t xml:space="preserve"> dan </w:t>
+      </w:r>
+      <w:proofErr w:type="spellStart"/>
+      <w:r>
+        <w:rPr>
+          <w:rFonts w:ascii="Times New Roman" w:hAnsi="Times New Roman" w:cs="Times New Roman"/>
+        </w:rPr>
+        <w:t>interaksi</w:t>
+      </w:r>
+      <w:proofErr w:type="spellEnd"/>
+      <w:r>
+        <w:rPr>
+          <w:rFonts w:ascii="Times New Roman" w:hAnsi="Times New Roman" w:cs="Times New Roman"/>
+        </w:rPr>
+        <w:t xml:space="preserve"> </w:t>
+      </w:r>
+      <w:proofErr w:type="spellStart"/>
+      <w:r>
+        <w:rPr>
+          <w:rFonts w:ascii="Times New Roman" w:hAnsi="Times New Roman" w:cs="Times New Roman"/>
+        </w:rPr>
+        <w:t>obat</w:t>
+      </w:r>
+      <w:proofErr w:type="spellEnd"/>
+      <w:r>
+        <w:rPr>
+          <w:rFonts w:ascii="Times New Roman" w:hAnsi="Times New Roman" w:cs="Times New Roman"/>
+        </w:rPr>
+        <w:t xml:space="preserve"> yang </w:t>
+      </w:r>
+      <w:proofErr w:type="spellStart"/>
+      <w:r>
+        <w:rPr>
+          <w:rFonts w:ascii="Times New Roman" w:hAnsi="Times New Roman" w:cs="Times New Roman"/>
+        </w:rPr>
+        <w:t>dapat</w:t>
+      </w:r>
+      <w:proofErr w:type="spellEnd"/>
+      <w:r>
+        <w:rPr>
+          <w:rFonts w:ascii="Times New Roman" w:hAnsi="Times New Roman" w:cs="Times New Roman"/>
+        </w:rPr>
+        <w:t xml:space="preserve"> </w:t>
+      </w:r>
+      <w:proofErr w:type="spellStart"/>
+      <w:r>
+        <w:rPr>
+          <w:rFonts w:ascii="Times New Roman" w:hAnsi="Times New Roman" w:cs="Times New Roman"/>
+        </w:rPr>
+        <w:t>terjadi</w:t>
+      </w:r>
+      <w:proofErr w:type="spellEnd"/>
+      <w:r>
+        <w:rPr>
+          <w:rFonts w:ascii="Times New Roman" w:hAnsi="Times New Roman" w:cs="Times New Roman"/>
+        </w:rPr>
+        <w:t xml:space="preserve"> </w:t>
+      </w:r>
+      <w:proofErr w:type="spellStart"/>
+      <w:r>
+        <w:rPr>
+          <w:rFonts w:ascii="Times New Roman" w:hAnsi="Times New Roman" w:cs="Times New Roman"/>
+        </w:rPr>
+        <w:t>jika</w:t>
+      </w:r>
+      <w:proofErr w:type="spellEnd"/>
+      <w:r>
+        <w:rPr>
+          <w:rFonts w:ascii="Times New Roman" w:hAnsi="Times New Roman" w:cs="Times New Roman"/>
+        </w:rPr>
+        <w:t xml:space="preserve"> </w:t>
+      </w:r>
+      <w:proofErr w:type="spellStart"/>
+      <w:r>
+        <w:rPr>
+          <w:rFonts w:ascii="Times New Roman" w:hAnsi="Times New Roman" w:cs="Times New Roman"/>
+        </w:rPr>
+        <w:t>dikonsumsi</w:t>
+      </w:r>
+      <w:proofErr w:type="spellEnd"/>
+      <w:r>
+        <w:rPr>
+          <w:rFonts w:ascii="Times New Roman" w:hAnsi="Times New Roman" w:cs="Times New Roman"/>
+        </w:rPr>
+        <w:t xml:space="preserve"> </w:t>
+      </w:r>
+      <w:proofErr w:type="spellStart"/>
+      <w:r>
+        <w:rPr>
+          <w:rFonts w:ascii="Times New Roman" w:hAnsi="Times New Roman" w:cs="Times New Roman"/>
+        </w:rPr>
+        <w:t>dengan</w:t>
+      </w:r>
+      <w:proofErr w:type="spellEnd"/>
+      <w:r>
+        <w:rPr>
+          <w:rFonts w:ascii="Times New Roman" w:hAnsi="Times New Roman" w:cs="Times New Roman"/>
+        </w:rPr>
+        <w:t xml:space="preserve"> </w:t>
+      </w:r>
+      <w:proofErr w:type="spellStart"/>
+      <w:r>
+        <w:rPr>
+          <w:rFonts w:ascii="Times New Roman" w:hAnsi="Times New Roman" w:cs="Times New Roman"/>
+        </w:rPr>
+        <w:t>waktu</w:t>
+      </w:r>
+      <w:proofErr w:type="spellEnd"/>
+      <w:r>
+        <w:rPr>
+          <w:rFonts w:ascii="Times New Roman" w:hAnsi="Times New Roman" w:cs="Times New Roman"/>
+        </w:rPr>
+        <w:t xml:space="preserve"> yang </w:t>
+      </w:r>
+      <w:proofErr w:type="spellStart"/>
+      <w:r>
+        <w:rPr>
+          <w:rFonts w:ascii="Times New Roman" w:hAnsi="Times New Roman" w:cs="Times New Roman"/>
+        </w:rPr>
+        <w:t>berdekatan</w:t>
+      </w:r>
+      <w:proofErr w:type="spellEnd"/>
+      <w:r>
+        <w:rPr>
+          <w:rFonts w:ascii="Times New Roman" w:hAnsi="Times New Roman" w:cs="Times New Roman"/>
+        </w:rPr>
+        <w:t xml:space="preserve"> </w:t>
+      </w:r>
+      <w:proofErr w:type="spellStart"/>
+      <w:r>
+        <w:rPr>
+          <w:rFonts w:ascii="Times New Roman" w:hAnsi="Times New Roman" w:cs="Times New Roman"/>
+        </w:rPr>
+        <w:t>dengan</w:t>
+      </w:r>
+      <w:proofErr w:type="spellEnd"/>
+      <w:r>
+        <w:rPr>
+          <w:rFonts w:ascii="Times New Roman" w:hAnsi="Times New Roman" w:cs="Times New Roman"/>
+        </w:rPr>
+        <w:t xml:space="preserve"> </w:t>
+      </w:r>
+      <w:proofErr w:type="spellStart"/>
+      <w:r>
+        <w:rPr>
+          <w:rFonts w:ascii="Times New Roman" w:hAnsi="Times New Roman" w:cs="Times New Roman"/>
+        </w:rPr>
+        <w:t>obatobat</w:t>
+      </w:r>
+      <w:proofErr w:type="spellEnd"/>
+      <w:r>
+        <w:rPr>
+          <w:rFonts w:ascii="Times New Roman" w:hAnsi="Times New Roman" w:cs="Times New Roman"/>
+        </w:rPr>
+        <w:t xml:space="preserve"> lain </w:t>
+      </w:r>
+      <w:proofErr w:type="spellStart"/>
+      <w:r>
+        <w:rPr>
+          <w:rFonts w:ascii="Times New Roman" w:hAnsi="Times New Roman" w:cs="Times New Roman"/>
+        </w:rPr>
+        <w:t>atau</w:t>
+      </w:r>
+      <w:proofErr w:type="spellEnd"/>
+      <w:r>
+        <w:rPr>
+          <w:rFonts w:ascii="Times New Roman" w:hAnsi="Times New Roman" w:cs="Times New Roman"/>
+        </w:rPr>
+        <w:t xml:space="preserve"> </w:t>
+      </w:r>
+      <w:proofErr w:type="spellStart"/>
+      <w:r>
+        <w:rPr>
+          <w:rFonts w:ascii="Times New Roman" w:hAnsi="Times New Roman" w:cs="Times New Roman"/>
+        </w:rPr>
+        <w:t>makanan</w:t>
+      </w:r>
+      <w:proofErr w:type="spellEnd"/>
+      <w:r>
+        <w:rPr>
+          <w:rFonts w:ascii="Times New Roman" w:hAnsi="Times New Roman" w:cs="Times New Roman"/>
+        </w:rPr>
+        <w:t xml:space="preserve"> </w:t>
+      </w:r>
+      <w:proofErr w:type="spellStart"/>
+      <w:r>
+        <w:rPr>
+          <w:rFonts w:ascii="Times New Roman" w:hAnsi="Times New Roman" w:cs="Times New Roman"/>
+        </w:rPr>
+        <w:t>minuman</w:t>
+      </w:r>
+      <w:proofErr w:type="spellEnd"/>
+      <w:r>
+        <w:rPr>
+          <w:rFonts w:ascii="Times New Roman" w:hAnsi="Times New Roman" w:cs="Times New Roman"/>
+        </w:rPr>
+        <w:t xml:space="preserve"> yang </w:t>
+      </w:r>
+      <w:proofErr w:type="spellStart"/>
+      <w:r>
+        <w:rPr>
+          <w:rFonts w:ascii="Times New Roman" w:hAnsi="Times New Roman" w:cs="Times New Roman"/>
+        </w:rPr>
+        <w:t>dikonsumsi</w:t>
+      </w:r>
+      <w:proofErr w:type="spellEnd"/>
+      <w:r>
+        <w:rPr>
+          <w:rFonts w:ascii="Times New Roman" w:hAnsi="Times New Roman" w:cs="Times New Roman"/>
+        </w:rPr>
+        <w:t xml:space="preserve"> oleh </w:t>
+      </w:r>
+      <w:proofErr w:type="spellStart"/>
+      <w:r>
+        <w:rPr>
+          <w:rFonts w:ascii="Times New Roman" w:hAnsi="Times New Roman" w:cs="Times New Roman"/>
+        </w:rPr>
+        <w:t>pasien</w:t>
+      </w:r>
+      <w:proofErr w:type="spellEnd"/>
+      <w:r>
+        <w:rPr>
+          <w:rFonts w:ascii="Times New Roman" w:hAnsi="Times New Roman" w:cs="Times New Roman"/>
+        </w:rPr>
+        <w:t xml:space="preserve"> </w:t>
+      </w:r>
+    </w:p>
+    <w:p>
+      <w:pPr>
+        <w:pStyle w:val="Judul3"/>
+        <w:ind w:left="567"/>
+        <w:jc w:val="both"/>
+        <w:rPr>
+          <w:rFonts w:ascii="Times New Roman" w:hAnsi="Times New Roman" w:cs="Times New Roman"/>
+          <w:color w:val="auto"/>
+          <w:sz w:val="24"/>
+          <w:szCs w:val="24"/>
+        </w:rPr>
+      </w:pPr>
+      <w:bookmarkStart w:id="51" w:name="_Toc216874855"/>
+      <w:bookmarkStart w:id="52" w:name="_Toc216875379"/>
+      <w:bookmarkStart w:id="53" w:name="_Toc216875741"/>
+      <w:bookmarkStart w:id="54" w:name="_Toc216876042"/>
+      <w:bookmarkStart w:id="55" w:name="_Toc218598206"/>
+      <w:r>
+        <w:rPr>
+          <w:rFonts w:ascii="Times New Roman" w:hAnsi="Times New Roman" w:cs="Times New Roman"/>
+          <w:color w:val="auto"/>
+          <w:sz w:val="24"/>
+          <w:szCs w:val="24"/>
+        </w:rPr>
+        <w:t xml:space="preserve">d. </w:t>
+      </w:r>
+      <w:proofErr w:type="spellStart"/>
+      <w:r>
+        <w:rPr>
+          <w:rFonts w:ascii="Times New Roman" w:hAnsi="Times New Roman" w:cs="Times New Roman"/>
+          <w:color w:val="auto"/>
+          <w:sz w:val="24"/>
+          <w:szCs w:val="24"/>
+        </w:rPr>
+        <w:t>Konseling</w:t>
+      </w:r>
+      <w:bookmarkEnd w:id="51"/>
+      <w:bookmarkEnd w:id="52"/>
+      <w:bookmarkEnd w:id="53"/>
+      <w:bookmarkEnd w:id="54"/>
+      <w:bookmarkEnd w:id="55"/>
+      <w:proofErr w:type="spellEnd"/>
+      <w:r>
+        <w:rPr>
+          <w:rFonts w:ascii="Times New Roman" w:hAnsi="Times New Roman" w:cs="Times New Roman"/>
+          <w:color w:val="auto"/>
+          <w:sz w:val="24"/>
+          <w:szCs w:val="24"/>
+        </w:rPr>
+        <w:t xml:space="preserve"> </w:t>
+      </w:r>
+    </w:p>
+    <w:p>
+      <w:pPr>
+        <w:ind w:left="851" w:right="510"/>
+        <w:jc w:val="both"/>
+        <w:rPr>
+          <w:rFonts w:ascii="Times New Roman" w:hAnsi="Times New Roman" w:cs="Times New Roman"/>
+        </w:rPr>
+      </w:pPr>
+      <w:proofErr w:type="spellStart"/>
+      <w:r>
+        <w:rPr>
+          <w:rFonts w:ascii="Times New Roman" w:hAnsi="Times New Roman" w:cs="Times New Roman"/>
+        </w:rPr>
+        <w:t>Apoteker</w:t>
+      </w:r>
+      <w:proofErr w:type="spellEnd"/>
+      <w:r>
+        <w:rPr>
+          <w:rFonts w:ascii="Times New Roman" w:hAnsi="Times New Roman" w:cs="Times New Roman"/>
+        </w:rPr>
+        <w:t xml:space="preserve"> </w:t>
+      </w:r>
+      <w:proofErr w:type="spellStart"/>
+      <w:r>
+        <w:rPr>
+          <w:rFonts w:ascii="Times New Roman" w:hAnsi="Times New Roman" w:cs="Times New Roman"/>
+        </w:rPr>
+        <w:t>melakukan</w:t>
+      </w:r>
+      <w:proofErr w:type="spellEnd"/>
+      <w:r>
+        <w:rPr>
+          <w:rFonts w:ascii="Times New Roman" w:hAnsi="Times New Roman" w:cs="Times New Roman"/>
+        </w:rPr>
+        <w:t xml:space="preserve"> </w:t>
+      </w:r>
+      <w:proofErr w:type="spellStart"/>
+      <w:r>
+        <w:rPr>
+          <w:rFonts w:ascii="Times New Roman" w:hAnsi="Times New Roman" w:cs="Times New Roman"/>
+        </w:rPr>
+        <w:t>komunikasi</w:t>
+      </w:r>
+      <w:proofErr w:type="spellEnd"/>
+      <w:r>
+        <w:rPr>
+          <w:rFonts w:ascii="Times New Roman" w:hAnsi="Times New Roman" w:cs="Times New Roman"/>
+        </w:rPr>
+        <w:t xml:space="preserve"> </w:t>
+      </w:r>
+      <w:proofErr w:type="spellStart"/>
+      <w:r>
+        <w:rPr>
+          <w:rFonts w:ascii="Times New Roman" w:hAnsi="Times New Roman" w:cs="Times New Roman"/>
+        </w:rPr>
+        <w:t>interaktif</w:t>
+      </w:r>
+      <w:proofErr w:type="spellEnd"/>
+      <w:r>
+        <w:rPr>
+          <w:rFonts w:ascii="Times New Roman" w:hAnsi="Times New Roman" w:cs="Times New Roman"/>
+        </w:rPr>
+        <w:t xml:space="preserve"> </w:t>
+      </w:r>
+      <w:proofErr w:type="spellStart"/>
+      <w:r>
+        <w:rPr>
+          <w:rFonts w:ascii="Times New Roman" w:hAnsi="Times New Roman" w:cs="Times New Roman"/>
+        </w:rPr>
+        <w:t>dengan</w:t>
+      </w:r>
+      <w:proofErr w:type="spellEnd"/>
+      <w:r>
+        <w:rPr>
+          <w:rFonts w:ascii="Times New Roman" w:hAnsi="Times New Roman" w:cs="Times New Roman"/>
+        </w:rPr>
+        <w:t xml:space="preserve"> </w:t>
+      </w:r>
+      <w:proofErr w:type="spellStart"/>
+      <w:r>
+        <w:rPr>
+          <w:rFonts w:ascii="Times New Roman" w:hAnsi="Times New Roman" w:cs="Times New Roman"/>
+        </w:rPr>
+        <w:t>pasien</w:t>
+      </w:r>
+      <w:proofErr w:type="spellEnd"/>
+      <w:r>
+        <w:rPr>
+          <w:rFonts w:ascii="Times New Roman" w:hAnsi="Times New Roman" w:cs="Times New Roman"/>
+        </w:rPr>
+        <w:t xml:space="preserve"> </w:t>
+      </w:r>
+      <w:proofErr w:type="spellStart"/>
+      <w:r>
+        <w:rPr>
+          <w:rFonts w:ascii="Times New Roman" w:hAnsi="Times New Roman" w:cs="Times New Roman"/>
+        </w:rPr>
+        <w:t>terkait</w:t>
+      </w:r>
+      <w:proofErr w:type="spellEnd"/>
+      <w:r>
+        <w:rPr>
+          <w:rFonts w:ascii="Times New Roman" w:hAnsi="Times New Roman" w:cs="Times New Roman"/>
+        </w:rPr>
+        <w:t xml:space="preserve"> </w:t>
+      </w:r>
+      <w:proofErr w:type="spellStart"/>
+      <w:r>
+        <w:rPr>
+          <w:rFonts w:ascii="Times New Roman" w:hAnsi="Times New Roman" w:cs="Times New Roman"/>
+        </w:rPr>
+        <w:t>hal-hal</w:t>
+      </w:r>
+      <w:proofErr w:type="spellEnd"/>
+      <w:r>
+        <w:rPr>
+          <w:rFonts w:ascii="Times New Roman" w:hAnsi="Times New Roman" w:cs="Times New Roman"/>
+        </w:rPr>
+        <w:t xml:space="preserve"> </w:t>
+      </w:r>
+      <w:proofErr w:type="spellStart"/>
+      <w:r>
+        <w:rPr>
+          <w:rFonts w:ascii="Times New Roman" w:hAnsi="Times New Roman" w:cs="Times New Roman"/>
+        </w:rPr>
+        <w:t>klinis</w:t>
+      </w:r>
+      <w:proofErr w:type="spellEnd"/>
+      <w:r>
+        <w:rPr>
+          <w:rFonts w:ascii="Times New Roman" w:hAnsi="Times New Roman" w:cs="Times New Roman"/>
+        </w:rPr>
+        <w:t xml:space="preserve"> </w:t>
+      </w:r>
+      <w:proofErr w:type="spellStart"/>
+      <w:r>
+        <w:rPr>
+          <w:rFonts w:ascii="Times New Roman" w:hAnsi="Times New Roman" w:cs="Times New Roman"/>
+        </w:rPr>
+        <w:t>seputar</w:t>
+      </w:r>
+      <w:proofErr w:type="spellEnd"/>
+      <w:r>
+        <w:rPr>
+          <w:rFonts w:ascii="Times New Roman" w:hAnsi="Times New Roman" w:cs="Times New Roman"/>
+        </w:rPr>
+        <w:t xml:space="preserve"> </w:t>
+      </w:r>
+      <w:proofErr w:type="spellStart"/>
+      <w:r>
+        <w:rPr>
+          <w:rFonts w:ascii="Times New Roman" w:hAnsi="Times New Roman" w:cs="Times New Roman"/>
+        </w:rPr>
+        <w:t>obat</w:t>
+      </w:r>
+      <w:proofErr w:type="spellEnd"/>
+      <w:r>
+        <w:rPr>
+          <w:rFonts w:ascii="Times New Roman" w:hAnsi="Times New Roman" w:cs="Times New Roman"/>
+        </w:rPr>
+        <w:t xml:space="preserve"> yang </w:t>
+      </w:r>
+      <w:proofErr w:type="spellStart"/>
+      <w:r>
+        <w:rPr>
+          <w:rFonts w:ascii="Times New Roman" w:hAnsi="Times New Roman" w:cs="Times New Roman"/>
+        </w:rPr>
+        <w:t>akan</w:t>
+      </w:r>
+      <w:proofErr w:type="spellEnd"/>
+      <w:r>
+        <w:rPr>
+          <w:rFonts w:ascii="Times New Roman" w:hAnsi="Times New Roman" w:cs="Times New Roman"/>
+        </w:rPr>
+        <w:t xml:space="preserve"> </w:t>
+      </w:r>
+      <w:proofErr w:type="spellStart"/>
+      <w:r>
+        <w:rPr>
+          <w:rFonts w:ascii="Times New Roman" w:hAnsi="Times New Roman" w:cs="Times New Roman"/>
+        </w:rPr>
+        <w:t>dikonsumsi</w:t>
+      </w:r>
+      <w:proofErr w:type="spellEnd"/>
+      <w:r>
+        <w:rPr>
+          <w:rFonts w:ascii="Times New Roman" w:hAnsi="Times New Roman" w:cs="Times New Roman"/>
+        </w:rPr>
+        <w:t xml:space="preserve"> oleh </w:t>
+      </w:r>
+      <w:proofErr w:type="spellStart"/>
+      <w:r>
+        <w:rPr>
+          <w:rFonts w:ascii="Times New Roman" w:hAnsi="Times New Roman" w:cs="Times New Roman"/>
+        </w:rPr>
+        <w:t>pasien</w:t>
+      </w:r>
+      <w:proofErr w:type="spellEnd"/>
+      <w:r>
+        <w:rPr>
+          <w:rFonts w:ascii="Times New Roman" w:hAnsi="Times New Roman" w:cs="Times New Roman"/>
+        </w:rPr>
+        <w:t xml:space="preserve"> </w:t>
+      </w:r>
+      <w:proofErr w:type="spellStart"/>
+      <w:r>
+        <w:rPr>
+          <w:rFonts w:ascii="Times New Roman" w:hAnsi="Times New Roman" w:cs="Times New Roman"/>
+        </w:rPr>
+        <w:t>baik</w:t>
+      </w:r>
+      <w:proofErr w:type="spellEnd"/>
+      <w:r>
+        <w:rPr>
+          <w:rFonts w:ascii="Times New Roman" w:hAnsi="Times New Roman" w:cs="Times New Roman"/>
+        </w:rPr>
+        <w:t xml:space="preserve"> </w:t>
+      </w:r>
+      <w:proofErr w:type="spellStart"/>
+      <w:r>
+        <w:rPr>
+          <w:rFonts w:ascii="Times New Roman" w:hAnsi="Times New Roman" w:cs="Times New Roman"/>
+        </w:rPr>
+        <w:t>obat</w:t>
+      </w:r>
+      <w:proofErr w:type="spellEnd"/>
+      <w:r>
+        <w:rPr>
+          <w:rFonts w:ascii="Times New Roman" w:hAnsi="Times New Roman" w:cs="Times New Roman"/>
+        </w:rPr>
+        <w:t xml:space="preserve"> </w:t>
+      </w:r>
+      <w:proofErr w:type="spellStart"/>
+      <w:r>
+        <w:rPr>
+          <w:rFonts w:ascii="Times New Roman" w:hAnsi="Times New Roman" w:cs="Times New Roman"/>
+        </w:rPr>
+        <w:t>resep</w:t>
+      </w:r>
+      <w:proofErr w:type="spellEnd"/>
+      <w:r>
+        <w:rPr>
+          <w:rFonts w:ascii="Times New Roman" w:hAnsi="Times New Roman" w:cs="Times New Roman"/>
+        </w:rPr>
+        <w:t xml:space="preserve"> </w:t>
+      </w:r>
+      <w:proofErr w:type="spellStart"/>
+      <w:r>
+        <w:rPr>
+          <w:rFonts w:ascii="Times New Roman" w:hAnsi="Times New Roman" w:cs="Times New Roman"/>
+        </w:rPr>
+        <w:t>maupun</w:t>
+      </w:r>
+      <w:proofErr w:type="spellEnd"/>
+      <w:r>
+        <w:rPr>
+          <w:rFonts w:ascii="Times New Roman" w:hAnsi="Times New Roman" w:cs="Times New Roman"/>
+        </w:rPr>
+        <w:t xml:space="preserve"> </w:t>
+      </w:r>
+      <w:proofErr w:type="spellStart"/>
+      <w:r>
+        <w:rPr>
+          <w:rFonts w:ascii="Times New Roman" w:hAnsi="Times New Roman" w:cs="Times New Roman"/>
+        </w:rPr>
+        <w:t>nonresep</w:t>
+      </w:r>
+      <w:proofErr w:type="spellEnd"/>
+      <w:r>
+        <w:rPr>
+          <w:rFonts w:ascii="Times New Roman" w:hAnsi="Times New Roman" w:cs="Times New Roman"/>
+        </w:rPr>
+        <w:t xml:space="preserve"> </w:t>
+      </w:r>
+      <w:proofErr w:type="spellStart"/>
+      <w:r>
+        <w:rPr>
+          <w:rFonts w:ascii="Times New Roman" w:hAnsi="Times New Roman" w:cs="Times New Roman"/>
+        </w:rPr>
+        <w:t>serta</w:t>
+      </w:r>
+      <w:proofErr w:type="spellEnd"/>
+      <w:r>
+        <w:rPr>
+          <w:rFonts w:ascii="Times New Roman" w:hAnsi="Times New Roman" w:cs="Times New Roman"/>
+        </w:rPr>
+        <w:t xml:space="preserve"> </w:t>
+      </w:r>
+      <w:proofErr w:type="spellStart"/>
+      <w:r>
+        <w:rPr>
+          <w:rFonts w:ascii="Times New Roman" w:hAnsi="Times New Roman" w:cs="Times New Roman"/>
+        </w:rPr>
+        <w:t>swamedikasi</w:t>
+      </w:r>
+      <w:proofErr w:type="spellEnd"/>
+      <w:r>
+        <w:rPr>
+          <w:rFonts w:ascii="Times New Roman" w:hAnsi="Times New Roman" w:cs="Times New Roman"/>
+        </w:rPr>
+        <w:t xml:space="preserve">, yang </w:t>
+      </w:r>
+      <w:proofErr w:type="spellStart"/>
+      <w:r>
+        <w:rPr>
+          <w:rFonts w:ascii="Times New Roman" w:hAnsi="Times New Roman" w:cs="Times New Roman"/>
+        </w:rPr>
+        <w:t>diharapkan</w:t>
+      </w:r>
+      <w:proofErr w:type="spellEnd"/>
+      <w:r>
+        <w:rPr>
+          <w:rFonts w:ascii="Times New Roman" w:hAnsi="Times New Roman" w:cs="Times New Roman"/>
+        </w:rPr>
+        <w:t xml:space="preserve"> </w:t>
+      </w:r>
+      <w:proofErr w:type="spellStart"/>
+      <w:r>
+        <w:rPr>
+          <w:rFonts w:ascii="Times New Roman" w:hAnsi="Times New Roman" w:cs="Times New Roman"/>
+        </w:rPr>
+        <w:t>dapat</w:t>
+      </w:r>
+      <w:proofErr w:type="spellEnd"/>
+      <w:r>
+        <w:rPr>
+          <w:rFonts w:ascii="Times New Roman" w:hAnsi="Times New Roman" w:cs="Times New Roman"/>
+        </w:rPr>
+        <w:t xml:space="preserve"> </w:t>
+      </w:r>
+      <w:proofErr w:type="spellStart"/>
+      <w:r>
+        <w:rPr>
+          <w:rFonts w:ascii="Times New Roman" w:hAnsi="Times New Roman" w:cs="Times New Roman"/>
+        </w:rPr>
+        <w:t>mengedukasi</w:t>
+      </w:r>
+      <w:proofErr w:type="spellEnd"/>
+      <w:r>
+        <w:rPr>
+          <w:rFonts w:ascii="Times New Roman" w:hAnsi="Times New Roman" w:cs="Times New Roman"/>
+        </w:rPr>
+        <w:t xml:space="preserve"> </w:t>
+      </w:r>
+      <w:proofErr w:type="spellStart"/>
+      <w:r>
+        <w:rPr>
+          <w:rFonts w:ascii="Times New Roman" w:hAnsi="Times New Roman" w:cs="Times New Roman"/>
+        </w:rPr>
+        <w:t>oasien</w:t>
+      </w:r>
+      <w:proofErr w:type="spellEnd"/>
+      <w:r>
+        <w:rPr>
+          <w:rFonts w:ascii="Times New Roman" w:hAnsi="Times New Roman" w:cs="Times New Roman"/>
+        </w:rPr>
+        <w:t xml:space="preserve"> agar </w:t>
+      </w:r>
+      <w:proofErr w:type="spellStart"/>
+      <w:r>
+        <w:rPr>
+          <w:rFonts w:ascii="Times New Roman" w:hAnsi="Times New Roman" w:cs="Times New Roman"/>
+        </w:rPr>
+        <w:t>mengkonsumsi</w:t>
+      </w:r>
+      <w:proofErr w:type="spellEnd"/>
+      <w:r>
+        <w:rPr>
+          <w:rFonts w:ascii="Times New Roman" w:hAnsi="Times New Roman" w:cs="Times New Roman"/>
+        </w:rPr>
+        <w:t xml:space="preserve"> </w:t>
+      </w:r>
+      <w:proofErr w:type="spellStart"/>
+      <w:r>
+        <w:rPr>
+          <w:rFonts w:ascii="Times New Roman" w:hAnsi="Times New Roman" w:cs="Times New Roman"/>
+        </w:rPr>
+        <w:t>obat</w:t>
+      </w:r>
+      <w:proofErr w:type="spellEnd"/>
+      <w:r>
+        <w:rPr>
+          <w:rFonts w:ascii="Times New Roman" w:hAnsi="Times New Roman" w:cs="Times New Roman"/>
+        </w:rPr>
+        <w:t xml:space="preserve"> </w:t>
+      </w:r>
+      <w:proofErr w:type="spellStart"/>
+      <w:r>
+        <w:rPr>
+          <w:rFonts w:ascii="Times New Roman" w:hAnsi="Times New Roman" w:cs="Times New Roman"/>
+        </w:rPr>
+        <w:t>dengan</w:t>
+      </w:r>
+      <w:proofErr w:type="spellEnd"/>
+      <w:r>
+        <w:rPr>
+          <w:rFonts w:ascii="Times New Roman" w:hAnsi="Times New Roman" w:cs="Times New Roman"/>
+        </w:rPr>
+        <w:t xml:space="preserve"> </w:t>
+      </w:r>
+      <w:proofErr w:type="spellStart"/>
+      <w:r>
+        <w:rPr>
+          <w:rFonts w:ascii="Times New Roman" w:hAnsi="Times New Roman" w:cs="Times New Roman"/>
+        </w:rPr>
+        <w:t>rasional</w:t>
+      </w:r>
+      <w:proofErr w:type="spellEnd"/>
+      <w:r>
+        <w:rPr>
+          <w:rFonts w:ascii="Times New Roman" w:hAnsi="Times New Roman" w:cs="Times New Roman"/>
+        </w:rPr>
+        <w:t xml:space="preserve"> </w:t>
+      </w:r>
+      <w:proofErr w:type="spellStart"/>
+      <w:r>
+        <w:rPr>
+          <w:rFonts w:ascii="Times New Roman" w:hAnsi="Times New Roman" w:cs="Times New Roman"/>
+        </w:rPr>
+        <w:t>serta</w:t>
+      </w:r>
+      <w:proofErr w:type="spellEnd"/>
+      <w:r>
+        <w:rPr>
+          <w:rFonts w:ascii="Times New Roman" w:hAnsi="Times New Roman" w:cs="Times New Roman"/>
+        </w:rPr>
+        <w:t xml:space="preserve"> </w:t>
+      </w:r>
+      <w:proofErr w:type="spellStart"/>
+      <w:r>
+        <w:rPr>
+          <w:rFonts w:ascii="Times New Roman" w:hAnsi="Times New Roman" w:cs="Times New Roman"/>
+        </w:rPr>
+        <w:t>meningkatkan</w:t>
+      </w:r>
+      <w:proofErr w:type="spellEnd"/>
+      <w:r>
+        <w:rPr>
+          <w:rFonts w:ascii="Times New Roman" w:hAnsi="Times New Roman" w:cs="Times New Roman"/>
+        </w:rPr>
+        <w:t xml:space="preserve"> </w:t>
+      </w:r>
+      <w:proofErr w:type="spellStart"/>
+      <w:r>
+        <w:rPr>
+          <w:rFonts w:ascii="Times New Roman" w:hAnsi="Times New Roman" w:cs="Times New Roman"/>
+        </w:rPr>
+        <w:t>kepatuhan</w:t>
+      </w:r>
+      <w:proofErr w:type="spellEnd"/>
+      <w:r>
+        <w:rPr>
+          <w:rFonts w:ascii="Times New Roman" w:hAnsi="Times New Roman" w:cs="Times New Roman"/>
+        </w:rPr>
+        <w:t xml:space="preserve"> </w:t>
+      </w:r>
+      <w:proofErr w:type="spellStart"/>
+      <w:r>
+        <w:rPr>
+          <w:rFonts w:ascii="Times New Roman" w:hAnsi="Times New Roman" w:cs="Times New Roman"/>
+        </w:rPr>
+        <w:t>minum</w:t>
+      </w:r>
+      <w:proofErr w:type="spellEnd"/>
+      <w:r>
+        <w:rPr>
+          <w:rFonts w:ascii="Times New Roman" w:hAnsi="Times New Roman" w:cs="Times New Roman"/>
+        </w:rPr>
+        <w:t xml:space="preserve"> </w:t>
+      </w:r>
+      <w:proofErr w:type="spellStart"/>
+      <w:r>
+        <w:rPr>
+          <w:rFonts w:ascii="Times New Roman" w:hAnsi="Times New Roman" w:cs="Times New Roman"/>
+        </w:rPr>
+        <w:t>obatnya</w:t>
+      </w:r>
+      <w:proofErr w:type="spellEnd"/>
+      <w:r>
+        <w:rPr>
+          <w:rFonts w:ascii="Times New Roman" w:hAnsi="Times New Roman" w:cs="Times New Roman"/>
+        </w:rPr>
+        <w:t xml:space="preserve">. </w:t>
+      </w:r>
+    </w:p>
+    <w:p>
+      <w:pPr>
+        <w:pStyle w:val="Judul3"/>
+        <w:ind w:left="567"/>
+        <w:jc w:val="both"/>
+        <w:rPr>
+          <w:rFonts w:ascii="Times New Roman" w:hAnsi="Times New Roman" w:cs="Times New Roman"/>
+          <w:color w:val="auto"/>
+          <w:sz w:val="24"/>
+          <w:szCs w:val="24"/>
+        </w:rPr>
+      </w:pPr>
+      <w:bookmarkStart w:id="56" w:name="_Toc216874856"/>
+      <w:bookmarkStart w:id="57" w:name="_Toc216875380"/>
+      <w:bookmarkStart w:id="58" w:name="_Toc216875742"/>
+      <w:bookmarkStart w:id="59" w:name="_Toc216876043"/>
+      <w:bookmarkStart w:id="60" w:name="_Toc218598207"/>
       <w:r>
         <w:rPr>
           <w:rFonts w:ascii="Times New Roman" w:hAnsi="Times New Roman" w:cs="Times New Roman"/>
@@ -9078,10 +9379,11 @@
         </w:rPr>
         <w:t>)</w:t>
       </w:r>
-      <w:bookmarkEnd w:id="46"/>
-      <w:bookmarkEnd w:id="47"/>
-      <w:bookmarkEnd w:id="48"/>
-      <w:bookmarkEnd w:id="49"/>
+      <w:bookmarkEnd w:id="56"/>
+      <w:bookmarkEnd w:id="57"/>
+      <w:bookmarkEnd w:id="58"/>
+      <w:bookmarkEnd w:id="59"/>
+      <w:bookmarkEnd w:id="60"/>
       <w:r>
         <w:rPr>
           <w:rFonts w:ascii="Times New Roman" w:hAnsi="Times New Roman" w:cs="Times New Roman"/>
@@ -9224,10 +9526,11 @@
           <w:szCs w:val="24"/>
         </w:rPr>
       </w:pPr>
-      <w:bookmarkStart w:id="50" w:name="_Toc216874857"/>
-      <w:bookmarkStart w:id="51" w:name="_Toc216875381"/>
-      <w:bookmarkStart w:id="52" w:name="_Toc216875743"/>
-      <w:bookmarkStart w:id="53" w:name="_Toc216876044"/>
+      <w:bookmarkStart w:id="61" w:name="_Toc216874857"/>
+      <w:bookmarkStart w:id="62" w:name="_Toc216875381"/>
+      <w:bookmarkStart w:id="63" w:name="_Toc216875743"/>
+      <w:bookmarkStart w:id="64" w:name="_Toc216876044"/>
+      <w:bookmarkStart w:id="65" w:name="_Toc218598208"/>
       <w:r>
         <w:rPr>
           <w:rFonts w:ascii="Times New Roman" w:hAnsi="Times New Roman" w:cs="Times New Roman"/>
@@ -9297,10 +9600,11 @@
         </w:rPr>
         <w:t xml:space="preserve"> (PTO), dan</w:t>
       </w:r>
-      <w:bookmarkEnd w:id="50"/>
-      <w:bookmarkEnd w:id="51"/>
-      <w:bookmarkEnd w:id="52"/>
-      <w:bookmarkEnd w:id="53"/>
+      <w:bookmarkEnd w:id="61"/>
+      <w:bookmarkEnd w:id="62"/>
+      <w:bookmarkEnd w:id="63"/>
+      <w:bookmarkEnd w:id="64"/>
+      <w:bookmarkEnd w:id="65"/>
       <w:r>
         <w:rPr>
           <w:rFonts w:ascii="Times New Roman" w:hAnsi="Times New Roman" w:cs="Times New Roman"/>
@@ -9767,10 +10071,11 @@
           <w:szCs w:val="24"/>
         </w:rPr>
       </w:pPr>
-      <w:bookmarkStart w:id="54" w:name="_Toc216874858"/>
-      <w:bookmarkStart w:id="55" w:name="_Toc216875382"/>
-      <w:bookmarkStart w:id="56" w:name="_Toc216875744"/>
-      <w:bookmarkStart w:id="57" w:name="_Toc216876045"/>
+      <w:bookmarkStart w:id="66" w:name="_Toc216874858"/>
+      <w:bookmarkStart w:id="67" w:name="_Toc216875382"/>
+      <w:bookmarkStart w:id="68" w:name="_Toc216875744"/>
+      <w:bookmarkStart w:id="69" w:name="_Toc216876045"/>
+      <w:bookmarkStart w:id="70" w:name="_Toc218598209"/>
       <w:r>
         <w:rPr>
           <w:rFonts w:ascii="Times New Roman" w:hAnsi="Times New Roman" w:cs="Times New Roman"/>
@@ -9820,10 +10125,11 @@
         </w:rPr>
         <w:t xml:space="preserve"> Obat (MESO)</w:t>
       </w:r>
-      <w:bookmarkEnd w:id="54"/>
-      <w:bookmarkEnd w:id="55"/>
-      <w:bookmarkEnd w:id="56"/>
-      <w:bookmarkEnd w:id="57"/>
+      <w:bookmarkEnd w:id="66"/>
+      <w:bookmarkEnd w:id="67"/>
+      <w:bookmarkEnd w:id="68"/>
+      <w:bookmarkEnd w:id="69"/>
+      <w:bookmarkEnd w:id="70"/>
       <w:r>
         <w:rPr>
           <w:rFonts w:ascii="Times New Roman" w:hAnsi="Times New Roman" w:cs="Times New Roman"/>
@@ -14845,8 +15151,8 @@
       <w:pPr>
         <w:pStyle w:val="Judul1"/>
       </w:pPr>
-      <w:bookmarkStart w:id="58" w:name="_Toc216875383"/>
-      <w:bookmarkStart w:id="59" w:name="_Toc216876046"/>
+      <w:bookmarkStart w:id="71" w:name="_Toc216875383"/>
+      <w:bookmarkStart w:id="72" w:name="_Toc218598210"/>
       <w:r>
         <w:t xml:space="preserve">Lampiran </w:t>
       </w:r>
@@ -14858,8 +15164,8 @@
       <w:r>
         <w:t xml:space="preserve"> apoteker</w:t>
       </w:r>
-      <w:bookmarkEnd w:id="58"/>
-      <w:bookmarkEnd w:id="59"/>
+      <w:bookmarkEnd w:id="71"/>
+      <w:bookmarkEnd w:id="72"/>
     </w:p>
     <w:p>
       <w:pPr>
@@ -15031,8 +15337,8 @@
         <w:pStyle w:val="Judul1"/>
         <w:ind w:left="0"/>
       </w:pPr>
-      <w:bookmarkStart w:id="60" w:name="_Toc216875384"/>
-      <w:bookmarkStart w:id="61" w:name="_Toc216876047"/>
+      <w:bookmarkStart w:id="73" w:name="_Toc216875384"/>
+      <w:bookmarkStart w:id="74" w:name="_Toc218598211"/>
       <w:r>
         <w:rPr>
           <w:rStyle w:val="Judul1KAR"/>
@@ -15057,8 +15363,8 @@
         </w:rPr>
         <w:t xml:space="preserve"> APOTEKER</w:t>
       </w:r>
-      <w:bookmarkEnd w:id="60"/>
-      <w:bookmarkEnd w:id="61"/>
+      <w:bookmarkEnd w:id="73"/>
+      <w:bookmarkEnd w:id="74"/>
       <w:r>
         <w:object w:dxaOrig="4320" w:dyaOrig="4320" w14:anchorId="24A21F37">
           <v:shapetype id="_x0000_t75" coordsize="21600,21600" o:spt="75" o:preferrelative="t" path="m@4@5l@4@11@9@11@9@5xe" filled="f" stroked="f">
@@ -15080,10 +15386,10 @@
             <v:path o:extrusionok="f" gradientshapeok="t" o:connecttype="rect"/>
             <o:lock v:ext="edit" aspectratio="t"/>
           </v:shapetype>
-          <v:shape id="_x0000_i1025" type="#_x0000_t75" style="width:492pt;height:620.5pt" o:ole="">
+          <v:shape id="_x0000_i1057" type="#_x0000_t75" style="width:492.1pt;height:620.45pt" o:ole="">
             <v:imagedata r:id="rId14" o:title=""/>
           </v:shape>
-          <o:OLEObject Type="Embed" ProgID="FoxitPhantomPDF.FDFDoc" ShapeID="_x0000_i1025" DrawAspect="Content" ObjectID="_1827511687" r:id="rId15"/>
+          <o:OLEObject Type="Embed" ProgID="FoxitPhantomPDF.FDFDoc" ShapeID="_x0000_i1057" DrawAspect="Content" ObjectID="_1829211930" r:id="rId15"/>
         </w:object>
       </w:r>
     </w:p>
@@ -15092,12 +15398,12 @@
         <w:pStyle w:val="Judul1"/>
         <w:ind w:left="0"/>
       </w:pPr>
-      <w:bookmarkStart w:id="62" w:name="_Toc216876048"/>
+      <w:bookmarkStart w:id="75" w:name="_Toc218598212"/>
       <w:r>
         <w:lastRenderedPageBreak/>
         <w:t>LAMPIRAN KTP ASISTEN APOTEKER / TENAGA VOKASI FARMASI</w:t>
       </w:r>
-      <w:bookmarkEnd w:id="62"/>
+      <w:bookmarkEnd w:id="75"/>
     </w:p>
     <w:p>
       <w:pPr>
@@ -15296,12 +15602,12 @@
       <w:pPr>
         <w:pStyle w:val="Judul1"/>
       </w:pPr>
-      <w:bookmarkStart w:id="63" w:name="_Toc216876049"/>
+      <w:bookmarkStart w:id="76" w:name="_Toc218598213"/>
       <w:r>
         <w:lastRenderedPageBreak/>
         <w:t>LAMPIRAN SIKTTK TENAGA VOKASI FARMASI</w:t>
       </w:r>
-      <w:bookmarkEnd w:id="63"/>
+      <w:bookmarkEnd w:id="76"/>
     </w:p>
     <w:p>
       <w:pPr>
@@ -15311,19 +15617,274 @@
       </w:pPr>
       <w:r>
         <w:object w:dxaOrig="9180" w:dyaOrig="14040" w14:anchorId="000738E9">
-          <v:shape id="_x0000_i1026" type="#_x0000_t75" style="width:403.5pt;height:617pt" o:ole="">
+          <v:shape id="_x0000_i1058" type="#_x0000_t75" style="width:403.2pt;height:617.3pt" o:ole="">
             <v:imagedata r:id="rId17" o:title=""/>
           </v:shape>
-          <o:OLEObject Type="Embed" ProgID="FoxitPhantomPDF.FDFDoc" ShapeID="_x0000_i1026" DrawAspect="Content" ObjectID="_1827511688" r:id="rId18"/>
+          <o:OLEObject Type="Embed" ProgID="FoxitPhantomPDF.FDFDoc" ShapeID="_x0000_i1058" DrawAspect="Content" ObjectID="_1829211931" r:id="rId18"/>
         </w:object>
+      </w:r>
+    </w:p>
+    <w:p>
+      <w:pPr>
+        <w:pStyle w:val="Judul1"/>
+        <w:ind w:left="0"/>
+        <w:rPr>
+          <w:noProof/>
+        </w:rPr>
+      </w:pPr>
+      <w:bookmarkStart w:id="77" w:name="_Toc218598214"/>
+      <w:r>
+        <w:rPr>
+          <w:noProof/>
+        </w:rPr>
+        <w:lastRenderedPageBreak/>
+        <w:t>Surat Packlaring Apoteker</w:t>
+      </w:r>
+      <w:bookmarkEnd w:id="77"/>
+    </w:p>
+    <w:p>
+      <w:pPr>
+        <w:spacing w:after="0" w:line="259" w:lineRule="auto"/>
+        <w:ind w:right="427"/>
+        <w:jc w:val="center"/>
+      </w:pPr>
+      <w:r>
+        <w:rPr>
+          <w:noProof/>
+        </w:rPr>
+        <w:drawing>
+          <wp:inline distT="0" distB="0" distL="0" distR="0" wp14:anchorId="1C062D78" wp14:editId="31EE7E1F">
+            <wp:extent cx="4177030" cy="7426022"/>
+            <wp:effectExtent l="0" t="0" r="0" b="3810"/>
+            <wp:docPr id="1907579953" name="Gambar 1"/>
+            <wp:cNvGraphicFramePr>
+              <a:graphicFrameLocks xmlns:a="http://schemas.openxmlformats.org/drawingml/2006/main" noChangeAspect="1"/>
+            </wp:cNvGraphicFramePr>
+            <a:graphic xmlns:a="http://schemas.openxmlformats.org/drawingml/2006/main">
+              <a:graphicData uri="http://schemas.openxmlformats.org/drawingml/2006/picture">
+                <pic:pic xmlns:pic="http://schemas.openxmlformats.org/drawingml/2006/picture">
+                  <pic:nvPicPr>
+                    <pic:cNvPr id="1907579953" name="Gambar 1907579953"/>
+                    <pic:cNvPicPr/>
+                  </pic:nvPicPr>
+                  <pic:blipFill>
+                    <a:blip r:embed="rId19">
+                      <a:extLst>
+                        <a:ext uri="{28A0092B-C50C-407E-A947-70E740481C1C}">
+                          <a14:useLocalDpi xmlns:a14="http://schemas.microsoft.com/office/drawing/2010/main" val="0"/>
+                        </a:ext>
+                      </a:extLst>
+                    </a:blip>
+                    <a:stretch>
+                      <a:fillRect/>
+                    </a:stretch>
+                  </pic:blipFill>
+                  <pic:spPr>
+                    <a:xfrm>
+                      <a:off x="0" y="0"/>
+                      <a:ext cx="4180054" cy="7431398"/>
+                    </a:xfrm>
+                    <a:prstGeom prst="rect">
+                      <a:avLst/>
+                    </a:prstGeom>
+                  </pic:spPr>
+                </pic:pic>
+              </a:graphicData>
+            </a:graphic>
+          </wp:inline>
+        </w:drawing>
+      </w:r>
+    </w:p>
+    <w:p>
+      <w:pPr>
+        <w:spacing w:after="0" w:line="259" w:lineRule="auto"/>
+        <w:ind w:right="427"/>
+        <w:jc w:val="center"/>
+        <w:rPr>
+          <w:noProof/>
+        </w:rPr>
+      </w:pPr>
+    </w:p>
+    <w:p>
+      <w:pPr>
+        <w:spacing w:after="0" w:line="259" w:lineRule="auto"/>
+        <w:ind w:right="427"/>
+        <w:jc w:val="center"/>
+        <w:rPr>
+          <w:noProof/>
+        </w:rPr>
+      </w:pPr>
+    </w:p>
+    <w:p>
+      <w:pPr>
+        <w:spacing w:after="0" w:line="259" w:lineRule="auto"/>
+        <w:ind w:right="427"/>
+        <w:jc w:val="center"/>
+        <w:rPr>
+          <w:noProof/>
+        </w:rPr>
+        <w:sectPr>
+          <w:footerReference w:type="even" r:id="rId20"/>
+          <w:footerReference w:type="default" r:id="rId21"/>
+          <w:footerReference w:type="first" r:id="rId22"/>
+          <w:pgSz w:w="12240" w:h="15840"/>
+          <w:pgMar w:top="1442" w:right="919" w:bottom="1459" w:left="1440" w:header="720" w:footer="717" w:gutter="0"/>
+          <w:cols w:space="720"/>
+        </w:sectPr>
+      </w:pPr>
+    </w:p>
+    <w:p>
+      <w:pPr>
+        <w:spacing w:after="0" w:line="259" w:lineRule="auto"/>
+        <w:ind w:right="427"/>
+        <w:jc w:val="center"/>
+        <w:rPr>
+          <w:noProof/>
+        </w:rPr>
+      </w:pPr>
+    </w:p>
+    <w:p>
+      <w:pPr>
+        <w:spacing w:after="0" w:line="259" w:lineRule="auto"/>
+        <w:ind w:right="427"/>
+        <w:jc w:val="center"/>
+        <w:rPr>
+          <w:noProof/>
+        </w:rPr>
+      </w:pPr>
+    </w:p>
+    <w:p>
+      <w:pPr>
+        <w:pStyle w:val="Judul1"/>
+        <w:rPr>
+          <w:noProof/>
+        </w:rPr>
+      </w:pPr>
+      <w:bookmarkStart w:id="78" w:name="_Toc218598215"/>
+      <w:r>
+        <w:rPr>
+          <w:noProof/>
+        </w:rPr>
+        <w:t>IJAZAH APOTEKER</w:t>
+      </w:r>
+      <w:bookmarkEnd w:id="78"/>
+    </w:p>
+    <w:p>
+      <w:pPr>
+        <w:spacing w:after="0" w:line="259" w:lineRule="auto"/>
+        <w:ind w:right="427"/>
+        <w:jc w:val="center"/>
+      </w:pPr>
+      <w:r>
+        <w:rPr>
+          <w:noProof/>
+        </w:rPr>
+        <w:drawing>
+          <wp:inline distT="0" distB="0" distL="0" distR="0" wp14:anchorId="3731EAEC" wp14:editId="7ADA5510">
+            <wp:extent cx="5259924" cy="6891184"/>
+            <wp:effectExtent l="3493" t="0" r="1587" b="1588"/>
+            <wp:docPr id="273785779" name="Gambar 2" descr="Sebuah gambar berisi teks, kertas, surat, Tidak bisa&#10;&#10;Konten yang dihasilkan AI mungkin salah."/>
+            <wp:cNvGraphicFramePr>
+              <a:graphicFrameLocks xmlns:a="http://schemas.openxmlformats.org/drawingml/2006/main" noChangeAspect="1"/>
+            </wp:cNvGraphicFramePr>
+            <a:graphic xmlns:a="http://schemas.openxmlformats.org/drawingml/2006/main">
+              <a:graphicData uri="http://schemas.openxmlformats.org/drawingml/2006/picture">
+                <pic:pic xmlns:pic="http://schemas.openxmlformats.org/drawingml/2006/picture">
+                  <pic:nvPicPr>
+                    <pic:cNvPr id="273785779" name="Gambar 2" descr="Sebuah gambar berisi teks, kertas, surat, Tidak bisa&#10;&#10;Konten yang dihasilkan AI mungkin salah."/>
+                    <pic:cNvPicPr/>
+                  </pic:nvPicPr>
+                  <pic:blipFill>
+                    <a:blip r:embed="rId23" cstate="print">
+                      <a:extLst>
+                        <a:ext uri="{28A0092B-C50C-407E-A947-70E740481C1C}">
+                          <a14:useLocalDpi xmlns:a14="http://schemas.microsoft.com/office/drawing/2010/main" val="0"/>
+                        </a:ext>
+                      </a:extLst>
+                    </a:blip>
+                    <a:stretch>
+                      <a:fillRect/>
+                    </a:stretch>
+                  </pic:blipFill>
+                  <pic:spPr>
+                    <a:xfrm rot="16200000">
+                      <a:off x="0" y="0"/>
+                      <a:ext cx="5262519" cy="6894584"/>
+                    </a:xfrm>
+                    <a:prstGeom prst="rect">
+                      <a:avLst/>
+                    </a:prstGeom>
+                  </pic:spPr>
+                </pic:pic>
+              </a:graphicData>
+            </a:graphic>
+          </wp:inline>
+        </w:drawing>
+      </w:r>
+    </w:p>
+    <w:p>
+      <w:pPr>
+        <w:pStyle w:val="Judul1"/>
+        <w:ind w:left="0"/>
+      </w:pPr>
+      <w:bookmarkStart w:id="79" w:name="_Toc218598216"/>
+      <w:r>
+        <w:lastRenderedPageBreak/>
+        <w:t>IJAZAH TENAGA VOKASI FARMASI</w:t>
+      </w:r>
+      <w:bookmarkEnd w:id="79"/>
+    </w:p>
+    <w:p>
+      <w:r>
+        <w:rPr>
+          <w:noProof/>
+        </w:rPr>
+        <w:drawing>
+          <wp:inline distT="0" distB="0" distL="0" distR="0" wp14:anchorId="4DDEA943" wp14:editId="582D5D9B">
+            <wp:extent cx="7633252" cy="5426963"/>
+            <wp:effectExtent l="0" t="0" r="6350" b="2540"/>
+            <wp:docPr id="312662342" name="Gambar 5" descr="Sebuah gambar berisi teks, cuplikan layar, Wajah manusia&#10;&#10;Konten yang dihasilkan AI mungkin salah."/>
+            <wp:cNvGraphicFramePr>
+              <a:graphicFrameLocks xmlns:a="http://schemas.openxmlformats.org/drawingml/2006/main" noChangeAspect="1"/>
+            </wp:cNvGraphicFramePr>
+            <a:graphic xmlns:a="http://schemas.openxmlformats.org/drawingml/2006/main">
+              <a:graphicData uri="http://schemas.openxmlformats.org/drawingml/2006/picture">
+                <pic:pic xmlns:pic="http://schemas.openxmlformats.org/drawingml/2006/picture">
+                  <pic:nvPicPr>
+                    <pic:cNvPr id="312662342" name="Gambar 5" descr="Sebuah gambar berisi teks, cuplikan layar, Wajah manusia&#10;&#10;Konten yang dihasilkan AI mungkin salah."/>
+                    <pic:cNvPicPr/>
+                  </pic:nvPicPr>
+                  <pic:blipFill>
+                    <a:blip r:embed="rId24" cstate="print">
+                      <a:extLst>
+                        <a:ext uri="{28A0092B-C50C-407E-A947-70E740481C1C}">
+                          <a14:useLocalDpi xmlns:a14="http://schemas.microsoft.com/office/drawing/2010/main" val="0"/>
+                        </a:ext>
+                      </a:extLst>
+                    </a:blip>
+                    <a:stretch>
+                      <a:fillRect/>
+                    </a:stretch>
+                  </pic:blipFill>
+                  <pic:spPr>
+                    <a:xfrm>
+                      <a:off x="0" y="0"/>
+                      <a:ext cx="7635323" cy="5428436"/>
+                    </a:xfrm>
+                    <a:prstGeom prst="rect">
+                      <a:avLst/>
+                    </a:prstGeom>
+                  </pic:spPr>
+                </pic:pic>
+              </a:graphicData>
+            </a:graphic>
+          </wp:inline>
+        </w:drawing>
       </w:r>
     </w:p>
     <w:sectPr>
-      <w:footerReference w:type="even" r:id="rId19"/>
-      <w:footerReference w:type="default" r:id="rId20"/>
-      <w:footerReference w:type="first" r:id="rId21"/>
-      <w:pgSz w:w="12240" w:h="15840"/>
-      <w:pgMar w:top="1442" w:right="919" w:bottom="1459" w:left="1440" w:header="720" w:footer="717" w:gutter="0"/>
+      <w:pgSz w:w="15840" w:h="12240" w:orient="landscape"/>
+      <w:pgMar w:top="1440" w:right="1440" w:bottom="919" w:left="1457" w:header="720" w:footer="714" w:gutter="0"/>
       <w:cols w:space="720"/>
     </w:sectPr>
   </w:body>
